--- a/plantilla_Copia_de_Territorio_1_rellena_2.docx
+++ b/plantilla_Copia_de_Territorio_1_rellena_2.docx
@@ -85,7 +85,7 @@
     <w:tbl>
       <w:tblPr>
         <w:tblStyle w:val="TableNormal"/>
-        <w:tblW w:w="0" w:type="auto"/>
+        <w:tblW w:w="10701" w:type="dxa"/>
         <w:tblInd w:w="184" w:type="dxa"/>
         <w:tblBorders>
           <w:top w:val="single" w:sz="24" w:space="0" w:color="000000"/>
@@ -102,13 +102,13 @@
         <w:gridCol w:w="779"/>
         <w:gridCol w:w="1134"/>
         <w:gridCol w:w="1139"/>
-        <w:gridCol w:w="1071"/>
-        <w:gridCol w:w="1066"/>
-        <w:gridCol w:w="1071"/>
-        <w:gridCol w:w="1066"/>
-        <w:gridCol w:w="1071"/>
-        <w:gridCol w:w="1066"/>
-        <w:gridCol w:w="1071"/>
+        <w:gridCol w:w="1129"/>
+        <w:gridCol w:w="1008"/>
+        <w:gridCol w:w="1260"/>
+        <w:gridCol w:w="877"/>
+        <w:gridCol w:w="1249"/>
+        <w:gridCol w:w="888"/>
+        <w:gridCol w:w="1238"/>
       </w:tblGrid>
       <w:tr>
         <w:trPr>
@@ -269,7 +269,7 @@
         </w:tc>
         <w:tc>
           <w:tcPr>
-            <w:tcW w:w="2210" w:type="dxa"/>
+            <w:tcW w:w="2268" w:type="dxa"/>
             <w:gridSpan w:val="2"/>
             <w:tcBorders>
               <w:bottom w:val="single" w:sz="4" w:space="0" w:color="000000"/>
@@ -313,7 +313,7 @@
         </w:tc>
         <w:tc>
           <w:tcPr>
-            <w:tcW w:w="2137" w:type="dxa"/>
+            <w:tcW w:w="2268" w:type="dxa"/>
             <w:gridSpan w:val="2"/>
             <w:tcBorders>
               <w:left w:val="single" w:sz="12" w:space="0" w:color="000000"/>
@@ -358,7 +358,7 @@
         </w:tc>
         <w:tc>
           <w:tcPr>
-            <w:tcW w:w="2137" w:type="dxa"/>
+            <w:tcW w:w="2126" w:type="dxa"/>
             <w:gridSpan w:val="2"/>
             <w:tcBorders>
               <w:left w:val="single" w:sz="12" w:space="0" w:color="000000"/>
@@ -403,7 +403,7 @@
         </w:tc>
         <w:tc>
           <w:tcPr>
-            <w:tcW w:w="2137" w:type="dxa"/>
+            <w:tcW w:w="2126" w:type="dxa"/>
             <w:gridSpan w:val="2"/>
             <w:tcBorders>
               <w:left w:val="single" w:sz="12" w:space="0" w:color="000000"/>
@@ -578,7 +578,7 @@
         </w:tc>
         <w:tc>
           <w:tcPr>
-            <w:tcW w:w="1071" w:type="dxa"/>
+            <w:tcW w:w="1129" w:type="dxa"/>
             <w:tcBorders>
               <w:top w:val="single" w:sz="4" w:space="0" w:color="000000"/>
               <w:left w:val="single" w:sz="4" w:space="0" w:color="000000"/>
@@ -663,7 +663,7 @@
         </w:tc>
         <w:tc>
           <w:tcPr>
-            <w:tcW w:w="1066" w:type="dxa"/>
+            <w:tcW w:w="1008" w:type="dxa"/>
             <w:tcBorders>
               <w:top w:val="single" w:sz="4" w:space="0" w:color="000000"/>
               <w:left w:val="single" w:sz="12" w:space="0" w:color="000000"/>
@@ -750,7 +750,7 @@
         </w:tc>
         <w:tc>
           <w:tcPr>
-            <w:tcW w:w="1071" w:type="dxa"/>
+            <w:tcW w:w="1260" w:type="dxa"/>
             <w:tcBorders>
               <w:top w:val="single" w:sz="4" w:space="0" w:color="000000"/>
               <w:left w:val="single" w:sz="4" w:space="0" w:color="000000"/>
@@ -835,7 +835,7 @@
         </w:tc>
         <w:tc>
           <w:tcPr>
-            <w:tcW w:w="1066" w:type="dxa"/>
+            <w:tcW w:w="877" w:type="dxa"/>
             <w:tcBorders>
               <w:top w:val="single" w:sz="4" w:space="0" w:color="000000"/>
               <w:left w:val="single" w:sz="12" w:space="0" w:color="000000"/>
@@ -922,7 +922,7 @@
         </w:tc>
         <w:tc>
           <w:tcPr>
-            <w:tcW w:w="1071" w:type="dxa"/>
+            <w:tcW w:w="1249" w:type="dxa"/>
             <w:tcBorders>
               <w:top w:val="single" w:sz="4" w:space="0" w:color="000000"/>
               <w:left w:val="single" w:sz="4" w:space="0" w:color="000000"/>
@@ -1007,7 +1007,7 @@
         </w:tc>
         <w:tc>
           <w:tcPr>
-            <w:tcW w:w="1066" w:type="dxa"/>
+            <w:tcW w:w="888" w:type="dxa"/>
             <w:tcBorders>
               <w:top w:val="single" w:sz="4" w:space="0" w:color="000000"/>
               <w:left w:val="single" w:sz="12" w:space="0" w:color="000000"/>
@@ -1094,7 +1094,7 @@
         </w:tc>
         <w:tc>
           <w:tcPr>
-            <w:tcW w:w="1071" w:type="dxa"/>
+            <w:tcW w:w="1238" w:type="dxa"/>
             <w:tcBorders>
               <w:top w:val="single" w:sz="4" w:space="0" w:color="000000"/>
               <w:left w:val="single" w:sz="4" w:space="0" w:color="000000"/>
@@ -1217,7 +1217,7 @@
         </w:tc>
         <w:tc>
           <w:tcPr>
-            <w:tcW w:w="2210" w:type="dxa"/>
+            <w:tcW w:w="2268" w:type="dxa"/>
             <w:gridSpan w:val="2"/>
             <w:tcBorders>
               <w:top w:val="single" w:sz="12" w:space="0" w:color="000000"/>
@@ -1233,7 +1233,7 @@
         </w:tc>
         <w:tc>
           <w:tcPr>
-            <w:tcW w:w="2137" w:type="dxa"/>
+            <w:tcW w:w="2268" w:type="dxa"/>
             <w:gridSpan w:val="2"/>
             <w:tcBorders>
               <w:top w:val="single" w:sz="12" w:space="0" w:color="000000"/>
@@ -1250,7 +1250,7 @@
         </w:tc>
         <w:tc>
           <w:tcPr>
-            <w:tcW w:w="2137" w:type="dxa"/>
+            <w:tcW w:w="2126" w:type="dxa"/>
             <w:gridSpan w:val="2"/>
             <w:tcBorders>
               <w:top w:val="single" w:sz="12" w:space="0" w:color="000000"/>
@@ -1267,7 +1267,7 @@
         </w:tc>
         <w:tc>
           <w:tcPr>
-            <w:tcW w:w="2137" w:type="dxa"/>
+            <w:tcW w:w="2126" w:type="dxa"/>
             <w:gridSpan w:val="2"/>
             <w:tcBorders>
               <w:top w:val="single" w:sz="12" w:space="0" w:color="000000"/>
@@ -1333,13 +1333,11 @@
               <w:right w:val="single" w:sz="4" w:space="0" w:color="000000"/>
             </w:tcBorders>
           </w:tcPr>
-          <w:p>
-            <w:r/>
-          </w:p>
-        </w:tc>
-        <w:tc>
-          <w:tcPr>
-            <w:tcW w:w="1071" w:type="dxa"/>
+          <w:p/>
+        </w:tc>
+        <w:tc>
+          <w:tcPr>
+            <w:tcW w:w="1129" w:type="dxa"/>
             <w:tcBorders>
               <w:top w:val="single" w:sz="4" w:space="0" w:color="000000"/>
               <w:left w:val="single" w:sz="4" w:space="0" w:color="000000"/>
@@ -1355,21 +1353,19 @@
         </w:tc>
         <w:tc>
           <w:tcPr>
-            <w:tcW w:w="1066" w:type="dxa"/>
-            <w:tcBorders>
-              <w:top w:val="single" w:sz="4" w:space="0" w:color="000000"/>
-              <w:left w:val="single" w:sz="12" w:space="0" w:color="000000"/>
-              <w:bottom w:val="single" w:sz="12" w:space="0" w:color="000000"/>
-              <w:right w:val="single" w:sz="4" w:space="0" w:color="000000"/>
-            </w:tcBorders>
-          </w:tcPr>
-          <w:p>
-            <w:r/>
-          </w:p>
-        </w:tc>
-        <w:tc>
-          <w:tcPr>
-            <w:tcW w:w="1071" w:type="dxa"/>
+            <w:tcW w:w="1008" w:type="dxa"/>
+            <w:tcBorders>
+              <w:top w:val="single" w:sz="4" w:space="0" w:color="000000"/>
+              <w:left w:val="single" w:sz="12" w:space="0" w:color="000000"/>
+              <w:bottom w:val="single" w:sz="12" w:space="0" w:color="000000"/>
+              <w:right w:val="single" w:sz="4" w:space="0" w:color="000000"/>
+            </w:tcBorders>
+          </w:tcPr>
+          <w:p/>
+        </w:tc>
+        <w:tc>
+          <w:tcPr>
+            <w:tcW w:w="1260" w:type="dxa"/>
             <w:tcBorders>
               <w:top w:val="single" w:sz="4" w:space="0" w:color="000000"/>
               <w:left w:val="single" w:sz="4" w:space="0" w:color="000000"/>
@@ -1385,21 +1381,19 @@
         </w:tc>
         <w:tc>
           <w:tcPr>
-            <w:tcW w:w="1066" w:type="dxa"/>
-            <w:tcBorders>
-              <w:top w:val="single" w:sz="4" w:space="0" w:color="000000"/>
-              <w:left w:val="single" w:sz="12" w:space="0" w:color="000000"/>
-              <w:bottom w:val="single" w:sz="12" w:space="0" w:color="000000"/>
-              <w:right w:val="single" w:sz="4" w:space="0" w:color="000000"/>
-            </w:tcBorders>
-          </w:tcPr>
-          <w:p>
-            <w:r/>
-          </w:p>
-        </w:tc>
-        <w:tc>
-          <w:tcPr>
-            <w:tcW w:w="1071" w:type="dxa"/>
+            <w:tcW w:w="877" w:type="dxa"/>
+            <w:tcBorders>
+              <w:top w:val="single" w:sz="4" w:space="0" w:color="000000"/>
+              <w:left w:val="single" w:sz="12" w:space="0" w:color="000000"/>
+              <w:bottom w:val="single" w:sz="12" w:space="0" w:color="000000"/>
+              <w:right w:val="single" w:sz="4" w:space="0" w:color="000000"/>
+            </w:tcBorders>
+          </w:tcPr>
+          <w:p/>
+        </w:tc>
+        <w:tc>
+          <w:tcPr>
+            <w:tcW w:w="1249" w:type="dxa"/>
             <w:tcBorders>
               <w:top w:val="single" w:sz="4" w:space="0" w:color="000000"/>
               <w:left w:val="single" w:sz="4" w:space="0" w:color="000000"/>
@@ -1415,21 +1409,19 @@
         </w:tc>
         <w:tc>
           <w:tcPr>
-            <w:tcW w:w="1066" w:type="dxa"/>
-            <w:tcBorders>
-              <w:top w:val="single" w:sz="4" w:space="0" w:color="000000"/>
-              <w:left w:val="single" w:sz="12" w:space="0" w:color="000000"/>
-              <w:bottom w:val="single" w:sz="12" w:space="0" w:color="000000"/>
-              <w:right w:val="single" w:sz="4" w:space="0" w:color="000000"/>
-            </w:tcBorders>
-          </w:tcPr>
-          <w:p>
-            <w:r/>
-          </w:p>
-        </w:tc>
-        <w:tc>
-          <w:tcPr>
-            <w:tcW w:w="1071" w:type="dxa"/>
+            <w:tcW w:w="888" w:type="dxa"/>
+            <w:tcBorders>
+              <w:top w:val="single" w:sz="4" w:space="0" w:color="000000"/>
+              <w:left w:val="single" w:sz="12" w:space="0" w:color="000000"/>
+              <w:bottom w:val="single" w:sz="12" w:space="0" w:color="000000"/>
+              <w:right w:val="single" w:sz="4" w:space="0" w:color="000000"/>
+            </w:tcBorders>
+          </w:tcPr>
+          <w:p/>
+        </w:tc>
+        <w:tc>
+          <w:tcPr>
+            <w:tcW w:w="1238" w:type="dxa"/>
             <w:tcBorders>
               <w:top w:val="single" w:sz="4" w:space="0" w:color="000000"/>
               <w:left w:val="single" w:sz="4" w:space="0" w:color="000000"/>
@@ -1483,7 +1475,7 @@
         </w:tc>
         <w:tc>
           <w:tcPr>
-            <w:tcW w:w="2210" w:type="dxa"/>
+            <w:tcW w:w="2268" w:type="dxa"/>
             <w:gridSpan w:val="2"/>
             <w:tcBorders>
               <w:top w:val="single" w:sz="12" w:space="0" w:color="000000"/>
@@ -1499,7 +1491,7 @@
         </w:tc>
         <w:tc>
           <w:tcPr>
-            <w:tcW w:w="2137" w:type="dxa"/>
+            <w:tcW w:w="2268" w:type="dxa"/>
             <w:gridSpan w:val="2"/>
             <w:tcBorders>
               <w:top w:val="single" w:sz="12" w:space="0" w:color="000000"/>
@@ -1516,7 +1508,7 @@
         </w:tc>
         <w:tc>
           <w:tcPr>
-            <w:tcW w:w="2137" w:type="dxa"/>
+            <w:tcW w:w="2126" w:type="dxa"/>
             <w:gridSpan w:val="2"/>
             <w:tcBorders>
               <w:top w:val="single" w:sz="12" w:space="0" w:color="000000"/>
@@ -1533,7 +1525,7 @@
         </w:tc>
         <w:tc>
           <w:tcPr>
-            <w:tcW w:w="2137" w:type="dxa"/>
+            <w:tcW w:w="2126" w:type="dxa"/>
             <w:gridSpan w:val="2"/>
             <w:tcBorders>
               <w:top w:val="single" w:sz="12" w:space="0" w:color="000000"/>
@@ -1599,13 +1591,11 @@
               <w:right w:val="single" w:sz="4" w:space="0" w:color="000000"/>
             </w:tcBorders>
           </w:tcPr>
-          <w:p>
-            <w:r/>
-          </w:p>
-        </w:tc>
-        <w:tc>
-          <w:tcPr>
-            <w:tcW w:w="1071" w:type="dxa"/>
+          <w:p/>
+        </w:tc>
+        <w:tc>
+          <w:tcPr>
+            <w:tcW w:w="1129" w:type="dxa"/>
             <w:tcBorders>
               <w:top w:val="single" w:sz="4" w:space="0" w:color="000000"/>
               <w:left w:val="single" w:sz="4" w:space="0" w:color="000000"/>
@@ -1621,21 +1611,19 @@
         </w:tc>
         <w:tc>
           <w:tcPr>
-            <w:tcW w:w="1066" w:type="dxa"/>
-            <w:tcBorders>
-              <w:top w:val="single" w:sz="4" w:space="0" w:color="000000"/>
-              <w:left w:val="single" w:sz="12" w:space="0" w:color="000000"/>
-              <w:bottom w:val="single" w:sz="12" w:space="0" w:color="000000"/>
-              <w:right w:val="single" w:sz="4" w:space="0" w:color="000000"/>
-            </w:tcBorders>
-          </w:tcPr>
-          <w:p>
-            <w:r/>
-          </w:p>
-        </w:tc>
-        <w:tc>
-          <w:tcPr>
-            <w:tcW w:w="1071" w:type="dxa"/>
+            <w:tcW w:w="1008" w:type="dxa"/>
+            <w:tcBorders>
+              <w:top w:val="single" w:sz="4" w:space="0" w:color="000000"/>
+              <w:left w:val="single" w:sz="12" w:space="0" w:color="000000"/>
+              <w:bottom w:val="single" w:sz="12" w:space="0" w:color="000000"/>
+              <w:right w:val="single" w:sz="4" w:space="0" w:color="000000"/>
+            </w:tcBorders>
+          </w:tcPr>
+          <w:p/>
+        </w:tc>
+        <w:tc>
+          <w:tcPr>
+            <w:tcW w:w="1260" w:type="dxa"/>
             <w:tcBorders>
               <w:top w:val="single" w:sz="4" w:space="0" w:color="000000"/>
               <w:left w:val="single" w:sz="4" w:space="0" w:color="000000"/>
@@ -1651,21 +1639,19 @@
         </w:tc>
         <w:tc>
           <w:tcPr>
-            <w:tcW w:w="1066" w:type="dxa"/>
-            <w:tcBorders>
-              <w:top w:val="single" w:sz="4" w:space="0" w:color="000000"/>
-              <w:left w:val="single" w:sz="12" w:space="0" w:color="000000"/>
-              <w:bottom w:val="single" w:sz="12" w:space="0" w:color="000000"/>
-              <w:right w:val="single" w:sz="4" w:space="0" w:color="000000"/>
-            </w:tcBorders>
-          </w:tcPr>
-          <w:p>
-            <w:r/>
-          </w:p>
-        </w:tc>
-        <w:tc>
-          <w:tcPr>
-            <w:tcW w:w="1071" w:type="dxa"/>
+            <w:tcW w:w="877" w:type="dxa"/>
+            <w:tcBorders>
+              <w:top w:val="single" w:sz="4" w:space="0" w:color="000000"/>
+              <w:left w:val="single" w:sz="12" w:space="0" w:color="000000"/>
+              <w:bottom w:val="single" w:sz="12" w:space="0" w:color="000000"/>
+              <w:right w:val="single" w:sz="4" w:space="0" w:color="000000"/>
+            </w:tcBorders>
+          </w:tcPr>
+          <w:p/>
+        </w:tc>
+        <w:tc>
+          <w:tcPr>
+            <w:tcW w:w="1249" w:type="dxa"/>
             <w:tcBorders>
               <w:top w:val="single" w:sz="4" w:space="0" w:color="000000"/>
               <w:left w:val="single" w:sz="4" w:space="0" w:color="000000"/>
@@ -1681,21 +1667,19 @@
         </w:tc>
         <w:tc>
           <w:tcPr>
-            <w:tcW w:w="1066" w:type="dxa"/>
-            <w:tcBorders>
-              <w:top w:val="single" w:sz="4" w:space="0" w:color="000000"/>
-              <w:left w:val="single" w:sz="12" w:space="0" w:color="000000"/>
-              <w:bottom w:val="single" w:sz="12" w:space="0" w:color="000000"/>
-              <w:right w:val="single" w:sz="4" w:space="0" w:color="000000"/>
-            </w:tcBorders>
-          </w:tcPr>
-          <w:p>
-            <w:r/>
-          </w:p>
-        </w:tc>
-        <w:tc>
-          <w:tcPr>
-            <w:tcW w:w="1071" w:type="dxa"/>
+            <w:tcW w:w="888" w:type="dxa"/>
+            <w:tcBorders>
+              <w:top w:val="single" w:sz="4" w:space="0" w:color="000000"/>
+              <w:left w:val="single" w:sz="12" w:space="0" w:color="000000"/>
+              <w:bottom w:val="single" w:sz="12" w:space="0" w:color="000000"/>
+              <w:right w:val="single" w:sz="4" w:space="0" w:color="000000"/>
+            </w:tcBorders>
+          </w:tcPr>
+          <w:p/>
+        </w:tc>
+        <w:tc>
+          <w:tcPr>
+            <w:tcW w:w="1238" w:type="dxa"/>
             <w:tcBorders>
               <w:top w:val="single" w:sz="4" w:space="0" w:color="000000"/>
               <w:left w:val="single" w:sz="4" w:space="0" w:color="000000"/>
@@ -1749,7 +1733,7 @@
         </w:tc>
         <w:tc>
           <w:tcPr>
-            <w:tcW w:w="2210" w:type="dxa"/>
+            <w:tcW w:w="2268" w:type="dxa"/>
             <w:gridSpan w:val="2"/>
             <w:tcBorders>
               <w:top w:val="single" w:sz="12" w:space="0" w:color="000000"/>
@@ -1765,7 +1749,7 @@
         </w:tc>
         <w:tc>
           <w:tcPr>
-            <w:tcW w:w="2137" w:type="dxa"/>
+            <w:tcW w:w="2268" w:type="dxa"/>
             <w:gridSpan w:val="2"/>
             <w:tcBorders>
               <w:top w:val="single" w:sz="12" w:space="0" w:color="000000"/>
@@ -1782,7 +1766,7 @@
         </w:tc>
         <w:tc>
           <w:tcPr>
-            <w:tcW w:w="2137" w:type="dxa"/>
+            <w:tcW w:w="2126" w:type="dxa"/>
             <w:gridSpan w:val="2"/>
             <w:tcBorders>
               <w:top w:val="single" w:sz="12" w:space="0" w:color="000000"/>
@@ -1799,7 +1783,7 @@
         </w:tc>
         <w:tc>
           <w:tcPr>
-            <w:tcW w:w="2137" w:type="dxa"/>
+            <w:tcW w:w="2126" w:type="dxa"/>
             <w:gridSpan w:val="2"/>
             <w:tcBorders>
               <w:top w:val="single" w:sz="12" w:space="0" w:color="000000"/>
@@ -1865,13 +1849,11 @@
               <w:right w:val="single" w:sz="4" w:space="0" w:color="000000"/>
             </w:tcBorders>
           </w:tcPr>
-          <w:p>
-            <w:r/>
-          </w:p>
-        </w:tc>
-        <w:tc>
-          <w:tcPr>
-            <w:tcW w:w="1071" w:type="dxa"/>
+          <w:p/>
+        </w:tc>
+        <w:tc>
+          <w:tcPr>
+            <w:tcW w:w="1129" w:type="dxa"/>
             <w:tcBorders>
               <w:top w:val="single" w:sz="4" w:space="0" w:color="000000"/>
               <w:left w:val="single" w:sz="4" w:space="0" w:color="000000"/>
@@ -1887,21 +1869,19 @@
         </w:tc>
         <w:tc>
           <w:tcPr>
-            <w:tcW w:w="1066" w:type="dxa"/>
-            <w:tcBorders>
-              <w:top w:val="single" w:sz="4" w:space="0" w:color="000000"/>
-              <w:left w:val="single" w:sz="12" w:space="0" w:color="000000"/>
-              <w:bottom w:val="single" w:sz="12" w:space="0" w:color="000000"/>
-              <w:right w:val="single" w:sz="4" w:space="0" w:color="000000"/>
-            </w:tcBorders>
-          </w:tcPr>
-          <w:p>
-            <w:r/>
-          </w:p>
-        </w:tc>
-        <w:tc>
-          <w:tcPr>
-            <w:tcW w:w="1071" w:type="dxa"/>
+            <w:tcW w:w="1008" w:type="dxa"/>
+            <w:tcBorders>
+              <w:top w:val="single" w:sz="4" w:space="0" w:color="000000"/>
+              <w:left w:val="single" w:sz="12" w:space="0" w:color="000000"/>
+              <w:bottom w:val="single" w:sz="12" w:space="0" w:color="000000"/>
+              <w:right w:val="single" w:sz="4" w:space="0" w:color="000000"/>
+            </w:tcBorders>
+          </w:tcPr>
+          <w:p/>
+        </w:tc>
+        <w:tc>
+          <w:tcPr>
+            <w:tcW w:w="1260" w:type="dxa"/>
             <w:tcBorders>
               <w:top w:val="single" w:sz="4" w:space="0" w:color="000000"/>
               <w:left w:val="single" w:sz="4" w:space="0" w:color="000000"/>
@@ -1917,21 +1897,19 @@
         </w:tc>
         <w:tc>
           <w:tcPr>
-            <w:tcW w:w="1066" w:type="dxa"/>
-            <w:tcBorders>
-              <w:top w:val="single" w:sz="4" w:space="0" w:color="000000"/>
-              <w:left w:val="single" w:sz="12" w:space="0" w:color="000000"/>
-              <w:bottom w:val="single" w:sz="12" w:space="0" w:color="000000"/>
-              <w:right w:val="single" w:sz="4" w:space="0" w:color="000000"/>
-            </w:tcBorders>
-          </w:tcPr>
-          <w:p>
-            <w:r/>
-          </w:p>
-        </w:tc>
-        <w:tc>
-          <w:tcPr>
-            <w:tcW w:w="1071" w:type="dxa"/>
+            <w:tcW w:w="877" w:type="dxa"/>
+            <w:tcBorders>
+              <w:top w:val="single" w:sz="4" w:space="0" w:color="000000"/>
+              <w:left w:val="single" w:sz="12" w:space="0" w:color="000000"/>
+              <w:bottom w:val="single" w:sz="12" w:space="0" w:color="000000"/>
+              <w:right w:val="single" w:sz="4" w:space="0" w:color="000000"/>
+            </w:tcBorders>
+          </w:tcPr>
+          <w:p/>
+        </w:tc>
+        <w:tc>
+          <w:tcPr>
+            <w:tcW w:w="1249" w:type="dxa"/>
             <w:tcBorders>
               <w:top w:val="single" w:sz="4" w:space="0" w:color="000000"/>
               <w:left w:val="single" w:sz="4" w:space="0" w:color="000000"/>
@@ -1947,21 +1925,19 @@
         </w:tc>
         <w:tc>
           <w:tcPr>
-            <w:tcW w:w="1066" w:type="dxa"/>
-            <w:tcBorders>
-              <w:top w:val="single" w:sz="4" w:space="0" w:color="000000"/>
-              <w:left w:val="single" w:sz="12" w:space="0" w:color="000000"/>
-              <w:bottom w:val="single" w:sz="12" w:space="0" w:color="000000"/>
-              <w:right w:val="single" w:sz="4" w:space="0" w:color="000000"/>
-            </w:tcBorders>
-          </w:tcPr>
-          <w:p>
-            <w:r/>
-          </w:p>
-        </w:tc>
-        <w:tc>
-          <w:tcPr>
-            <w:tcW w:w="1071" w:type="dxa"/>
+            <w:tcW w:w="888" w:type="dxa"/>
+            <w:tcBorders>
+              <w:top w:val="single" w:sz="4" w:space="0" w:color="000000"/>
+              <w:left w:val="single" w:sz="12" w:space="0" w:color="000000"/>
+              <w:bottom w:val="single" w:sz="12" w:space="0" w:color="000000"/>
+              <w:right w:val="single" w:sz="4" w:space="0" w:color="000000"/>
+            </w:tcBorders>
+          </w:tcPr>
+          <w:p/>
+        </w:tc>
+        <w:tc>
+          <w:tcPr>
+            <w:tcW w:w="1238" w:type="dxa"/>
             <w:tcBorders>
               <w:top w:val="single" w:sz="4" w:space="0" w:color="000000"/>
               <w:left w:val="single" w:sz="4" w:space="0" w:color="000000"/>
@@ -2015,7 +1991,7 @@
         </w:tc>
         <w:tc>
           <w:tcPr>
-            <w:tcW w:w="2210" w:type="dxa"/>
+            <w:tcW w:w="2268" w:type="dxa"/>
             <w:gridSpan w:val="2"/>
             <w:tcBorders>
               <w:top w:val="single" w:sz="12" w:space="0" w:color="000000"/>
@@ -2031,7 +2007,7 @@
         </w:tc>
         <w:tc>
           <w:tcPr>
-            <w:tcW w:w="2137" w:type="dxa"/>
+            <w:tcW w:w="2268" w:type="dxa"/>
             <w:gridSpan w:val="2"/>
             <w:tcBorders>
               <w:top w:val="single" w:sz="12" w:space="0" w:color="000000"/>
@@ -2048,7 +2024,7 @@
         </w:tc>
         <w:tc>
           <w:tcPr>
-            <w:tcW w:w="2137" w:type="dxa"/>
+            <w:tcW w:w="2126" w:type="dxa"/>
             <w:gridSpan w:val="2"/>
             <w:tcBorders>
               <w:top w:val="single" w:sz="12" w:space="0" w:color="000000"/>
@@ -2065,7 +2041,7 @@
         </w:tc>
         <w:tc>
           <w:tcPr>
-            <w:tcW w:w="2137" w:type="dxa"/>
+            <w:tcW w:w="2126" w:type="dxa"/>
             <w:gridSpan w:val="2"/>
             <w:tcBorders>
               <w:top w:val="single" w:sz="12" w:space="0" w:color="000000"/>
@@ -2131,13 +2107,11 @@
               <w:right w:val="single" w:sz="4" w:space="0" w:color="000000"/>
             </w:tcBorders>
           </w:tcPr>
-          <w:p>
-            <w:r/>
-          </w:p>
-        </w:tc>
-        <w:tc>
-          <w:tcPr>
-            <w:tcW w:w="1071" w:type="dxa"/>
+          <w:p/>
+        </w:tc>
+        <w:tc>
+          <w:tcPr>
+            <w:tcW w:w="1129" w:type="dxa"/>
             <w:tcBorders>
               <w:top w:val="single" w:sz="4" w:space="0" w:color="000000"/>
               <w:left w:val="single" w:sz="4" w:space="0" w:color="000000"/>
@@ -2153,21 +2127,19 @@
         </w:tc>
         <w:tc>
           <w:tcPr>
-            <w:tcW w:w="1066" w:type="dxa"/>
-            <w:tcBorders>
-              <w:top w:val="single" w:sz="4" w:space="0" w:color="000000"/>
-              <w:left w:val="single" w:sz="12" w:space="0" w:color="000000"/>
-              <w:bottom w:val="single" w:sz="12" w:space="0" w:color="000000"/>
-              <w:right w:val="single" w:sz="4" w:space="0" w:color="000000"/>
-            </w:tcBorders>
-          </w:tcPr>
-          <w:p>
-            <w:r/>
-          </w:p>
-        </w:tc>
-        <w:tc>
-          <w:tcPr>
-            <w:tcW w:w="1071" w:type="dxa"/>
+            <w:tcW w:w="1008" w:type="dxa"/>
+            <w:tcBorders>
+              <w:top w:val="single" w:sz="4" w:space="0" w:color="000000"/>
+              <w:left w:val="single" w:sz="12" w:space="0" w:color="000000"/>
+              <w:bottom w:val="single" w:sz="12" w:space="0" w:color="000000"/>
+              <w:right w:val="single" w:sz="4" w:space="0" w:color="000000"/>
+            </w:tcBorders>
+          </w:tcPr>
+          <w:p/>
+        </w:tc>
+        <w:tc>
+          <w:tcPr>
+            <w:tcW w:w="1260" w:type="dxa"/>
             <w:tcBorders>
               <w:top w:val="single" w:sz="4" w:space="0" w:color="000000"/>
               <w:left w:val="single" w:sz="4" w:space="0" w:color="000000"/>
@@ -2183,21 +2155,19 @@
         </w:tc>
         <w:tc>
           <w:tcPr>
-            <w:tcW w:w="1066" w:type="dxa"/>
-            <w:tcBorders>
-              <w:top w:val="single" w:sz="4" w:space="0" w:color="000000"/>
-              <w:left w:val="single" w:sz="12" w:space="0" w:color="000000"/>
-              <w:bottom w:val="single" w:sz="12" w:space="0" w:color="000000"/>
-              <w:right w:val="single" w:sz="4" w:space="0" w:color="000000"/>
-            </w:tcBorders>
-          </w:tcPr>
-          <w:p>
-            <w:r/>
-          </w:p>
-        </w:tc>
-        <w:tc>
-          <w:tcPr>
-            <w:tcW w:w="1071" w:type="dxa"/>
+            <w:tcW w:w="877" w:type="dxa"/>
+            <w:tcBorders>
+              <w:top w:val="single" w:sz="4" w:space="0" w:color="000000"/>
+              <w:left w:val="single" w:sz="12" w:space="0" w:color="000000"/>
+              <w:bottom w:val="single" w:sz="12" w:space="0" w:color="000000"/>
+              <w:right w:val="single" w:sz="4" w:space="0" w:color="000000"/>
+            </w:tcBorders>
+          </w:tcPr>
+          <w:p/>
+        </w:tc>
+        <w:tc>
+          <w:tcPr>
+            <w:tcW w:w="1249" w:type="dxa"/>
             <w:tcBorders>
               <w:top w:val="single" w:sz="4" w:space="0" w:color="000000"/>
               <w:left w:val="single" w:sz="4" w:space="0" w:color="000000"/>
@@ -2213,21 +2183,19 @@
         </w:tc>
         <w:tc>
           <w:tcPr>
-            <w:tcW w:w="1066" w:type="dxa"/>
-            <w:tcBorders>
-              <w:top w:val="single" w:sz="4" w:space="0" w:color="000000"/>
-              <w:left w:val="single" w:sz="12" w:space="0" w:color="000000"/>
-              <w:bottom w:val="single" w:sz="12" w:space="0" w:color="000000"/>
-              <w:right w:val="single" w:sz="4" w:space="0" w:color="000000"/>
-            </w:tcBorders>
-          </w:tcPr>
-          <w:p>
-            <w:r/>
-          </w:p>
-        </w:tc>
-        <w:tc>
-          <w:tcPr>
-            <w:tcW w:w="1071" w:type="dxa"/>
+            <w:tcW w:w="888" w:type="dxa"/>
+            <w:tcBorders>
+              <w:top w:val="single" w:sz="4" w:space="0" w:color="000000"/>
+              <w:left w:val="single" w:sz="12" w:space="0" w:color="000000"/>
+              <w:bottom w:val="single" w:sz="12" w:space="0" w:color="000000"/>
+              <w:right w:val="single" w:sz="4" w:space="0" w:color="000000"/>
+            </w:tcBorders>
+          </w:tcPr>
+          <w:p/>
+        </w:tc>
+        <w:tc>
+          <w:tcPr>
+            <w:tcW w:w="1238" w:type="dxa"/>
             <w:tcBorders>
               <w:top w:val="single" w:sz="4" w:space="0" w:color="000000"/>
               <w:left w:val="single" w:sz="4" w:space="0" w:color="000000"/>
@@ -2281,7 +2249,7 @@
         </w:tc>
         <w:tc>
           <w:tcPr>
-            <w:tcW w:w="2210" w:type="dxa"/>
+            <w:tcW w:w="2268" w:type="dxa"/>
             <w:gridSpan w:val="2"/>
             <w:tcBorders>
               <w:top w:val="single" w:sz="12" w:space="0" w:color="000000"/>
@@ -2297,7 +2265,7 @@
         </w:tc>
         <w:tc>
           <w:tcPr>
-            <w:tcW w:w="2137" w:type="dxa"/>
+            <w:tcW w:w="2268" w:type="dxa"/>
             <w:gridSpan w:val="2"/>
             <w:tcBorders>
               <w:top w:val="single" w:sz="12" w:space="0" w:color="000000"/>
@@ -2314,7 +2282,7 @@
         </w:tc>
         <w:tc>
           <w:tcPr>
-            <w:tcW w:w="2137" w:type="dxa"/>
+            <w:tcW w:w="2126" w:type="dxa"/>
             <w:gridSpan w:val="2"/>
             <w:tcBorders>
               <w:top w:val="single" w:sz="12" w:space="0" w:color="000000"/>
@@ -2331,7 +2299,7 @@
         </w:tc>
         <w:tc>
           <w:tcPr>
-            <w:tcW w:w="2137" w:type="dxa"/>
+            <w:tcW w:w="2126" w:type="dxa"/>
             <w:gridSpan w:val="2"/>
             <w:tcBorders>
               <w:top w:val="single" w:sz="12" w:space="0" w:color="000000"/>
@@ -2397,13 +2365,11 @@
               <w:right w:val="single" w:sz="4" w:space="0" w:color="000000"/>
             </w:tcBorders>
           </w:tcPr>
-          <w:p>
-            <w:r/>
-          </w:p>
-        </w:tc>
-        <w:tc>
-          <w:tcPr>
-            <w:tcW w:w="1071" w:type="dxa"/>
+          <w:p/>
+        </w:tc>
+        <w:tc>
+          <w:tcPr>
+            <w:tcW w:w="1129" w:type="dxa"/>
             <w:tcBorders>
               <w:top w:val="single" w:sz="4" w:space="0" w:color="000000"/>
               <w:left w:val="single" w:sz="4" w:space="0" w:color="000000"/>
@@ -2419,21 +2385,19 @@
         </w:tc>
         <w:tc>
           <w:tcPr>
-            <w:tcW w:w="1066" w:type="dxa"/>
-            <w:tcBorders>
-              <w:top w:val="single" w:sz="4" w:space="0" w:color="000000"/>
-              <w:left w:val="single" w:sz="12" w:space="0" w:color="000000"/>
-              <w:bottom w:val="single" w:sz="12" w:space="0" w:color="000000"/>
-              <w:right w:val="single" w:sz="4" w:space="0" w:color="000000"/>
-            </w:tcBorders>
-          </w:tcPr>
-          <w:p>
-            <w:r/>
-          </w:p>
-        </w:tc>
-        <w:tc>
-          <w:tcPr>
-            <w:tcW w:w="1071" w:type="dxa"/>
+            <w:tcW w:w="1008" w:type="dxa"/>
+            <w:tcBorders>
+              <w:top w:val="single" w:sz="4" w:space="0" w:color="000000"/>
+              <w:left w:val="single" w:sz="12" w:space="0" w:color="000000"/>
+              <w:bottom w:val="single" w:sz="12" w:space="0" w:color="000000"/>
+              <w:right w:val="single" w:sz="4" w:space="0" w:color="000000"/>
+            </w:tcBorders>
+          </w:tcPr>
+          <w:p/>
+        </w:tc>
+        <w:tc>
+          <w:tcPr>
+            <w:tcW w:w="1260" w:type="dxa"/>
             <w:tcBorders>
               <w:top w:val="single" w:sz="4" w:space="0" w:color="000000"/>
               <w:left w:val="single" w:sz="4" w:space="0" w:color="000000"/>
@@ -2449,21 +2413,19 @@
         </w:tc>
         <w:tc>
           <w:tcPr>
-            <w:tcW w:w="1066" w:type="dxa"/>
-            <w:tcBorders>
-              <w:top w:val="single" w:sz="4" w:space="0" w:color="000000"/>
-              <w:left w:val="single" w:sz="12" w:space="0" w:color="000000"/>
-              <w:bottom w:val="single" w:sz="12" w:space="0" w:color="000000"/>
-              <w:right w:val="single" w:sz="4" w:space="0" w:color="000000"/>
-            </w:tcBorders>
-          </w:tcPr>
-          <w:p>
-            <w:r/>
-          </w:p>
-        </w:tc>
-        <w:tc>
-          <w:tcPr>
-            <w:tcW w:w="1071" w:type="dxa"/>
+            <w:tcW w:w="877" w:type="dxa"/>
+            <w:tcBorders>
+              <w:top w:val="single" w:sz="4" w:space="0" w:color="000000"/>
+              <w:left w:val="single" w:sz="12" w:space="0" w:color="000000"/>
+              <w:bottom w:val="single" w:sz="12" w:space="0" w:color="000000"/>
+              <w:right w:val="single" w:sz="4" w:space="0" w:color="000000"/>
+            </w:tcBorders>
+          </w:tcPr>
+          <w:p/>
+        </w:tc>
+        <w:tc>
+          <w:tcPr>
+            <w:tcW w:w="1249" w:type="dxa"/>
             <w:tcBorders>
               <w:top w:val="single" w:sz="4" w:space="0" w:color="000000"/>
               <w:left w:val="single" w:sz="4" w:space="0" w:color="000000"/>
@@ -2479,21 +2441,19 @@
         </w:tc>
         <w:tc>
           <w:tcPr>
-            <w:tcW w:w="1066" w:type="dxa"/>
-            <w:tcBorders>
-              <w:top w:val="single" w:sz="4" w:space="0" w:color="000000"/>
-              <w:left w:val="single" w:sz="12" w:space="0" w:color="000000"/>
-              <w:bottom w:val="single" w:sz="12" w:space="0" w:color="000000"/>
-              <w:right w:val="single" w:sz="4" w:space="0" w:color="000000"/>
-            </w:tcBorders>
-          </w:tcPr>
-          <w:p>
-            <w:r/>
-          </w:p>
-        </w:tc>
-        <w:tc>
-          <w:tcPr>
-            <w:tcW w:w="1071" w:type="dxa"/>
+            <w:tcW w:w="888" w:type="dxa"/>
+            <w:tcBorders>
+              <w:top w:val="single" w:sz="4" w:space="0" w:color="000000"/>
+              <w:left w:val="single" w:sz="12" w:space="0" w:color="000000"/>
+              <w:bottom w:val="single" w:sz="12" w:space="0" w:color="000000"/>
+              <w:right w:val="single" w:sz="4" w:space="0" w:color="000000"/>
+            </w:tcBorders>
+          </w:tcPr>
+          <w:p/>
+        </w:tc>
+        <w:tc>
+          <w:tcPr>
+            <w:tcW w:w="1238" w:type="dxa"/>
             <w:tcBorders>
               <w:top w:val="single" w:sz="4" w:space="0" w:color="000000"/>
               <w:left w:val="single" w:sz="4" w:space="0" w:color="000000"/>
@@ -2547,7 +2507,7 @@
         </w:tc>
         <w:tc>
           <w:tcPr>
-            <w:tcW w:w="2210" w:type="dxa"/>
+            <w:tcW w:w="2268" w:type="dxa"/>
             <w:gridSpan w:val="2"/>
             <w:tcBorders>
               <w:top w:val="single" w:sz="12" w:space="0" w:color="000000"/>
@@ -2563,7 +2523,7 @@
         </w:tc>
         <w:tc>
           <w:tcPr>
-            <w:tcW w:w="2137" w:type="dxa"/>
+            <w:tcW w:w="2268" w:type="dxa"/>
             <w:gridSpan w:val="2"/>
             <w:tcBorders>
               <w:top w:val="single" w:sz="12" w:space="0" w:color="000000"/>
@@ -2580,7 +2540,7 @@
         </w:tc>
         <w:tc>
           <w:tcPr>
-            <w:tcW w:w="2137" w:type="dxa"/>
+            <w:tcW w:w="2126" w:type="dxa"/>
             <w:gridSpan w:val="2"/>
             <w:tcBorders>
               <w:top w:val="single" w:sz="12" w:space="0" w:color="000000"/>
@@ -2597,7 +2557,7 @@
         </w:tc>
         <w:tc>
           <w:tcPr>
-            <w:tcW w:w="2137" w:type="dxa"/>
+            <w:tcW w:w="2126" w:type="dxa"/>
             <w:gridSpan w:val="2"/>
             <w:tcBorders>
               <w:top w:val="single" w:sz="12" w:space="0" w:color="000000"/>
@@ -2663,13 +2623,11 @@
               <w:right w:val="single" w:sz="4" w:space="0" w:color="000000"/>
             </w:tcBorders>
           </w:tcPr>
-          <w:p>
-            <w:r/>
-          </w:p>
-        </w:tc>
-        <w:tc>
-          <w:tcPr>
-            <w:tcW w:w="1071" w:type="dxa"/>
+          <w:p/>
+        </w:tc>
+        <w:tc>
+          <w:tcPr>
+            <w:tcW w:w="1129" w:type="dxa"/>
             <w:tcBorders>
               <w:top w:val="single" w:sz="4" w:space="0" w:color="000000"/>
               <w:left w:val="single" w:sz="4" w:space="0" w:color="000000"/>
@@ -2685,21 +2643,19 @@
         </w:tc>
         <w:tc>
           <w:tcPr>
-            <w:tcW w:w="1066" w:type="dxa"/>
-            <w:tcBorders>
-              <w:top w:val="single" w:sz="4" w:space="0" w:color="000000"/>
-              <w:left w:val="single" w:sz="12" w:space="0" w:color="000000"/>
-              <w:bottom w:val="single" w:sz="12" w:space="0" w:color="000000"/>
-              <w:right w:val="single" w:sz="4" w:space="0" w:color="000000"/>
-            </w:tcBorders>
-          </w:tcPr>
-          <w:p>
-            <w:r/>
-          </w:p>
-        </w:tc>
-        <w:tc>
-          <w:tcPr>
-            <w:tcW w:w="1071" w:type="dxa"/>
+            <w:tcW w:w="1008" w:type="dxa"/>
+            <w:tcBorders>
+              <w:top w:val="single" w:sz="4" w:space="0" w:color="000000"/>
+              <w:left w:val="single" w:sz="12" w:space="0" w:color="000000"/>
+              <w:bottom w:val="single" w:sz="12" w:space="0" w:color="000000"/>
+              <w:right w:val="single" w:sz="4" w:space="0" w:color="000000"/>
+            </w:tcBorders>
+          </w:tcPr>
+          <w:p/>
+        </w:tc>
+        <w:tc>
+          <w:tcPr>
+            <w:tcW w:w="1260" w:type="dxa"/>
             <w:tcBorders>
               <w:top w:val="single" w:sz="4" w:space="0" w:color="000000"/>
               <w:left w:val="single" w:sz="4" w:space="0" w:color="000000"/>
@@ -2715,21 +2671,19 @@
         </w:tc>
         <w:tc>
           <w:tcPr>
-            <w:tcW w:w="1066" w:type="dxa"/>
-            <w:tcBorders>
-              <w:top w:val="single" w:sz="4" w:space="0" w:color="000000"/>
-              <w:left w:val="single" w:sz="12" w:space="0" w:color="000000"/>
-              <w:bottom w:val="single" w:sz="12" w:space="0" w:color="000000"/>
-              <w:right w:val="single" w:sz="4" w:space="0" w:color="000000"/>
-            </w:tcBorders>
-          </w:tcPr>
-          <w:p>
-            <w:r/>
-          </w:p>
-        </w:tc>
-        <w:tc>
-          <w:tcPr>
-            <w:tcW w:w="1071" w:type="dxa"/>
+            <w:tcW w:w="877" w:type="dxa"/>
+            <w:tcBorders>
+              <w:top w:val="single" w:sz="4" w:space="0" w:color="000000"/>
+              <w:left w:val="single" w:sz="12" w:space="0" w:color="000000"/>
+              <w:bottom w:val="single" w:sz="12" w:space="0" w:color="000000"/>
+              <w:right w:val="single" w:sz="4" w:space="0" w:color="000000"/>
+            </w:tcBorders>
+          </w:tcPr>
+          <w:p/>
+        </w:tc>
+        <w:tc>
+          <w:tcPr>
+            <w:tcW w:w="1249" w:type="dxa"/>
             <w:tcBorders>
               <w:top w:val="single" w:sz="4" w:space="0" w:color="000000"/>
               <w:left w:val="single" w:sz="4" w:space="0" w:color="000000"/>
@@ -2745,21 +2699,19 @@
         </w:tc>
         <w:tc>
           <w:tcPr>
-            <w:tcW w:w="1066" w:type="dxa"/>
-            <w:tcBorders>
-              <w:top w:val="single" w:sz="4" w:space="0" w:color="000000"/>
-              <w:left w:val="single" w:sz="12" w:space="0" w:color="000000"/>
-              <w:bottom w:val="single" w:sz="12" w:space="0" w:color="000000"/>
-              <w:right w:val="single" w:sz="4" w:space="0" w:color="000000"/>
-            </w:tcBorders>
-          </w:tcPr>
-          <w:p>
-            <w:r/>
-          </w:p>
-        </w:tc>
-        <w:tc>
-          <w:tcPr>
-            <w:tcW w:w="1071" w:type="dxa"/>
+            <w:tcW w:w="888" w:type="dxa"/>
+            <w:tcBorders>
+              <w:top w:val="single" w:sz="4" w:space="0" w:color="000000"/>
+              <w:left w:val="single" w:sz="12" w:space="0" w:color="000000"/>
+              <w:bottom w:val="single" w:sz="12" w:space="0" w:color="000000"/>
+              <w:right w:val="single" w:sz="4" w:space="0" w:color="000000"/>
+            </w:tcBorders>
+          </w:tcPr>
+          <w:p/>
+        </w:tc>
+        <w:tc>
+          <w:tcPr>
+            <w:tcW w:w="1238" w:type="dxa"/>
             <w:tcBorders>
               <w:top w:val="single" w:sz="4" w:space="0" w:color="000000"/>
               <w:left w:val="single" w:sz="4" w:space="0" w:color="000000"/>
@@ -2813,7 +2765,7 @@
         </w:tc>
         <w:tc>
           <w:tcPr>
-            <w:tcW w:w="2210" w:type="dxa"/>
+            <w:tcW w:w="2268" w:type="dxa"/>
             <w:gridSpan w:val="2"/>
             <w:tcBorders>
               <w:top w:val="single" w:sz="12" w:space="0" w:color="000000"/>
@@ -2829,7 +2781,7 @@
         </w:tc>
         <w:tc>
           <w:tcPr>
-            <w:tcW w:w="2137" w:type="dxa"/>
+            <w:tcW w:w="2268" w:type="dxa"/>
             <w:gridSpan w:val="2"/>
             <w:tcBorders>
               <w:top w:val="single" w:sz="12" w:space="0" w:color="000000"/>
@@ -2846,7 +2798,7 @@
         </w:tc>
         <w:tc>
           <w:tcPr>
-            <w:tcW w:w="2137" w:type="dxa"/>
+            <w:tcW w:w="2126" w:type="dxa"/>
             <w:gridSpan w:val="2"/>
             <w:tcBorders>
               <w:top w:val="single" w:sz="12" w:space="0" w:color="000000"/>
@@ -2863,7 +2815,7 @@
         </w:tc>
         <w:tc>
           <w:tcPr>
-            <w:tcW w:w="2137" w:type="dxa"/>
+            <w:tcW w:w="2126" w:type="dxa"/>
             <w:gridSpan w:val="2"/>
             <w:tcBorders>
               <w:top w:val="single" w:sz="12" w:space="0" w:color="000000"/>
@@ -2929,13 +2881,11 @@
               <w:right w:val="single" w:sz="4" w:space="0" w:color="000000"/>
             </w:tcBorders>
           </w:tcPr>
-          <w:p>
-            <w:r/>
-          </w:p>
-        </w:tc>
-        <w:tc>
-          <w:tcPr>
-            <w:tcW w:w="1071" w:type="dxa"/>
+          <w:p/>
+        </w:tc>
+        <w:tc>
+          <w:tcPr>
+            <w:tcW w:w="1129" w:type="dxa"/>
             <w:tcBorders>
               <w:top w:val="single" w:sz="4" w:space="0" w:color="000000"/>
               <w:left w:val="single" w:sz="4" w:space="0" w:color="000000"/>
@@ -2951,21 +2901,19 @@
         </w:tc>
         <w:tc>
           <w:tcPr>
-            <w:tcW w:w="1066" w:type="dxa"/>
-            <w:tcBorders>
-              <w:top w:val="single" w:sz="4" w:space="0" w:color="000000"/>
-              <w:left w:val="single" w:sz="12" w:space="0" w:color="000000"/>
-              <w:bottom w:val="single" w:sz="12" w:space="0" w:color="000000"/>
-              <w:right w:val="single" w:sz="4" w:space="0" w:color="000000"/>
-            </w:tcBorders>
-          </w:tcPr>
-          <w:p>
-            <w:r/>
-          </w:p>
-        </w:tc>
-        <w:tc>
-          <w:tcPr>
-            <w:tcW w:w="1071" w:type="dxa"/>
+            <w:tcW w:w="1008" w:type="dxa"/>
+            <w:tcBorders>
+              <w:top w:val="single" w:sz="4" w:space="0" w:color="000000"/>
+              <w:left w:val="single" w:sz="12" w:space="0" w:color="000000"/>
+              <w:bottom w:val="single" w:sz="12" w:space="0" w:color="000000"/>
+              <w:right w:val="single" w:sz="4" w:space="0" w:color="000000"/>
+            </w:tcBorders>
+          </w:tcPr>
+          <w:p/>
+        </w:tc>
+        <w:tc>
+          <w:tcPr>
+            <w:tcW w:w="1260" w:type="dxa"/>
             <w:tcBorders>
               <w:top w:val="single" w:sz="4" w:space="0" w:color="000000"/>
               <w:left w:val="single" w:sz="4" w:space="0" w:color="000000"/>
@@ -2981,21 +2929,19 @@
         </w:tc>
         <w:tc>
           <w:tcPr>
-            <w:tcW w:w="1066" w:type="dxa"/>
-            <w:tcBorders>
-              <w:top w:val="single" w:sz="4" w:space="0" w:color="000000"/>
-              <w:left w:val="single" w:sz="12" w:space="0" w:color="000000"/>
-              <w:bottom w:val="single" w:sz="12" w:space="0" w:color="000000"/>
-              <w:right w:val="single" w:sz="4" w:space="0" w:color="000000"/>
-            </w:tcBorders>
-          </w:tcPr>
-          <w:p>
-            <w:r/>
-          </w:p>
-        </w:tc>
-        <w:tc>
-          <w:tcPr>
-            <w:tcW w:w="1071" w:type="dxa"/>
+            <w:tcW w:w="877" w:type="dxa"/>
+            <w:tcBorders>
+              <w:top w:val="single" w:sz="4" w:space="0" w:color="000000"/>
+              <w:left w:val="single" w:sz="12" w:space="0" w:color="000000"/>
+              <w:bottom w:val="single" w:sz="12" w:space="0" w:color="000000"/>
+              <w:right w:val="single" w:sz="4" w:space="0" w:color="000000"/>
+            </w:tcBorders>
+          </w:tcPr>
+          <w:p/>
+        </w:tc>
+        <w:tc>
+          <w:tcPr>
+            <w:tcW w:w="1249" w:type="dxa"/>
             <w:tcBorders>
               <w:top w:val="single" w:sz="4" w:space="0" w:color="000000"/>
               <w:left w:val="single" w:sz="4" w:space="0" w:color="000000"/>
@@ -3011,21 +2957,19 @@
         </w:tc>
         <w:tc>
           <w:tcPr>
-            <w:tcW w:w="1066" w:type="dxa"/>
-            <w:tcBorders>
-              <w:top w:val="single" w:sz="4" w:space="0" w:color="000000"/>
-              <w:left w:val="single" w:sz="12" w:space="0" w:color="000000"/>
-              <w:bottom w:val="single" w:sz="12" w:space="0" w:color="000000"/>
-              <w:right w:val="single" w:sz="4" w:space="0" w:color="000000"/>
-            </w:tcBorders>
-          </w:tcPr>
-          <w:p>
-            <w:r/>
-          </w:p>
-        </w:tc>
-        <w:tc>
-          <w:tcPr>
-            <w:tcW w:w="1071" w:type="dxa"/>
+            <w:tcW w:w="888" w:type="dxa"/>
+            <w:tcBorders>
+              <w:top w:val="single" w:sz="4" w:space="0" w:color="000000"/>
+              <w:left w:val="single" w:sz="12" w:space="0" w:color="000000"/>
+              <w:bottom w:val="single" w:sz="12" w:space="0" w:color="000000"/>
+              <w:right w:val="single" w:sz="4" w:space="0" w:color="000000"/>
+            </w:tcBorders>
+          </w:tcPr>
+          <w:p/>
+        </w:tc>
+        <w:tc>
+          <w:tcPr>
+            <w:tcW w:w="1238" w:type="dxa"/>
             <w:tcBorders>
               <w:top w:val="single" w:sz="4" w:space="0" w:color="000000"/>
               <w:left w:val="single" w:sz="4" w:space="0" w:color="000000"/>
@@ -3079,7 +3023,7 @@
         </w:tc>
         <w:tc>
           <w:tcPr>
-            <w:tcW w:w="2210" w:type="dxa"/>
+            <w:tcW w:w="2268" w:type="dxa"/>
             <w:gridSpan w:val="2"/>
             <w:tcBorders>
               <w:top w:val="single" w:sz="12" w:space="0" w:color="000000"/>
@@ -3095,7 +3039,7 @@
         </w:tc>
         <w:tc>
           <w:tcPr>
-            <w:tcW w:w="2137" w:type="dxa"/>
+            <w:tcW w:w="2268" w:type="dxa"/>
             <w:gridSpan w:val="2"/>
             <w:tcBorders>
               <w:top w:val="single" w:sz="12" w:space="0" w:color="000000"/>
@@ -3112,7 +3056,7 @@
         </w:tc>
         <w:tc>
           <w:tcPr>
-            <w:tcW w:w="2137" w:type="dxa"/>
+            <w:tcW w:w="2126" w:type="dxa"/>
             <w:gridSpan w:val="2"/>
             <w:tcBorders>
               <w:top w:val="single" w:sz="12" w:space="0" w:color="000000"/>
@@ -3129,7 +3073,7 @@
         </w:tc>
         <w:tc>
           <w:tcPr>
-            <w:tcW w:w="2137" w:type="dxa"/>
+            <w:tcW w:w="2126" w:type="dxa"/>
             <w:gridSpan w:val="2"/>
             <w:tcBorders>
               <w:top w:val="single" w:sz="12" w:space="0" w:color="000000"/>
@@ -3195,13 +3139,11 @@
               <w:right w:val="single" w:sz="4" w:space="0" w:color="000000"/>
             </w:tcBorders>
           </w:tcPr>
-          <w:p>
-            <w:r/>
-          </w:p>
-        </w:tc>
-        <w:tc>
-          <w:tcPr>
-            <w:tcW w:w="1071" w:type="dxa"/>
+          <w:p/>
+        </w:tc>
+        <w:tc>
+          <w:tcPr>
+            <w:tcW w:w="1129" w:type="dxa"/>
             <w:tcBorders>
               <w:top w:val="single" w:sz="4" w:space="0" w:color="000000"/>
               <w:left w:val="single" w:sz="4" w:space="0" w:color="000000"/>
@@ -3217,21 +3159,19 @@
         </w:tc>
         <w:tc>
           <w:tcPr>
-            <w:tcW w:w="1066" w:type="dxa"/>
-            <w:tcBorders>
-              <w:top w:val="single" w:sz="4" w:space="0" w:color="000000"/>
-              <w:left w:val="single" w:sz="12" w:space="0" w:color="000000"/>
-              <w:bottom w:val="single" w:sz="12" w:space="0" w:color="000000"/>
-              <w:right w:val="single" w:sz="4" w:space="0" w:color="000000"/>
-            </w:tcBorders>
-          </w:tcPr>
-          <w:p>
-            <w:r/>
-          </w:p>
-        </w:tc>
-        <w:tc>
-          <w:tcPr>
-            <w:tcW w:w="1071" w:type="dxa"/>
+            <w:tcW w:w="1008" w:type="dxa"/>
+            <w:tcBorders>
+              <w:top w:val="single" w:sz="4" w:space="0" w:color="000000"/>
+              <w:left w:val="single" w:sz="12" w:space="0" w:color="000000"/>
+              <w:bottom w:val="single" w:sz="12" w:space="0" w:color="000000"/>
+              <w:right w:val="single" w:sz="4" w:space="0" w:color="000000"/>
+            </w:tcBorders>
+          </w:tcPr>
+          <w:p/>
+        </w:tc>
+        <w:tc>
+          <w:tcPr>
+            <w:tcW w:w="1260" w:type="dxa"/>
             <w:tcBorders>
               <w:top w:val="single" w:sz="4" w:space="0" w:color="000000"/>
               <w:left w:val="single" w:sz="4" w:space="0" w:color="000000"/>
@@ -3247,21 +3187,19 @@
         </w:tc>
         <w:tc>
           <w:tcPr>
-            <w:tcW w:w="1066" w:type="dxa"/>
-            <w:tcBorders>
-              <w:top w:val="single" w:sz="4" w:space="0" w:color="000000"/>
-              <w:left w:val="single" w:sz="12" w:space="0" w:color="000000"/>
-              <w:bottom w:val="single" w:sz="12" w:space="0" w:color="000000"/>
-              <w:right w:val="single" w:sz="4" w:space="0" w:color="000000"/>
-            </w:tcBorders>
-          </w:tcPr>
-          <w:p>
-            <w:r/>
-          </w:p>
-        </w:tc>
-        <w:tc>
-          <w:tcPr>
-            <w:tcW w:w="1071" w:type="dxa"/>
+            <w:tcW w:w="877" w:type="dxa"/>
+            <w:tcBorders>
+              <w:top w:val="single" w:sz="4" w:space="0" w:color="000000"/>
+              <w:left w:val="single" w:sz="12" w:space="0" w:color="000000"/>
+              <w:bottom w:val="single" w:sz="12" w:space="0" w:color="000000"/>
+              <w:right w:val="single" w:sz="4" w:space="0" w:color="000000"/>
+            </w:tcBorders>
+          </w:tcPr>
+          <w:p/>
+        </w:tc>
+        <w:tc>
+          <w:tcPr>
+            <w:tcW w:w="1249" w:type="dxa"/>
             <w:tcBorders>
               <w:top w:val="single" w:sz="4" w:space="0" w:color="000000"/>
               <w:left w:val="single" w:sz="4" w:space="0" w:color="000000"/>
@@ -3277,21 +3215,19 @@
         </w:tc>
         <w:tc>
           <w:tcPr>
-            <w:tcW w:w="1066" w:type="dxa"/>
-            <w:tcBorders>
-              <w:top w:val="single" w:sz="4" w:space="0" w:color="000000"/>
-              <w:left w:val="single" w:sz="12" w:space="0" w:color="000000"/>
-              <w:bottom w:val="single" w:sz="12" w:space="0" w:color="000000"/>
-              <w:right w:val="single" w:sz="4" w:space="0" w:color="000000"/>
-            </w:tcBorders>
-          </w:tcPr>
-          <w:p>
-            <w:r/>
-          </w:p>
-        </w:tc>
-        <w:tc>
-          <w:tcPr>
-            <w:tcW w:w="1071" w:type="dxa"/>
+            <w:tcW w:w="888" w:type="dxa"/>
+            <w:tcBorders>
+              <w:top w:val="single" w:sz="4" w:space="0" w:color="000000"/>
+              <w:left w:val="single" w:sz="12" w:space="0" w:color="000000"/>
+              <w:bottom w:val="single" w:sz="12" w:space="0" w:color="000000"/>
+              <w:right w:val="single" w:sz="4" w:space="0" w:color="000000"/>
+            </w:tcBorders>
+          </w:tcPr>
+          <w:p/>
+        </w:tc>
+        <w:tc>
+          <w:tcPr>
+            <w:tcW w:w="1238" w:type="dxa"/>
             <w:tcBorders>
               <w:top w:val="single" w:sz="4" w:space="0" w:color="000000"/>
               <w:left w:val="single" w:sz="4" w:space="0" w:color="000000"/>
@@ -3345,7 +3281,7 @@
         </w:tc>
         <w:tc>
           <w:tcPr>
-            <w:tcW w:w="2210" w:type="dxa"/>
+            <w:tcW w:w="2268" w:type="dxa"/>
             <w:gridSpan w:val="2"/>
             <w:tcBorders>
               <w:top w:val="single" w:sz="12" w:space="0" w:color="000000"/>
@@ -3361,7 +3297,7 @@
         </w:tc>
         <w:tc>
           <w:tcPr>
-            <w:tcW w:w="2137" w:type="dxa"/>
+            <w:tcW w:w="2268" w:type="dxa"/>
             <w:gridSpan w:val="2"/>
             <w:tcBorders>
               <w:top w:val="single" w:sz="12" w:space="0" w:color="000000"/>
@@ -3378,7 +3314,7 @@
         </w:tc>
         <w:tc>
           <w:tcPr>
-            <w:tcW w:w="2137" w:type="dxa"/>
+            <w:tcW w:w="2126" w:type="dxa"/>
             <w:gridSpan w:val="2"/>
             <w:tcBorders>
               <w:top w:val="single" w:sz="12" w:space="0" w:color="000000"/>
@@ -3395,7 +3331,7 @@
         </w:tc>
         <w:tc>
           <w:tcPr>
-            <w:tcW w:w="2137" w:type="dxa"/>
+            <w:tcW w:w="2126" w:type="dxa"/>
             <w:gridSpan w:val="2"/>
             <w:tcBorders>
               <w:top w:val="single" w:sz="12" w:space="0" w:color="000000"/>
@@ -3461,13 +3397,11 @@
               <w:right w:val="single" w:sz="4" w:space="0" w:color="000000"/>
             </w:tcBorders>
           </w:tcPr>
-          <w:p>
-            <w:r/>
-          </w:p>
-        </w:tc>
-        <w:tc>
-          <w:tcPr>
-            <w:tcW w:w="1071" w:type="dxa"/>
+          <w:p/>
+        </w:tc>
+        <w:tc>
+          <w:tcPr>
+            <w:tcW w:w="1129" w:type="dxa"/>
             <w:tcBorders>
               <w:top w:val="single" w:sz="4" w:space="0" w:color="000000"/>
               <w:left w:val="single" w:sz="4" w:space="0" w:color="000000"/>
@@ -3483,21 +3417,19 @@
         </w:tc>
         <w:tc>
           <w:tcPr>
-            <w:tcW w:w="1066" w:type="dxa"/>
-            <w:tcBorders>
-              <w:top w:val="single" w:sz="4" w:space="0" w:color="000000"/>
-              <w:left w:val="single" w:sz="12" w:space="0" w:color="000000"/>
-              <w:bottom w:val="single" w:sz="12" w:space="0" w:color="000000"/>
-              <w:right w:val="single" w:sz="4" w:space="0" w:color="000000"/>
-            </w:tcBorders>
-          </w:tcPr>
-          <w:p>
-            <w:r/>
-          </w:p>
-        </w:tc>
-        <w:tc>
-          <w:tcPr>
-            <w:tcW w:w="1071" w:type="dxa"/>
+            <w:tcW w:w="1008" w:type="dxa"/>
+            <w:tcBorders>
+              <w:top w:val="single" w:sz="4" w:space="0" w:color="000000"/>
+              <w:left w:val="single" w:sz="12" w:space="0" w:color="000000"/>
+              <w:bottom w:val="single" w:sz="12" w:space="0" w:color="000000"/>
+              <w:right w:val="single" w:sz="4" w:space="0" w:color="000000"/>
+            </w:tcBorders>
+          </w:tcPr>
+          <w:p/>
+        </w:tc>
+        <w:tc>
+          <w:tcPr>
+            <w:tcW w:w="1260" w:type="dxa"/>
             <w:tcBorders>
               <w:top w:val="single" w:sz="4" w:space="0" w:color="000000"/>
               <w:left w:val="single" w:sz="4" w:space="0" w:color="000000"/>
@@ -3513,21 +3445,19 @@
         </w:tc>
         <w:tc>
           <w:tcPr>
-            <w:tcW w:w="1066" w:type="dxa"/>
-            <w:tcBorders>
-              <w:top w:val="single" w:sz="4" w:space="0" w:color="000000"/>
-              <w:left w:val="single" w:sz="12" w:space="0" w:color="000000"/>
-              <w:bottom w:val="single" w:sz="12" w:space="0" w:color="000000"/>
-              <w:right w:val="single" w:sz="4" w:space="0" w:color="000000"/>
-            </w:tcBorders>
-          </w:tcPr>
-          <w:p>
-            <w:r/>
-          </w:p>
-        </w:tc>
-        <w:tc>
-          <w:tcPr>
-            <w:tcW w:w="1071" w:type="dxa"/>
+            <w:tcW w:w="877" w:type="dxa"/>
+            <w:tcBorders>
+              <w:top w:val="single" w:sz="4" w:space="0" w:color="000000"/>
+              <w:left w:val="single" w:sz="12" w:space="0" w:color="000000"/>
+              <w:bottom w:val="single" w:sz="12" w:space="0" w:color="000000"/>
+              <w:right w:val="single" w:sz="4" w:space="0" w:color="000000"/>
+            </w:tcBorders>
+          </w:tcPr>
+          <w:p/>
+        </w:tc>
+        <w:tc>
+          <w:tcPr>
+            <w:tcW w:w="1249" w:type="dxa"/>
             <w:tcBorders>
               <w:top w:val="single" w:sz="4" w:space="0" w:color="000000"/>
               <w:left w:val="single" w:sz="4" w:space="0" w:color="000000"/>
@@ -3543,21 +3473,19 @@
         </w:tc>
         <w:tc>
           <w:tcPr>
-            <w:tcW w:w="1066" w:type="dxa"/>
-            <w:tcBorders>
-              <w:top w:val="single" w:sz="4" w:space="0" w:color="000000"/>
-              <w:left w:val="single" w:sz="12" w:space="0" w:color="000000"/>
-              <w:bottom w:val="single" w:sz="12" w:space="0" w:color="000000"/>
-              <w:right w:val="single" w:sz="4" w:space="0" w:color="000000"/>
-            </w:tcBorders>
-          </w:tcPr>
-          <w:p>
-            <w:r/>
-          </w:p>
-        </w:tc>
-        <w:tc>
-          <w:tcPr>
-            <w:tcW w:w="1071" w:type="dxa"/>
+            <w:tcW w:w="888" w:type="dxa"/>
+            <w:tcBorders>
+              <w:top w:val="single" w:sz="4" w:space="0" w:color="000000"/>
+              <w:left w:val="single" w:sz="12" w:space="0" w:color="000000"/>
+              <w:bottom w:val="single" w:sz="12" w:space="0" w:color="000000"/>
+              <w:right w:val="single" w:sz="4" w:space="0" w:color="000000"/>
+            </w:tcBorders>
+          </w:tcPr>
+          <w:p/>
+        </w:tc>
+        <w:tc>
+          <w:tcPr>
+            <w:tcW w:w="1238" w:type="dxa"/>
             <w:tcBorders>
               <w:top w:val="single" w:sz="4" w:space="0" w:color="000000"/>
               <w:left w:val="single" w:sz="4" w:space="0" w:color="000000"/>
@@ -3611,7 +3539,7 @@
         </w:tc>
         <w:tc>
           <w:tcPr>
-            <w:tcW w:w="2210" w:type="dxa"/>
+            <w:tcW w:w="2268" w:type="dxa"/>
             <w:gridSpan w:val="2"/>
             <w:tcBorders>
               <w:top w:val="single" w:sz="12" w:space="0" w:color="000000"/>
@@ -3627,7 +3555,7 @@
         </w:tc>
         <w:tc>
           <w:tcPr>
-            <w:tcW w:w="2137" w:type="dxa"/>
+            <w:tcW w:w="2268" w:type="dxa"/>
             <w:gridSpan w:val="2"/>
             <w:tcBorders>
               <w:top w:val="single" w:sz="12" w:space="0" w:color="000000"/>
@@ -3644,7 +3572,7 @@
         </w:tc>
         <w:tc>
           <w:tcPr>
-            <w:tcW w:w="2137" w:type="dxa"/>
+            <w:tcW w:w="2126" w:type="dxa"/>
             <w:gridSpan w:val="2"/>
             <w:tcBorders>
               <w:top w:val="single" w:sz="12" w:space="0" w:color="000000"/>
@@ -3661,7 +3589,7 @@
         </w:tc>
         <w:tc>
           <w:tcPr>
-            <w:tcW w:w="2137" w:type="dxa"/>
+            <w:tcW w:w="2126" w:type="dxa"/>
             <w:gridSpan w:val="2"/>
             <w:tcBorders>
               <w:top w:val="single" w:sz="12" w:space="0" w:color="000000"/>
@@ -3727,13 +3655,11 @@
               <w:right w:val="single" w:sz="4" w:space="0" w:color="000000"/>
             </w:tcBorders>
           </w:tcPr>
-          <w:p>
-            <w:r/>
-          </w:p>
-        </w:tc>
-        <w:tc>
-          <w:tcPr>
-            <w:tcW w:w="1071" w:type="dxa"/>
+          <w:p/>
+        </w:tc>
+        <w:tc>
+          <w:tcPr>
+            <w:tcW w:w="1129" w:type="dxa"/>
             <w:tcBorders>
               <w:top w:val="single" w:sz="4" w:space="0" w:color="000000"/>
               <w:left w:val="single" w:sz="4" w:space="0" w:color="000000"/>
@@ -3749,21 +3675,19 @@
         </w:tc>
         <w:tc>
           <w:tcPr>
-            <w:tcW w:w="1066" w:type="dxa"/>
-            <w:tcBorders>
-              <w:top w:val="single" w:sz="4" w:space="0" w:color="000000"/>
-              <w:left w:val="single" w:sz="12" w:space="0" w:color="000000"/>
-              <w:bottom w:val="single" w:sz="12" w:space="0" w:color="000000"/>
-              <w:right w:val="single" w:sz="4" w:space="0" w:color="000000"/>
-            </w:tcBorders>
-          </w:tcPr>
-          <w:p>
-            <w:r/>
-          </w:p>
-        </w:tc>
-        <w:tc>
-          <w:tcPr>
-            <w:tcW w:w="1071" w:type="dxa"/>
+            <w:tcW w:w="1008" w:type="dxa"/>
+            <w:tcBorders>
+              <w:top w:val="single" w:sz="4" w:space="0" w:color="000000"/>
+              <w:left w:val="single" w:sz="12" w:space="0" w:color="000000"/>
+              <w:bottom w:val="single" w:sz="12" w:space="0" w:color="000000"/>
+              <w:right w:val="single" w:sz="4" w:space="0" w:color="000000"/>
+            </w:tcBorders>
+          </w:tcPr>
+          <w:p/>
+        </w:tc>
+        <w:tc>
+          <w:tcPr>
+            <w:tcW w:w="1260" w:type="dxa"/>
             <w:tcBorders>
               <w:top w:val="single" w:sz="4" w:space="0" w:color="000000"/>
               <w:left w:val="single" w:sz="4" w:space="0" w:color="000000"/>
@@ -3779,21 +3703,19 @@
         </w:tc>
         <w:tc>
           <w:tcPr>
-            <w:tcW w:w="1066" w:type="dxa"/>
-            <w:tcBorders>
-              <w:top w:val="single" w:sz="4" w:space="0" w:color="000000"/>
-              <w:left w:val="single" w:sz="12" w:space="0" w:color="000000"/>
-              <w:bottom w:val="single" w:sz="12" w:space="0" w:color="000000"/>
-              <w:right w:val="single" w:sz="4" w:space="0" w:color="000000"/>
-            </w:tcBorders>
-          </w:tcPr>
-          <w:p>
-            <w:r/>
-          </w:p>
-        </w:tc>
-        <w:tc>
-          <w:tcPr>
-            <w:tcW w:w="1071" w:type="dxa"/>
+            <w:tcW w:w="877" w:type="dxa"/>
+            <w:tcBorders>
+              <w:top w:val="single" w:sz="4" w:space="0" w:color="000000"/>
+              <w:left w:val="single" w:sz="12" w:space="0" w:color="000000"/>
+              <w:bottom w:val="single" w:sz="12" w:space="0" w:color="000000"/>
+              <w:right w:val="single" w:sz="4" w:space="0" w:color="000000"/>
+            </w:tcBorders>
+          </w:tcPr>
+          <w:p/>
+        </w:tc>
+        <w:tc>
+          <w:tcPr>
+            <w:tcW w:w="1249" w:type="dxa"/>
             <w:tcBorders>
               <w:top w:val="single" w:sz="4" w:space="0" w:color="000000"/>
               <w:left w:val="single" w:sz="4" w:space="0" w:color="000000"/>
@@ -3809,21 +3731,19 @@
         </w:tc>
         <w:tc>
           <w:tcPr>
-            <w:tcW w:w="1066" w:type="dxa"/>
-            <w:tcBorders>
-              <w:top w:val="single" w:sz="4" w:space="0" w:color="000000"/>
-              <w:left w:val="single" w:sz="12" w:space="0" w:color="000000"/>
-              <w:bottom w:val="single" w:sz="12" w:space="0" w:color="000000"/>
-              <w:right w:val="single" w:sz="4" w:space="0" w:color="000000"/>
-            </w:tcBorders>
-          </w:tcPr>
-          <w:p>
-            <w:r/>
-          </w:p>
-        </w:tc>
-        <w:tc>
-          <w:tcPr>
-            <w:tcW w:w="1071" w:type="dxa"/>
+            <w:tcW w:w="888" w:type="dxa"/>
+            <w:tcBorders>
+              <w:top w:val="single" w:sz="4" w:space="0" w:color="000000"/>
+              <w:left w:val="single" w:sz="12" w:space="0" w:color="000000"/>
+              <w:bottom w:val="single" w:sz="12" w:space="0" w:color="000000"/>
+              <w:right w:val="single" w:sz="4" w:space="0" w:color="000000"/>
+            </w:tcBorders>
+          </w:tcPr>
+          <w:p/>
+        </w:tc>
+        <w:tc>
+          <w:tcPr>
+            <w:tcW w:w="1238" w:type="dxa"/>
             <w:tcBorders>
               <w:top w:val="single" w:sz="4" w:space="0" w:color="000000"/>
               <w:left w:val="single" w:sz="4" w:space="0" w:color="000000"/>
@@ -3877,7 +3797,7 @@
         </w:tc>
         <w:tc>
           <w:tcPr>
-            <w:tcW w:w="2210" w:type="dxa"/>
+            <w:tcW w:w="2268" w:type="dxa"/>
             <w:gridSpan w:val="2"/>
             <w:tcBorders>
               <w:top w:val="single" w:sz="12" w:space="0" w:color="000000"/>
@@ -3893,7 +3813,7 @@
         </w:tc>
         <w:tc>
           <w:tcPr>
-            <w:tcW w:w="2137" w:type="dxa"/>
+            <w:tcW w:w="2268" w:type="dxa"/>
             <w:gridSpan w:val="2"/>
             <w:tcBorders>
               <w:top w:val="single" w:sz="12" w:space="0" w:color="000000"/>
@@ -3910,7 +3830,7 @@
         </w:tc>
         <w:tc>
           <w:tcPr>
-            <w:tcW w:w="2137" w:type="dxa"/>
+            <w:tcW w:w="2126" w:type="dxa"/>
             <w:gridSpan w:val="2"/>
             <w:tcBorders>
               <w:top w:val="single" w:sz="12" w:space="0" w:color="000000"/>
@@ -3927,7 +3847,7 @@
         </w:tc>
         <w:tc>
           <w:tcPr>
-            <w:tcW w:w="2137" w:type="dxa"/>
+            <w:tcW w:w="2126" w:type="dxa"/>
             <w:gridSpan w:val="2"/>
             <w:tcBorders>
               <w:top w:val="single" w:sz="12" w:space="0" w:color="000000"/>
@@ -3993,13 +3913,11 @@
               <w:right w:val="single" w:sz="4" w:space="0" w:color="000000"/>
             </w:tcBorders>
           </w:tcPr>
-          <w:p>
-            <w:r/>
-          </w:p>
-        </w:tc>
-        <w:tc>
-          <w:tcPr>
-            <w:tcW w:w="1071" w:type="dxa"/>
+          <w:p/>
+        </w:tc>
+        <w:tc>
+          <w:tcPr>
+            <w:tcW w:w="1129" w:type="dxa"/>
             <w:tcBorders>
               <w:top w:val="single" w:sz="4" w:space="0" w:color="000000"/>
               <w:left w:val="single" w:sz="4" w:space="0" w:color="000000"/>
@@ -4015,21 +3933,19 @@
         </w:tc>
         <w:tc>
           <w:tcPr>
-            <w:tcW w:w="1066" w:type="dxa"/>
-            <w:tcBorders>
-              <w:top w:val="single" w:sz="4" w:space="0" w:color="000000"/>
-              <w:left w:val="single" w:sz="12" w:space="0" w:color="000000"/>
-              <w:bottom w:val="single" w:sz="12" w:space="0" w:color="000000"/>
-              <w:right w:val="single" w:sz="4" w:space="0" w:color="000000"/>
-            </w:tcBorders>
-          </w:tcPr>
-          <w:p>
-            <w:r/>
-          </w:p>
-        </w:tc>
-        <w:tc>
-          <w:tcPr>
-            <w:tcW w:w="1071" w:type="dxa"/>
+            <w:tcW w:w="1008" w:type="dxa"/>
+            <w:tcBorders>
+              <w:top w:val="single" w:sz="4" w:space="0" w:color="000000"/>
+              <w:left w:val="single" w:sz="12" w:space="0" w:color="000000"/>
+              <w:bottom w:val="single" w:sz="12" w:space="0" w:color="000000"/>
+              <w:right w:val="single" w:sz="4" w:space="0" w:color="000000"/>
+            </w:tcBorders>
+          </w:tcPr>
+          <w:p/>
+        </w:tc>
+        <w:tc>
+          <w:tcPr>
+            <w:tcW w:w="1260" w:type="dxa"/>
             <w:tcBorders>
               <w:top w:val="single" w:sz="4" w:space="0" w:color="000000"/>
               <w:left w:val="single" w:sz="4" w:space="0" w:color="000000"/>
@@ -4045,21 +3961,19 @@
         </w:tc>
         <w:tc>
           <w:tcPr>
-            <w:tcW w:w="1066" w:type="dxa"/>
-            <w:tcBorders>
-              <w:top w:val="single" w:sz="4" w:space="0" w:color="000000"/>
-              <w:left w:val="single" w:sz="12" w:space="0" w:color="000000"/>
-              <w:bottom w:val="single" w:sz="12" w:space="0" w:color="000000"/>
-              <w:right w:val="single" w:sz="4" w:space="0" w:color="000000"/>
-            </w:tcBorders>
-          </w:tcPr>
-          <w:p>
-            <w:r/>
-          </w:p>
-        </w:tc>
-        <w:tc>
-          <w:tcPr>
-            <w:tcW w:w="1071" w:type="dxa"/>
+            <w:tcW w:w="877" w:type="dxa"/>
+            <w:tcBorders>
+              <w:top w:val="single" w:sz="4" w:space="0" w:color="000000"/>
+              <w:left w:val="single" w:sz="12" w:space="0" w:color="000000"/>
+              <w:bottom w:val="single" w:sz="12" w:space="0" w:color="000000"/>
+              <w:right w:val="single" w:sz="4" w:space="0" w:color="000000"/>
+            </w:tcBorders>
+          </w:tcPr>
+          <w:p/>
+        </w:tc>
+        <w:tc>
+          <w:tcPr>
+            <w:tcW w:w="1249" w:type="dxa"/>
             <w:tcBorders>
               <w:top w:val="single" w:sz="4" w:space="0" w:color="000000"/>
               <w:left w:val="single" w:sz="4" w:space="0" w:color="000000"/>
@@ -4075,21 +3989,19 @@
         </w:tc>
         <w:tc>
           <w:tcPr>
-            <w:tcW w:w="1066" w:type="dxa"/>
-            <w:tcBorders>
-              <w:top w:val="single" w:sz="4" w:space="0" w:color="000000"/>
-              <w:left w:val="single" w:sz="12" w:space="0" w:color="000000"/>
-              <w:bottom w:val="single" w:sz="12" w:space="0" w:color="000000"/>
-              <w:right w:val="single" w:sz="4" w:space="0" w:color="000000"/>
-            </w:tcBorders>
-          </w:tcPr>
-          <w:p>
-            <w:r/>
-          </w:p>
-        </w:tc>
-        <w:tc>
-          <w:tcPr>
-            <w:tcW w:w="1071" w:type="dxa"/>
+            <w:tcW w:w="888" w:type="dxa"/>
+            <w:tcBorders>
+              <w:top w:val="single" w:sz="4" w:space="0" w:color="000000"/>
+              <w:left w:val="single" w:sz="12" w:space="0" w:color="000000"/>
+              <w:bottom w:val="single" w:sz="12" w:space="0" w:color="000000"/>
+              <w:right w:val="single" w:sz="4" w:space="0" w:color="000000"/>
+            </w:tcBorders>
+          </w:tcPr>
+          <w:p/>
+        </w:tc>
+        <w:tc>
+          <w:tcPr>
+            <w:tcW w:w="1238" w:type="dxa"/>
             <w:tcBorders>
               <w:top w:val="single" w:sz="4" w:space="0" w:color="000000"/>
               <w:left w:val="single" w:sz="4" w:space="0" w:color="000000"/>
@@ -4143,7 +4055,7 @@
         </w:tc>
         <w:tc>
           <w:tcPr>
-            <w:tcW w:w="2210" w:type="dxa"/>
+            <w:tcW w:w="2268" w:type="dxa"/>
             <w:gridSpan w:val="2"/>
             <w:tcBorders>
               <w:top w:val="single" w:sz="12" w:space="0" w:color="000000"/>
@@ -4159,7 +4071,7 @@
         </w:tc>
         <w:tc>
           <w:tcPr>
-            <w:tcW w:w="2137" w:type="dxa"/>
+            <w:tcW w:w="2268" w:type="dxa"/>
             <w:gridSpan w:val="2"/>
             <w:tcBorders>
               <w:top w:val="single" w:sz="12" w:space="0" w:color="000000"/>
@@ -4176,7 +4088,7 @@
         </w:tc>
         <w:tc>
           <w:tcPr>
-            <w:tcW w:w="2137" w:type="dxa"/>
+            <w:tcW w:w="2126" w:type="dxa"/>
             <w:gridSpan w:val="2"/>
             <w:tcBorders>
               <w:top w:val="single" w:sz="12" w:space="0" w:color="000000"/>
@@ -4193,7 +4105,7 @@
         </w:tc>
         <w:tc>
           <w:tcPr>
-            <w:tcW w:w="2137" w:type="dxa"/>
+            <w:tcW w:w="2126" w:type="dxa"/>
             <w:gridSpan w:val="2"/>
             <w:tcBorders>
               <w:top w:val="single" w:sz="12" w:space="0" w:color="000000"/>
@@ -4259,13 +4171,11 @@
               <w:right w:val="single" w:sz="4" w:space="0" w:color="000000"/>
             </w:tcBorders>
           </w:tcPr>
-          <w:p>
-            <w:r/>
-          </w:p>
-        </w:tc>
-        <w:tc>
-          <w:tcPr>
-            <w:tcW w:w="1071" w:type="dxa"/>
+          <w:p/>
+        </w:tc>
+        <w:tc>
+          <w:tcPr>
+            <w:tcW w:w="1129" w:type="dxa"/>
             <w:tcBorders>
               <w:top w:val="single" w:sz="4" w:space="0" w:color="000000"/>
               <w:left w:val="single" w:sz="4" w:space="0" w:color="000000"/>
@@ -4281,21 +4191,19 @@
         </w:tc>
         <w:tc>
           <w:tcPr>
-            <w:tcW w:w="1066" w:type="dxa"/>
-            <w:tcBorders>
-              <w:top w:val="single" w:sz="4" w:space="0" w:color="000000"/>
-              <w:left w:val="single" w:sz="12" w:space="0" w:color="000000"/>
-              <w:bottom w:val="single" w:sz="12" w:space="0" w:color="000000"/>
-              <w:right w:val="single" w:sz="4" w:space="0" w:color="000000"/>
-            </w:tcBorders>
-          </w:tcPr>
-          <w:p>
-            <w:r/>
-          </w:p>
-        </w:tc>
-        <w:tc>
-          <w:tcPr>
-            <w:tcW w:w="1071" w:type="dxa"/>
+            <w:tcW w:w="1008" w:type="dxa"/>
+            <w:tcBorders>
+              <w:top w:val="single" w:sz="4" w:space="0" w:color="000000"/>
+              <w:left w:val="single" w:sz="12" w:space="0" w:color="000000"/>
+              <w:bottom w:val="single" w:sz="12" w:space="0" w:color="000000"/>
+              <w:right w:val="single" w:sz="4" w:space="0" w:color="000000"/>
+            </w:tcBorders>
+          </w:tcPr>
+          <w:p/>
+        </w:tc>
+        <w:tc>
+          <w:tcPr>
+            <w:tcW w:w="1260" w:type="dxa"/>
             <w:tcBorders>
               <w:top w:val="single" w:sz="4" w:space="0" w:color="000000"/>
               <w:left w:val="single" w:sz="4" w:space="0" w:color="000000"/>
@@ -4311,21 +4219,19 @@
         </w:tc>
         <w:tc>
           <w:tcPr>
-            <w:tcW w:w="1066" w:type="dxa"/>
-            <w:tcBorders>
-              <w:top w:val="single" w:sz="4" w:space="0" w:color="000000"/>
-              <w:left w:val="single" w:sz="12" w:space="0" w:color="000000"/>
-              <w:bottom w:val="single" w:sz="12" w:space="0" w:color="000000"/>
-              <w:right w:val="single" w:sz="4" w:space="0" w:color="000000"/>
-            </w:tcBorders>
-          </w:tcPr>
-          <w:p>
-            <w:r/>
-          </w:p>
-        </w:tc>
-        <w:tc>
-          <w:tcPr>
-            <w:tcW w:w="1071" w:type="dxa"/>
+            <w:tcW w:w="877" w:type="dxa"/>
+            <w:tcBorders>
+              <w:top w:val="single" w:sz="4" w:space="0" w:color="000000"/>
+              <w:left w:val="single" w:sz="12" w:space="0" w:color="000000"/>
+              <w:bottom w:val="single" w:sz="12" w:space="0" w:color="000000"/>
+              <w:right w:val="single" w:sz="4" w:space="0" w:color="000000"/>
+            </w:tcBorders>
+          </w:tcPr>
+          <w:p/>
+        </w:tc>
+        <w:tc>
+          <w:tcPr>
+            <w:tcW w:w="1249" w:type="dxa"/>
             <w:tcBorders>
               <w:top w:val="single" w:sz="4" w:space="0" w:color="000000"/>
               <w:left w:val="single" w:sz="4" w:space="0" w:color="000000"/>
@@ -4341,21 +4247,19 @@
         </w:tc>
         <w:tc>
           <w:tcPr>
-            <w:tcW w:w="1066" w:type="dxa"/>
-            <w:tcBorders>
-              <w:top w:val="single" w:sz="4" w:space="0" w:color="000000"/>
-              <w:left w:val="single" w:sz="12" w:space="0" w:color="000000"/>
-              <w:bottom w:val="single" w:sz="12" w:space="0" w:color="000000"/>
-              <w:right w:val="single" w:sz="4" w:space="0" w:color="000000"/>
-            </w:tcBorders>
-          </w:tcPr>
-          <w:p>
-            <w:r/>
-          </w:p>
-        </w:tc>
-        <w:tc>
-          <w:tcPr>
-            <w:tcW w:w="1071" w:type="dxa"/>
+            <w:tcW w:w="888" w:type="dxa"/>
+            <w:tcBorders>
+              <w:top w:val="single" w:sz="4" w:space="0" w:color="000000"/>
+              <w:left w:val="single" w:sz="12" w:space="0" w:color="000000"/>
+              <w:bottom w:val="single" w:sz="12" w:space="0" w:color="000000"/>
+              <w:right w:val="single" w:sz="4" w:space="0" w:color="000000"/>
+            </w:tcBorders>
+          </w:tcPr>
+          <w:p/>
+        </w:tc>
+        <w:tc>
+          <w:tcPr>
+            <w:tcW w:w="1238" w:type="dxa"/>
             <w:tcBorders>
               <w:top w:val="single" w:sz="4" w:space="0" w:color="000000"/>
               <w:left w:val="single" w:sz="4" w:space="0" w:color="000000"/>
@@ -4409,7 +4313,7 @@
         </w:tc>
         <w:tc>
           <w:tcPr>
-            <w:tcW w:w="2210" w:type="dxa"/>
+            <w:tcW w:w="2268" w:type="dxa"/>
             <w:gridSpan w:val="2"/>
             <w:tcBorders>
               <w:top w:val="single" w:sz="12" w:space="0" w:color="000000"/>
@@ -4425,7 +4329,7 @@
         </w:tc>
         <w:tc>
           <w:tcPr>
-            <w:tcW w:w="2137" w:type="dxa"/>
+            <w:tcW w:w="2268" w:type="dxa"/>
             <w:gridSpan w:val="2"/>
             <w:tcBorders>
               <w:top w:val="single" w:sz="12" w:space="0" w:color="000000"/>
@@ -4442,7 +4346,7 @@
         </w:tc>
         <w:tc>
           <w:tcPr>
-            <w:tcW w:w="2137" w:type="dxa"/>
+            <w:tcW w:w="2126" w:type="dxa"/>
             <w:gridSpan w:val="2"/>
             <w:tcBorders>
               <w:top w:val="single" w:sz="12" w:space="0" w:color="000000"/>
@@ -4459,7 +4363,7 @@
         </w:tc>
         <w:tc>
           <w:tcPr>
-            <w:tcW w:w="2137" w:type="dxa"/>
+            <w:tcW w:w="2126" w:type="dxa"/>
             <w:gridSpan w:val="2"/>
             <w:tcBorders>
               <w:top w:val="single" w:sz="12" w:space="0" w:color="000000"/>
@@ -4525,13 +4429,11 @@
               <w:right w:val="single" w:sz="4" w:space="0" w:color="000000"/>
             </w:tcBorders>
           </w:tcPr>
-          <w:p>
-            <w:r/>
-          </w:p>
-        </w:tc>
-        <w:tc>
-          <w:tcPr>
-            <w:tcW w:w="1071" w:type="dxa"/>
+          <w:p/>
+        </w:tc>
+        <w:tc>
+          <w:tcPr>
+            <w:tcW w:w="1129" w:type="dxa"/>
             <w:tcBorders>
               <w:top w:val="single" w:sz="4" w:space="0" w:color="000000"/>
               <w:left w:val="single" w:sz="4" w:space="0" w:color="000000"/>
@@ -4547,21 +4449,19 @@
         </w:tc>
         <w:tc>
           <w:tcPr>
-            <w:tcW w:w="1066" w:type="dxa"/>
-            <w:tcBorders>
-              <w:top w:val="single" w:sz="4" w:space="0" w:color="000000"/>
-              <w:left w:val="single" w:sz="12" w:space="0" w:color="000000"/>
-              <w:bottom w:val="single" w:sz="12" w:space="0" w:color="000000"/>
-              <w:right w:val="single" w:sz="4" w:space="0" w:color="000000"/>
-            </w:tcBorders>
-          </w:tcPr>
-          <w:p>
-            <w:r/>
-          </w:p>
-        </w:tc>
-        <w:tc>
-          <w:tcPr>
-            <w:tcW w:w="1071" w:type="dxa"/>
+            <w:tcW w:w="1008" w:type="dxa"/>
+            <w:tcBorders>
+              <w:top w:val="single" w:sz="4" w:space="0" w:color="000000"/>
+              <w:left w:val="single" w:sz="12" w:space="0" w:color="000000"/>
+              <w:bottom w:val="single" w:sz="12" w:space="0" w:color="000000"/>
+              <w:right w:val="single" w:sz="4" w:space="0" w:color="000000"/>
+            </w:tcBorders>
+          </w:tcPr>
+          <w:p/>
+        </w:tc>
+        <w:tc>
+          <w:tcPr>
+            <w:tcW w:w="1260" w:type="dxa"/>
             <w:tcBorders>
               <w:top w:val="single" w:sz="4" w:space="0" w:color="000000"/>
               <w:left w:val="single" w:sz="4" w:space="0" w:color="000000"/>
@@ -4577,21 +4477,19 @@
         </w:tc>
         <w:tc>
           <w:tcPr>
-            <w:tcW w:w="1066" w:type="dxa"/>
-            <w:tcBorders>
-              <w:top w:val="single" w:sz="4" w:space="0" w:color="000000"/>
-              <w:left w:val="single" w:sz="12" w:space="0" w:color="000000"/>
-              <w:bottom w:val="single" w:sz="12" w:space="0" w:color="000000"/>
-              <w:right w:val="single" w:sz="4" w:space="0" w:color="000000"/>
-            </w:tcBorders>
-          </w:tcPr>
-          <w:p>
-            <w:r/>
-          </w:p>
-        </w:tc>
-        <w:tc>
-          <w:tcPr>
-            <w:tcW w:w="1071" w:type="dxa"/>
+            <w:tcW w:w="877" w:type="dxa"/>
+            <w:tcBorders>
+              <w:top w:val="single" w:sz="4" w:space="0" w:color="000000"/>
+              <w:left w:val="single" w:sz="12" w:space="0" w:color="000000"/>
+              <w:bottom w:val="single" w:sz="12" w:space="0" w:color="000000"/>
+              <w:right w:val="single" w:sz="4" w:space="0" w:color="000000"/>
+            </w:tcBorders>
+          </w:tcPr>
+          <w:p/>
+        </w:tc>
+        <w:tc>
+          <w:tcPr>
+            <w:tcW w:w="1249" w:type="dxa"/>
             <w:tcBorders>
               <w:top w:val="single" w:sz="4" w:space="0" w:color="000000"/>
               <w:left w:val="single" w:sz="4" w:space="0" w:color="000000"/>
@@ -4607,21 +4505,19 @@
         </w:tc>
         <w:tc>
           <w:tcPr>
-            <w:tcW w:w="1066" w:type="dxa"/>
-            <w:tcBorders>
-              <w:top w:val="single" w:sz="4" w:space="0" w:color="000000"/>
-              <w:left w:val="single" w:sz="12" w:space="0" w:color="000000"/>
-              <w:bottom w:val="single" w:sz="12" w:space="0" w:color="000000"/>
-              <w:right w:val="single" w:sz="4" w:space="0" w:color="000000"/>
-            </w:tcBorders>
-          </w:tcPr>
-          <w:p>
-            <w:r/>
-          </w:p>
-        </w:tc>
-        <w:tc>
-          <w:tcPr>
-            <w:tcW w:w="1071" w:type="dxa"/>
+            <w:tcW w:w="888" w:type="dxa"/>
+            <w:tcBorders>
+              <w:top w:val="single" w:sz="4" w:space="0" w:color="000000"/>
+              <w:left w:val="single" w:sz="12" w:space="0" w:color="000000"/>
+              <w:bottom w:val="single" w:sz="12" w:space="0" w:color="000000"/>
+              <w:right w:val="single" w:sz="4" w:space="0" w:color="000000"/>
+            </w:tcBorders>
+          </w:tcPr>
+          <w:p/>
+        </w:tc>
+        <w:tc>
+          <w:tcPr>
+            <w:tcW w:w="1238" w:type="dxa"/>
             <w:tcBorders>
               <w:top w:val="single" w:sz="4" w:space="0" w:color="000000"/>
               <w:left w:val="single" w:sz="4" w:space="0" w:color="000000"/>
@@ -4675,7 +4571,7 @@
         </w:tc>
         <w:tc>
           <w:tcPr>
-            <w:tcW w:w="2210" w:type="dxa"/>
+            <w:tcW w:w="2268" w:type="dxa"/>
             <w:gridSpan w:val="2"/>
             <w:tcBorders>
               <w:top w:val="single" w:sz="12" w:space="0" w:color="000000"/>
@@ -4691,7 +4587,7 @@
         </w:tc>
         <w:tc>
           <w:tcPr>
-            <w:tcW w:w="2137" w:type="dxa"/>
+            <w:tcW w:w="2268" w:type="dxa"/>
             <w:gridSpan w:val="2"/>
             <w:tcBorders>
               <w:top w:val="single" w:sz="12" w:space="0" w:color="000000"/>
@@ -4708,7 +4604,7 @@
         </w:tc>
         <w:tc>
           <w:tcPr>
-            <w:tcW w:w="2137" w:type="dxa"/>
+            <w:tcW w:w="2126" w:type="dxa"/>
             <w:gridSpan w:val="2"/>
             <w:tcBorders>
               <w:top w:val="single" w:sz="12" w:space="0" w:color="000000"/>
@@ -4725,7 +4621,7 @@
         </w:tc>
         <w:tc>
           <w:tcPr>
-            <w:tcW w:w="2137" w:type="dxa"/>
+            <w:tcW w:w="2126" w:type="dxa"/>
             <w:gridSpan w:val="2"/>
             <w:tcBorders>
               <w:top w:val="single" w:sz="12" w:space="0" w:color="000000"/>
@@ -4791,13 +4687,11 @@
               <w:right w:val="single" w:sz="4" w:space="0" w:color="000000"/>
             </w:tcBorders>
           </w:tcPr>
-          <w:p>
-            <w:r/>
-          </w:p>
-        </w:tc>
-        <w:tc>
-          <w:tcPr>
-            <w:tcW w:w="1071" w:type="dxa"/>
+          <w:p/>
+        </w:tc>
+        <w:tc>
+          <w:tcPr>
+            <w:tcW w:w="1129" w:type="dxa"/>
             <w:tcBorders>
               <w:top w:val="single" w:sz="4" w:space="0" w:color="000000"/>
               <w:left w:val="single" w:sz="4" w:space="0" w:color="000000"/>
@@ -4813,21 +4707,19 @@
         </w:tc>
         <w:tc>
           <w:tcPr>
-            <w:tcW w:w="1066" w:type="dxa"/>
-            <w:tcBorders>
-              <w:top w:val="single" w:sz="4" w:space="0" w:color="000000"/>
-              <w:left w:val="single" w:sz="12" w:space="0" w:color="000000"/>
-              <w:bottom w:val="single" w:sz="12" w:space="0" w:color="000000"/>
-              <w:right w:val="single" w:sz="4" w:space="0" w:color="000000"/>
-            </w:tcBorders>
-          </w:tcPr>
-          <w:p>
-            <w:r/>
-          </w:p>
-        </w:tc>
-        <w:tc>
-          <w:tcPr>
-            <w:tcW w:w="1071" w:type="dxa"/>
+            <w:tcW w:w="1008" w:type="dxa"/>
+            <w:tcBorders>
+              <w:top w:val="single" w:sz="4" w:space="0" w:color="000000"/>
+              <w:left w:val="single" w:sz="12" w:space="0" w:color="000000"/>
+              <w:bottom w:val="single" w:sz="12" w:space="0" w:color="000000"/>
+              <w:right w:val="single" w:sz="4" w:space="0" w:color="000000"/>
+            </w:tcBorders>
+          </w:tcPr>
+          <w:p/>
+        </w:tc>
+        <w:tc>
+          <w:tcPr>
+            <w:tcW w:w="1260" w:type="dxa"/>
             <w:tcBorders>
               <w:top w:val="single" w:sz="4" w:space="0" w:color="000000"/>
               <w:left w:val="single" w:sz="4" w:space="0" w:color="000000"/>
@@ -4843,21 +4735,19 @@
         </w:tc>
         <w:tc>
           <w:tcPr>
-            <w:tcW w:w="1066" w:type="dxa"/>
-            <w:tcBorders>
-              <w:top w:val="single" w:sz="4" w:space="0" w:color="000000"/>
-              <w:left w:val="single" w:sz="12" w:space="0" w:color="000000"/>
-              <w:bottom w:val="single" w:sz="12" w:space="0" w:color="000000"/>
-              <w:right w:val="single" w:sz="4" w:space="0" w:color="000000"/>
-            </w:tcBorders>
-          </w:tcPr>
-          <w:p>
-            <w:r/>
-          </w:p>
-        </w:tc>
-        <w:tc>
-          <w:tcPr>
-            <w:tcW w:w="1071" w:type="dxa"/>
+            <w:tcW w:w="877" w:type="dxa"/>
+            <w:tcBorders>
+              <w:top w:val="single" w:sz="4" w:space="0" w:color="000000"/>
+              <w:left w:val="single" w:sz="12" w:space="0" w:color="000000"/>
+              <w:bottom w:val="single" w:sz="12" w:space="0" w:color="000000"/>
+              <w:right w:val="single" w:sz="4" w:space="0" w:color="000000"/>
+            </w:tcBorders>
+          </w:tcPr>
+          <w:p/>
+        </w:tc>
+        <w:tc>
+          <w:tcPr>
+            <w:tcW w:w="1249" w:type="dxa"/>
             <w:tcBorders>
               <w:top w:val="single" w:sz="4" w:space="0" w:color="000000"/>
               <w:left w:val="single" w:sz="4" w:space="0" w:color="000000"/>
@@ -4873,21 +4763,19 @@
         </w:tc>
         <w:tc>
           <w:tcPr>
-            <w:tcW w:w="1066" w:type="dxa"/>
-            <w:tcBorders>
-              <w:top w:val="single" w:sz="4" w:space="0" w:color="000000"/>
-              <w:left w:val="single" w:sz="12" w:space="0" w:color="000000"/>
-              <w:bottom w:val="single" w:sz="12" w:space="0" w:color="000000"/>
-              <w:right w:val="single" w:sz="4" w:space="0" w:color="000000"/>
-            </w:tcBorders>
-          </w:tcPr>
-          <w:p>
-            <w:r/>
-          </w:p>
-        </w:tc>
-        <w:tc>
-          <w:tcPr>
-            <w:tcW w:w="1071" w:type="dxa"/>
+            <w:tcW w:w="888" w:type="dxa"/>
+            <w:tcBorders>
+              <w:top w:val="single" w:sz="4" w:space="0" w:color="000000"/>
+              <w:left w:val="single" w:sz="12" w:space="0" w:color="000000"/>
+              <w:bottom w:val="single" w:sz="12" w:space="0" w:color="000000"/>
+              <w:right w:val="single" w:sz="4" w:space="0" w:color="000000"/>
+            </w:tcBorders>
+          </w:tcPr>
+          <w:p/>
+        </w:tc>
+        <w:tc>
+          <w:tcPr>
+            <w:tcW w:w="1238" w:type="dxa"/>
             <w:tcBorders>
               <w:top w:val="single" w:sz="4" w:space="0" w:color="000000"/>
               <w:left w:val="single" w:sz="4" w:space="0" w:color="000000"/>
@@ -4941,7 +4829,7 @@
         </w:tc>
         <w:tc>
           <w:tcPr>
-            <w:tcW w:w="2210" w:type="dxa"/>
+            <w:tcW w:w="2268" w:type="dxa"/>
             <w:gridSpan w:val="2"/>
             <w:tcBorders>
               <w:top w:val="single" w:sz="12" w:space="0" w:color="000000"/>
@@ -4957,7 +4845,7 @@
         </w:tc>
         <w:tc>
           <w:tcPr>
-            <w:tcW w:w="2137" w:type="dxa"/>
+            <w:tcW w:w="2268" w:type="dxa"/>
             <w:gridSpan w:val="2"/>
             <w:tcBorders>
               <w:top w:val="single" w:sz="12" w:space="0" w:color="000000"/>
@@ -4974,7 +4862,7 @@
         </w:tc>
         <w:tc>
           <w:tcPr>
-            <w:tcW w:w="2137" w:type="dxa"/>
+            <w:tcW w:w="2126" w:type="dxa"/>
             <w:gridSpan w:val="2"/>
             <w:tcBorders>
               <w:top w:val="single" w:sz="12" w:space="0" w:color="000000"/>
@@ -4991,7 +4879,7 @@
         </w:tc>
         <w:tc>
           <w:tcPr>
-            <w:tcW w:w="2137" w:type="dxa"/>
+            <w:tcW w:w="2126" w:type="dxa"/>
             <w:gridSpan w:val="2"/>
             <w:tcBorders>
               <w:top w:val="single" w:sz="12" w:space="0" w:color="000000"/>
@@ -5057,13 +4945,11 @@
               <w:right w:val="single" w:sz="4" w:space="0" w:color="000000"/>
             </w:tcBorders>
           </w:tcPr>
-          <w:p>
-            <w:r/>
-          </w:p>
-        </w:tc>
-        <w:tc>
-          <w:tcPr>
-            <w:tcW w:w="1071" w:type="dxa"/>
+          <w:p/>
+        </w:tc>
+        <w:tc>
+          <w:tcPr>
+            <w:tcW w:w="1129" w:type="dxa"/>
             <w:tcBorders>
               <w:top w:val="single" w:sz="4" w:space="0" w:color="000000"/>
               <w:left w:val="single" w:sz="4" w:space="0" w:color="000000"/>
@@ -5079,21 +4965,19 @@
         </w:tc>
         <w:tc>
           <w:tcPr>
-            <w:tcW w:w="1066" w:type="dxa"/>
-            <w:tcBorders>
-              <w:top w:val="single" w:sz="4" w:space="0" w:color="000000"/>
-              <w:left w:val="single" w:sz="12" w:space="0" w:color="000000"/>
-              <w:bottom w:val="single" w:sz="12" w:space="0" w:color="000000"/>
-              <w:right w:val="single" w:sz="4" w:space="0" w:color="000000"/>
-            </w:tcBorders>
-          </w:tcPr>
-          <w:p>
-            <w:r/>
-          </w:p>
-        </w:tc>
-        <w:tc>
-          <w:tcPr>
-            <w:tcW w:w="1071" w:type="dxa"/>
+            <w:tcW w:w="1008" w:type="dxa"/>
+            <w:tcBorders>
+              <w:top w:val="single" w:sz="4" w:space="0" w:color="000000"/>
+              <w:left w:val="single" w:sz="12" w:space="0" w:color="000000"/>
+              <w:bottom w:val="single" w:sz="12" w:space="0" w:color="000000"/>
+              <w:right w:val="single" w:sz="4" w:space="0" w:color="000000"/>
+            </w:tcBorders>
+          </w:tcPr>
+          <w:p/>
+        </w:tc>
+        <w:tc>
+          <w:tcPr>
+            <w:tcW w:w="1260" w:type="dxa"/>
             <w:tcBorders>
               <w:top w:val="single" w:sz="4" w:space="0" w:color="000000"/>
               <w:left w:val="single" w:sz="4" w:space="0" w:color="000000"/>
@@ -5109,21 +4993,19 @@
         </w:tc>
         <w:tc>
           <w:tcPr>
-            <w:tcW w:w="1066" w:type="dxa"/>
-            <w:tcBorders>
-              <w:top w:val="single" w:sz="4" w:space="0" w:color="000000"/>
-              <w:left w:val="single" w:sz="12" w:space="0" w:color="000000"/>
-              <w:bottom w:val="single" w:sz="12" w:space="0" w:color="000000"/>
-              <w:right w:val="single" w:sz="4" w:space="0" w:color="000000"/>
-            </w:tcBorders>
-          </w:tcPr>
-          <w:p>
-            <w:r/>
-          </w:p>
-        </w:tc>
-        <w:tc>
-          <w:tcPr>
-            <w:tcW w:w="1071" w:type="dxa"/>
+            <w:tcW w:w="877" w:type="dxa"/>
+            <w:tcBorders>
+              <w:top w:val="single" w:sz="4" w:space="0" w:color="000000"/>
+              <w:left w:val="single" w:sz="12" w:space="0" w:color="000000"/>
+              <w:bottom w:val="single" w:sz="12" w:space="0" w:color="000000"/>
+              <w:right w:val="single" w:sz="4" w:space="0" w:color="000000"/>
+            </w:tcBorders>
+          </w:tcPr>
+          <w:p/>
+        </w:tc>
+        <w:tc>
+          <w:tcPr>
+            <w:tcW w:w="1249" w:type="dxa"/>
             <w:tcBorders>
               <w:top w:val="single" w:sz="4" w:space="0" w:color="000000"/>
               <w:left w:val="single" w:sz="4" w:space="0" w:color="000000"/>
@@ -5139,21 +5021,19 @@
         </w:tc>
         <w:tc>
           <w:tcPr>
-            <w:tcW w:w="1066" w:type="dxa"/>
-            <w:tcBorders>
-              <w:top w:val="single" w:sz="4" w:space="0" w:color="000000"/>
-              <w:left w:val="single" w:sz="12" w:space="0" w:color="000000"/>
-              <w:bottom w:val="single" w:sz="12" w:space="0" w:color="000000"/>
-              <w:right w:val="single" w:sz="4" w:space="0" w:color="000000"/>
-            </w:tcBorders>
-          </w:tcPr>
-          <w:p>
-            <w:r/>
-          </w:p>
-        </w:tc>
-        <w:tc>
-          <w:tcPr>
-            <w:tcW w:w="1071" w:type="dxa"/>
+            <w:tcW w:w="888" w:type="dxa"/>
+            <w:tcBorders>
+              <w:top w:val="single" w:sz="4" w:space="0" w:color="000000"/>
+              <w:left w:val="single" w:sz="12" w:space="0" w:color="000000"/>
+              <w:bottom w:val="single" w:sz="12" w:space="0" w:color="000000"/>
+              <w:right w:val="single" w:sz="4" w:space="0" w:color="000000"/>
+            </w:tcBorders>
+          </w:tcPr>
+          <w:p/>
+        </w:tc>
+        <w:tc>
+          <w:tcPr>
+            <w:tcW w:w="1238" w:type="dxa"/>
             <w:tcBorders>
               <w:top w:val="single" w:sz="4" w:space="0" w:color="000000"/>
               <w:left w:val="single" w:sz="4" w:space="0" w:color="000000"/>
@@ -5207,7 +5087,7 @@
         </w:tc>
         <w:tc>
           <w:tcPr>
-            <w:tcW w:w="2210" w:type="dxa"/>
+            <w:tcW w:w="2268" w:type="dxa"/>
             <w:gridSpan w:val="2"/>
             <w:tcBorders>
               <w:top w:val="single" w:sz="12" w:space="0" w:color="000000"/>
@@ -5223,7 +5103,7 @@
         </w:tc>
         <w:tc>
           <w:tcPr>
-            <w:tcW w:w="2137" w:type="dxa"/>
+            <w:tcW w:w="2268" w:type="dxa"/>
             <w:gridSpan w:val="2"/>
             <w:tcBorders>
               <w:top w:val="single" w:sz="12" w:space="0" w:color="000000"/>
@@ -5240,7 +5120,7 @@
         </w:tc>
         <w:tc>
           <w:tcPr>
-            <w:tcW w:w="2137" w:type="dxa"/>
+            <w:tcW w:w="2126" w:type="dxa"/>
             <w:gridSpan w:val="2"/>
             <w:tcBorders>
               <w:top w:val="single" w:sz="12" w:space="0" w:color="000000"/>
@@ -5257,7 +5137,7 @@
         </w:tc>
         <w:tc>
           <w:tcPr>
-            <w:tcW w:w="2137" w:type="dxa"/>
+            <w:tcW w:w="2126" w:type="dxa"/>
             <w:gridSpan w:val="2"/>
             <w:tcBorders>
               <w:top w:val="single" w:sz="12" w:space="0" w:color="000000"/>
@@ -5323,13 +5203,11 @@
               <w:right w:val="single" w:sz="4" w:space="0" w:color="000000"/>
             </w:tcBorders>
           </w:tcPr>
-          <w:p>
-            <w:r/>
-          </w:p>
-        </w:tc>
-        <w:tc>
-          <w:tcPr>
-            <w:tcW w:w="1071" w:type="dxa"/>
+          <w:p/>
+        </w:tc>
+        <w:tc>
+          <w:tcPr>
+            <w:tcW w:w="1129" w:type="dxa"/>
             <w:tcBorders>
               <w:top w:val="single" w:sz="4" w:space="0" w:color="000000"/>
               <w:left w:val="single" w:sz="4" w:space="0" w:color="000000"/>
@@ -5345,21 +5223,19 @@
         </w:tc>
         <w:tc>
           <w:tcPr>
-            <w:tcW w:w="1066" w:type="dxa"/>
-            <w:tcBorders>
-              <w:top w:val="single" w:sz="4" w:space="0" w:color="000000"/>
-              <w:left w:val="single" w:sz="12" w:space="0" w:color="000000"/>
-              <w:bottom w:val="single" w:sz="12" w:space="0" w:color="000000"/>
-              <w:right w:val="single" w:sz="4" w:space="0" w:color="000000"/>
-            </w:tcBorders>
-          </w:tcPr>
-          <w:p>
-            <w:r/>
-          </w:p>
-        </w:tc>
-        <w:tc>
-          <w:tcPr>
-            <w:tcW w:w="1071" w:type="dxa"/>
+            <w:tcW w:w="1008" w:type="dxa"/>
+            <w:tcBorders>
+              <w:top w:val="single" w:sz="4" w:space="0" w:color="000000"/>
+              <w:left w:val="single" w:sz="12" w:space="0" w:color="000000"/>
+              <w:bottom w:val="single" w:sz="12" w:space="0" w:color="000000"/>
+              <w:right w:val="single" w:sz="4" w:space="0" w:color="000000"/>
+            </w:tcBorders>
+          </w:tcPr>
+          <w:p/>
+        </w:tc>
+        <w:tc>
+          <w:tcPr>
+            <w:tcW w:w="1260" w:type="dxa"/>
             <w:tcBorders>
               <w:top w:val="single" w:sz="4" w:space="0" w:color="000000"/>
               <w:left w:val="single" w:sz="4" w:space="0" w:color="000000"/>
@@ -5375,21 +5251,19 @@
         </w:tc>
         <w:tc>
           <w:tcPr>
-            <w:tcW w:w="1066" w:type="dxa"/>
-            <w:tcBorders>
-              <w:top w:val="single" w:sz="4" w:space="0" w:color="000000"/>
-              <w:left w:val="single" w:sz="12" w:space="0" w:color="000000"/>
-              <w:bottom w:val="single" w:sz="12" w:space="0" w:color="000000"/>
-              <w:right w:val="single" w:sz="4" w:space="0" w:color="000000"/>
-            </w:tcBorders>
-          </w:tcPr>
-          <w:p>
-            <w:r/>
-          </w:p>
-        </w:tc>
-        <w:tc>
-          <w:tcPr>
-            <w:tcW w:w="1071" w:type="dxa"/>
+            <w:tcW w:w="877" w:type="dxa"/>
+            <w:tcBorders>
+              <w:top w:val="single" w:sz="4" w:space="0" w:color="000000"/>
+              <w:left w:val="single" w:sz="12" w:space="0" w:color="000000"/>
+              <w:bottom w:val="single" w:sz="12" w:space="0" w:color="000000"/>
+              <w:right w:val="single" w:sz="4" w:space="0" w:color="000000"/>
+            </w:tcBorders>
+          </w:tcPr>
+          <w:p/>
+        </w:tc>
+        <w:tc>
+          <w:tcPr>
+            <w:tcW w:w="1249" w:type="dxa"/>
             <w:tcBorders>
               <w:top w:val="single" w:sz="4" w:space="0" w:color="000000"/>
               <w:left w:val="single" w:sz="4" w:space="0" w:color="000000"/>
@@ -5405,21 +5279,19 @@
         </w:tc>
         <w:tc>
           <w:tcPr>
-            <w:tcW w:w="1066" w:type="dxa"/>
-            <w:tcBorders>
-              <w:top w:val="single" w:sz="4" w:space="0" w:color="000000"/>
-              <w:left w:val="single" w:sz="12" w:space="0" w:color="000000"/>
-              <w:bottom w:val="single" w:sz="12" w:space="0" w:color="000000"/>
-              <w:right w:val="single" w:sz="4" w:space="0" w:color="000000"/>
-            </w:tcBorders>
-          </w:tcPr>
-          <w:p>
-            <w:r/>
-          </w:p>
-        </w:tc>
-        <w:tc>
-          <w:tcPr>
-            <w:tcW w:w="1071" w:type="dxa"/>
+            <w:tcW w:w="888" w:type="dxa"/>
+            <w:tcBorders>
+              <w:top w:val="single" w:sz="4" w:space="0" w:color="000000"/>
+              <w:left w:val="single" w:sz="12" w:space="0" w:color="000000"/>
+              <w:bottom w:val="single" w:sz="12" w:space="0" w:color="000000"/>
+              <w:right w:val="single" w:sz="4" w:space="0" w:color="000000"/>
+            </w:tcBorders>
+          </w:tcPr>
+          <w:p/>
+        </w:tc>
+        <w:tc>
+          <w:tcPr>
+            <w:tcW w:w="1238" w:type="dxa"/>
             <w:tcBorders>
               <w:top w:val="single" w:sz="4" w:space="0" w:color="000000"/>
               <w:left w:val="single" w:sz="4" w:space="0" w:color="000000"/>
@@ -5473,7 +5345,7 @@
         </w:tc>
         <w:tc>
           <w:tcPr>
-            <w:tcW w:w="2210" w:type="dxa"/>
+            <w:tcW w:w="2268" w:type="dxa"/>
             <w:gridSpan w:val="2"/>
             <w:tcBorders>
               <w:top w:val="single" w:sz="12" w:space="0" w:color="000000"/>
@@ -5489,7 +5361,7 @@
         </w:tc>
         <w:tc>
           <w:tcPr>
-            <w:tcW w:w="2137" w:type="dxa"/>
+            <w:tcW w:w="2268" w:type="dxa"/>
             <w:gridSpan w:val="2"/>
             <w:tcBorders>
               <w:top w:val="single" w:sz="12" w:space="0" w:color="000000"/>
@@ -5506,7 +5378,7 @@
         </w:tc>
         <w:tc>
           <w:tcPr>
-            <w:tcW w:w="2137" w:type="dxa"/>
+            <w:tcW w:w="2126" w:type="dxa"/>
             <w:gridSpan w:val="2"/>
             <w:tcBorders>
               <w:top w:val="single" w:sz="12" w:space="0" w:color="000000"/>
@@ -5523,7 +5395,7 @@
         </w:tc>
         <w:tc>
           <w:tcPr>
-            <w:tcW w:w="2137" w:type="dxa"/>
+            <w:tcW w:w="2126" w:type="dxa"/>
             <w:gridSpan w:val="2"/>
             <w:tcBorders>
               <w:top w:val="single" w:sz="12" w:space="0" w:color="000000"/>
@@ -5589,13 +5461,11 @@
               <w:right w:val="single" w:sz="4" w:space="0" w:color="000000"/>
             </w:tcBorders>
           </w:tcPr>
-          <w:p>
-            <w:r/>
-          </w:p>
-        </w:tc>
-        <w:tc>
-          <w:tcPr>
-            <w:tcW w:w="1071" w:type="dxa"/>
+          <w:p/>
+        </w:tc>
+        <w:tc>
+          <w:tcPr>
+            <w:tcW w:w="1129" w:type="dxa"/>
             <w:tcBorders>
               <w:top w:val="single" w:sz="4" w:space="0" w:color="000000"/>
               <w:left w:val="single" w:sz="4" w:space="0" w:color="000000"/>
@@ -5611,21 +5481,19 @@
         </w:tc>
         <w:tc>
           <w:tcPr>
-            <w:tcW w:w="1066" w:type="dxa"/>
-            <w:tcBorders>
-              <w:top w:val="single" w:sz="4" w:space="0" w:color="000000"/>
-              <w:left w:val="single" w:sz="12" w:space="0" w:color="000000"/>
-              <w:bottom w:val="single" w:sz="12" w:space="0" w:color="000000"/>
-              <w:right w:val="single" w:sz="4" w:space="0" w:color="000000"/>
-            </w:tcBorders>
-          </w:tcPr>
-          <w:p>
-            <w:r/>
-          </w:p>
-        </w:tc>
-        <w:tc>
-          <w:tcPr>
-            <w:tcW w:w="1071" w:type="dxa"/>
+            <w:tcW w:w="1008" w:type="dxa"/>
+            <w:tcBorders>
+              <w:top w:val="single" w:sz="4" w:space="0" w:color="000000"/>
+              <w:left w:val="single" w:sz="12" w:space="0" w:color="000000"/>
+              <w:bottom w:val="single" w:sz="12" w:space="0" w:color="000000"/>
+              <w:right w:val="single" w:sz="4" w:space="0" w:color="000000"/>
+            </w:tcBorders>
+          </w:tcPr>
+          <w:p/>
+        </w:tc>
+        <w:tc>
+          <w:tcPr>
+            <w:tcW w:w="1260" w:type="dxa"/>
             <w:tcBorders>
               <w:top w:val="single" w:sz="4" w:space="0" w:color="000000"/>
               <w:left w:val="single" w:sz="4" w:space="0" w:color="000000"/>
@@ -5641,21 +5509,19 @@
         </w:tc>
         <w:tc>
           <w:tcPr>
-            <w:tcW w:w="1066" w:type="dxa"/>
-            <w:tcBorders>
-              <w:top w:val="single" w:sz="4" w:space="0" w:color="000000"/>
-              <w:left w:val="single" w:sz="12" w:space="0" w:color="000000"/>
-              <w:bottom w:val="single" w:sz="12" w:space="0" w:color="000000"/>
-              <w:right w:val="single" w:sz="4" w:space="0" w:color="000000"/>
-            </w:tcBorders>
-          </w:tcPr>
-          <w:p>
-            <w:r/>
-          </w:p>
-        </w:tc>
-        <w:tc>
-          <w:tcPr>
-            <w:tcW w:w="1071" w:type="dxa"/>
+            <w:tcW w:w="877" w:type="dxa"/>
+            <w:tcBorders>
+              <w:top w:val="single" w:sz="4" w:space="0" w:color="000000"/>
+              <w:left w:val="single" w:sz="12" w:space="0" w:color="000000"/>
+              <w:bottom w:val="single" w:sz="12" w:space="0" w:color="000000"/>
+              <w:right w:val="single" w:sz="4" w:space="0" w:color="000000"/>
+            </w:tcBorders>
+          </w:tcPr>
+          <w:p/>
+        </w:tc>
+        <w:tc>
+          <w:tcPr>
+            <w:tcW w:w="1249" w:type="dxa"/>
             <w:tcBorders>
               <w:top w:val="single" w:sz="4" w:space="0" w:color="000000"/>
               <w:left w:val="single" w:sz="4" w:space="0" w:color="000000"/>
@@ -5671,21 +5537,19 @@
         </w:tc>
         <w:tc>
           <w:tcPr>
-            <w:tcW w:w="1066" w:type="dxa"/>
-            <w:tcBorders>
-              <w:top w:val="single" w:sz="4" w:space="0" w:color="000000"/>
-              <w:left w:val="single" w:sz="12" w:space="0" w:color="000000"/>
-              <w:bottom w:val="single" w:sz="12" w:space="0" w:color="000000"/>
-              <w:right w:val="single" w:sz="4" w:space="0" w:color="000000"/>
-            </w:tcBorders>
-          </w:tcPr>
-          <w:p>
-            <w:r/>
-          </w:p>
-        </w:tc>
-        <w:tc>
-          <w:tcPr>
-            <w:tcW w:w="1071" w:type="dxa"/>
+            <w:tcW w:w="888" w:type="dxa"/>
+            <w:tcBorders>
+              <w:top w:val="single" w:sz="4" w:space="0" w:color="000000"/>
+              <w:left w:val="single" w:sz="12" w:space="0" w:color="000000"/>
+              <w:bottom w:val="single" w:sz="12" w:space="0" w:color="000000"/>
+              <w:right w:val="single" w:sz="4" w:space="0" w:color="000000"/>
+            </w:tcBorders>
+          </w:tcPr>
+          <w:p/>
+        </w:tc>
+        <w:tc>
+          <w:tcPr>
+            <w:tcW w:w="1238" w:type="dxa"/>
             <w:tcBorders>
               <w:top w:val="single" w:sz="4" w:space="0" w:color="000000"/>
               <w:left w:val="single" w:sz="4" w:space="0" w:color="000000"/>
@@ -5739,7 +5603,7 @@
         </w:tc>
         <w:tc>
           <w:tcPr>
-            <w:tcW w:w="2210" w:type="dxa"/>
+            <w:tcW w:w="2268" w:type="dxa"/>
             <w:gridSpan w:val="2"/>
             <w:tcBorders>
               <w:top w:val="single" w:sz="12" w:space="0" w:color="000000"/>
@@ -5755,7 +5619,7 @@
         </w:tc>
         <w:tc>
           <w:tcPr>
-            <w:tcW w:w="2137" w:type="dxa"/>
+            <w:tcW w:w="2268" w:type="dxa"/>
             <w:gridSpan w:val="2"/>
             <w:tcBorders>
               <w:top w:val="single" w:sz="12" w:space="0" w:color="000000"/>
@@ -5772,7 +5636,7 @@
         </w:tc>
         <w:tc>
           <w:tcPr>
-            <w:tcW w:w="2137" w:type="dxa"/>
+            <w:tcW w:w="2126" w:type="dxa"/>
             <w:gridSpan w:val="2"/>
             <w:tcBorders>
               <w:top w:val="single" w:sz="12" w:space="0" w:color="000000"/>
@@ -5789,7 +5653,7 @@
         </w:tc>
         <w:tc>
           <w:tcPr>
-            <w:tcW w:w="2137" w:type="dxa"/>
+            <w:tcW w:w="2126" w:type="dxa"/>
             <w:gridSpan w:val="2"/>
             <w:tcBorders>
               <w:top w:val="single" w:sz="12" w:space="0" w:color="000000"/>
@@ -5855,13 +5719,11 @@
               <w:right w:val="single" w:sz="4" w:space="0" w:color="000000"/>
             </w:tcBorders>
           </w:tcPr>
-          <w:p>
-            <w:r/>
-          </w:p>
-        </w:tc>
-        <w:tc>
-          <w:tcPr>
-            <w:tcW w:w="1071" w:type="dxa"/>
+          <w:p/>
+        </w:tc>
+        <w:tc>
+          <w:tcPr>
+            <w:tcW w:w="1129" w:type="dxa"/>
             <w:tcBorders>
               <w:top w:val="single" w:sz="4" w:space="0" w:color="000000"/>
               <w:left w:val="single" w:sz="4" w:space="0" w:color="000000"/>
@@ -5877,21 +5739,19 @@
         </w:tc>
         <w:tc>
           <w:tcPr>
-            <w:tcW w:w="1066" w:type="dxa"/>
-            <w:tcBorders>
-              <w:top w:val="single" w:sz="4" w:space="0" w:color="000000"/>
-              <w:left w:val="single" w:sz="12" w:space="0" w:color="000000"/>
-              <w:bottom w:val="single" w:sz="12" w:space="0" w:color="000000"/>
-              <w:right w:val="single" w:sz="4" w:space="0" w:color="000000"/>
-            </w:tcBorders>
-          </w:tcPr>
-          <w:p>
-            <w:r/>
-          </w:p>
-        </w:tc>
-        <w:tc>
-          <w:tcPr>
-            <w:tcW w:w="1071" w:type="dxa"/>
+            <w:tcW w:w="1008" w:type="dxa"/>
+            <w:tcBorders>
+              <w:top w:val="single" w:sz="4" w:space="0" w:color="000000"/>
+              <w:left w:val="single" w:sz="12" w:space="0" w:color="000000"/>
+              <w:bottom w:val="single" w:sz="12" w:space="0" w:color="000000"/>
+              <w:right w:val="single" w:sz="4" w:space="0" w:color="000000"/>
+            </w:tcBorders>
+          </w:tcPr>
+          <w:p/>
+        </w:tc>
+        <w:tc>
+          <w:tcPr>
+            <w:tcW w:w="1260" w:type="dxa"/>
             <w:tcBorders>
               <w:top w:val="single" w:sz="4" w:space="0" w:color="000000"/>
               <w:left w:val="single" w:sz="4" w:space="0" w:color="000000"/>
@@ -5907,21 +5767,19 @@
         </w:tc>
         <w:tc>
           <w:tcPr>
-            <w:tcW w:w="1066" w:type="dxa"/>
-            <w:tcBorders>
-              <w:top w:val="single" w:sz="4" w:space="0" w:color="000000"/>
-              <w:left w:val="single" w:sz="12" w:space="0" w:color="000000"/>
-              <w:bottom w:val="single" w:sz="12" w:space="0" w:color="000000"/>
-              <w:right w:val="single" w:sz="4" w:space="0" w:color="000000"/>
-            </w:tcBorders>
-          </w:tcPr>
-          <w:p>
-            <w:r/>
-          </w:p>
-        </w:tc>
-        <w:tc>
-          <w:tcPr>
-            <w:tcW w:w="1071" w:type="dxa"/>
+            <w:tcW w:w="877" w:type="dxa"/>
+            <w:tcBorders>
+              <w:top w:val="single" w:sz="4" w:space="0" w:color="000000"/>
+              <w:left w:val="single" w:sz="12" w:space="0" w:color="000000"/>
+              <w:bottom w:val="single" w:sz="12" w:space="0" w:color="000000"/>
+              <w:right w:val="single" w:sz="4" w:space="0" w:color="000000"/>
+            </w:tcBorders>
+          </w:tcPr>
+          <w:p/>
+        </w:tc>
+        <w:tc>
+          <w:tcPr>
+            <w:tcW w:w="1249" w:type="dxa"/>
             <w:tcBorders>
               <w:top w:val="single" w:sz="4" w:space="0" w:color="000000"/>
               <w:left w:val="single" w:sz="4" w:space="0" w:color="000000"/>
@@ -5937,21 +5795,19 @@
         </w:tc>
         <w:tc>
           <w:tcPr>
-            <w:tcW w:w="1066" w:type="dxa"/>
-            <w:tcBorders>
-              <w:top w:val="single" w:sz="4" w:space="0" w:color="000000"/>
-              <w:left w:val="single" w:sz="12" w:space="0" w:color="000000"/>
-              <w:bottom w:val="single" w:sz="12" w:space="0" w:color="000000"/>
-              <w:right w:val="single" w:sz="4" w:space="0" w:color="000000"/>
-            </w:tcBorders>
-          </w:tcPr>
-          <w:p>
-            <w:r/>
-          </w:p>
-        </w:tc>
-        <w:tc>
-          <w:tcPr>
-            <w:tcW w:w="1071" w:type="dxa"/>
+            <w:tcW w:w="888" w:type="dxa"/>
+            <w:tcBorders>
+              <w:top w:val="single" w:sz="4" w:space="0" w:color="000000"/>
+              <w:left w:val="single" w:sz="12" w:space="0" w:color="000000"/>
+              <w:bottom w:val="single" w:sz="12" w:space="0" w:color="000000"/>
+              <w:right w:val="single" w:sz="4" w:space="0" w:color="000000"/>
+            </w:tcBorders>
+          </w:tcPr>
+          <w:p/>
+        </w:tc>
+        <w:tc>
+          <w:tcPr>
+            <w:tcW w:w="1238" w:type="dxa"/>
             <w:tcBorders>
               <w:top w:val="single" w:sz="4" w:space="0" w:color="000000"/>
               <w:left w:val="single" w:sz="4" w:space="0" w:color="000000"/>
@@ -6005,7 +5861,7 @@
         </w:tc>
         <w:tc>
           <w:tcPr>
-            <w:tcW w:w="2210" w:type="dxa"/>
+            <w:tcW w:w="2268" w:type="dxa"/>
             <w:gridSpan w:val="2"/>
             <w:tcBorders>
               <w:top w:val="single" w:sz="12" w:space="0" w:color="000000"/>
@@ -6021,7 +5877,7 @@
         </w:tc>
         <w:tc>
           <w:tcPr>
-            <w:tcW w:w="2137" w:type="dxa"/>
+            <w:tcW w:w="2268" w:type="dxa"/>
             <w:gridSpan w:val="2"/>
             <w:tcBorders>
               <w:top w:val="single" w:sz="12" w:space="0" w:color="000000"/>
@@ -6038,7 +5894,7 @@
         </w:tc>
         <w:tc>
           <w:tcPr>
-            <w:tcW w:w="2137" w:type="dxa"/>
+            <w:tcW w:w="2126" w:type="dxa"/>
             <w:gridSpan w:val="2"/>
             <w:tcBorders>
               <w:top w:val="single" w:sz="12" w:space="0" w:color="000000"/>
@@ -6055,7 +5911,7 @@
         </w:tc>
         <w:tc>
           <w:tcPr>
-            <w:tcW w:w="2137" w:type="dxa"/>
+            <w:tcW w:w="2126" w:type="dxa"/>
             <w:gridSpan w:val="2"/>
             <w:tcBorders>
               <w:top w:val="single" w:sz="12" w:space="0" w:color="000000"/>
@@ -6121,13 +5977,11 @@
               <w:right w:val="single" w:sz="4" w:space="0" w:color="000000"/>
             </w:tcBorders>
           </w:tcPr>
-          <w:p>
-            <w:r/>
-          </w:p>
-        </w:tc>
-        <w:tc>
-          <w:tcPr>
-            <w:tcW w:w="1071" w:type="dxa"/>
+          <w:p/>
+        </w:tc>
+        <w:tc>
+          <w:tcPr>
+            <w:tcW w:w="1129" w:type="dxa"/>
             <w:tcBorders>
               <w:top w:val="single" w:sz="4" w:space="0" w:color="000000"/>
               <w:left w:val="single" w:sz="4" w:space="0" w:color="000000"/>
@@ -6143,21 +5997,19 @@
         </w:tc>
         <w:tc>
           <w:tcPr>
-            <w:tcW w:w="1066" w:type="dxa"/>
-            <w:tcBorders>
-              <w:top w:val="single" w:sz="4" w:space="0" w:color="000000"/>
-              <w:left w:val="single" w:sz="12" w:space="0" w:color="000000"/>
-              <w:bottom w:val="single" w:sz="12" w:space="0" w:color="000000"/>
-              <w:right w:val="single" w:sz="4" w:space="0" w:color="000000"/>
-            </w:tcBorders>
-          </w:tcPr>
-          <w:p>
-            <w:r/>
-          </w:p>
-        </w:tc>
-        <w:tc>
-          <w:tcPr>
-            <w:tcW w:w="1071" w:type="dxa"/>
+            <w:tcW w:w="1008" w:type="dxa"/>
+            <w:tcBorders>
+              <w:top w:val="single" w:sz="4" w:space="0" w:color="000000"/>
+              <w:left w:val="single" w:sz="12" w:space="0" w:color="000000"/>
+              <w:bottom w:val="single" w:sz="12" w:space="0" w:color="000000"/>
+              <w:right w:val="single" w:sz="4" w:space="0" w:color="000000"/>
+            </w:tcBorders>
+          </w:tcPr>
+          <w:p/>
+        </w:tc>
+        <w:tc>
+          <w:tcPr>
+            <w:tcW w:w="1260" w:type="dxa"/>
             <w:tcBorders>
               <w:top w:val="single" w:sz="4" w:space="0" w:color="000000"/>
               <w:left w:val="single" w:sz="4" w:space="0" w:color="000000"/>
@@ -6173,21 +6025,19 @@
         </w:tc>
         <w:tc>
           <w:tcPr>
-            <w:tcW w:w="1066" w:type="dxa"/>
-            <w:tcBorders>
-              <w:top w:val="single" w:sz="4" w:space="0" w:color="000000"/>
-              <w:left w:val="single" w:sz="12" w:space="0" w:color="000000"/>
-              <w:bottom w:val="single" w:sz="12" w:space="0" w:color="000000"/>
-              <w:right w:val="single" w:sz="4" w:space="0" w:color="000000"/>
-            </w:tcBorders>
-          </w:tcPr>
-          <w:p>
-            <w:r/>
-          </w:p>
-        </w:tc>
-        <w:tc>
-          <w:tcPr>
-            <w:tcW w:w="1071" w:type="dxa"/>
+            <w:tcW w:w="877" w:type="dxa"/>
+            <w:tcBorders>
+              <w:top w:val="single" w:sz="4" w:space="0" w:color="000000"/>
+              <w:left w:val="single" w:sz="12" w:space="0" w:color="000000"/>
+              <w:bottom w:val="single" w:sz="12" w:space="0" w:color="000000"/>
+              <w:right w:val="single" w:sz="4" w:space="0" w:color="000000"/>
+            </w:tcBorders>
+          </w:tcPr>
+          <w:p/>
+        </w:tc>
+        <w:tc>
+          <w:tcPr>
+            <w:tcW w:w="1249" w:type="dxa"/>
             <w:tcBorders>
               <w:top w:val="single" w:sz="4" w:space="0" w:color="000000"/>
               <w:left w:val="single" w:sz="4" w:space="0" w:color="000000"/>
@@ -6203,21 +6053,19 @@
         </w:tc>
         <w:tc>
           <w:tcPr>
-            <w:tcW w:w="1066" w:type="dxa"/>
-            <w:tcBorders>
-              <w:top w:val="single" w:sz="4" w:space="0" w:color="000000"/>
-              <w:left w:val="single" w:sz="12" w:space="0" w:color="000000"/>
-              <w:bottom w:val="single" w:sz="12" w:space="0" w:color="000000"/>
-              <w:right w:val="single" w:sz="4" w:space="0" w:color="000000"/>
-            </w:tcBorders>
-          </w:tcPr>
-          <w:p>
-            <w:r/>
-          </w:p>
-        </w:tc>
-        <w:tc>
-          <w:tcPr>
-            <w:tcW w:w="1071" w:type="dxa"/>
+            <w:tcW w:w="888" w:type="dxa"/>
+            <w:tcBorders>
+              <w:top w:val="single" w:sz="4" w:space="0" w:color="000000"/>
+              <w:left w:val="single" w:sz="12" w:space="0" w:color="000000"/>
+              <w:bottom w:val="single" w:sz="12" w:space="0" w:color="000000"/>
+              <w:right w:val="single" w:sz="4" w:space="0" w:color="000000"/>
+            </w:tcBorders>
+          </w:tcPr>
+          <w:p/>
+        </w:tc>
+        <w:tc>
+          <w:tcPr>
+            <w:tcW w:w="1238" w:type="dxa"/>
             <w:tcBorders>
               <w:top w:val="single" w:sz="4" w:space="0" w:color="000000"/>
               <w:left w:val="single" w:sz="4" w:space="0" w:color="000000"/>
@@ -6269,7 +6117,7 @@
         </w:tc>
         <w:tc>
           <w:tcPr>
-            <w:tcW w:w="2210" w:type="dxa"/>
+            <w:tcW w:w="2268" w:type="dxa"/>
             <w:gridSpan w:val="2"/>
             <w:tcBorders>
               <w:top w:val="single" w:sz="12" w:space="0" w:color="000000"/>
@@ -6285,7 +6133,7 @@
         </w:tc>
         <w:tc>
           <w:tcPr>
-            <w:tcW w:w="2137" w:type="dxa"/>
+            <w:tcW w:w="2268" w:type="dxa"/>
             <w:gridSpan w:val="2"/>
             <w:tcBorders>
               <w:top w:val="single" w:sz="12" w:space="0" w:color="000000"/>
@@ -6302,7 +6150,7 @@
         </w:tc>
         <w:tc>
           <w:tcPr>
-            <w:tcW w:w="2137" w:type="dxa"/>
+            <w:tcW w:w="2126" w:type="dxa"/>
             <w:gridSpan w:val="2"/>
             <w:tcBorders>
               <w:top w:val="single" w:sz="12" w:space="0" w:color="000000"/>
@@ -6319,7 +6167,7 @@
         </w:tc>
         <w:tc>
           <w:tcPr>
-            <w:tcW w:w="2137" w:type="dxa"/>
+            <w:tcW w:w="2126" w:type="dxa"/>
             <w:gridSpan w:val="2"/>
             <w:tcBorders>
               <w:top w:val="single" w:sz="12" w:space="0" w:color="000000"/>
@@ -6382,13 +6230,11 @@
               <w:right w:val="single" w:sz="4" w:space="0" w:color="000000"/>
             </w:tcBorders>
           </w:tcPr>
-          <w:p>
-            <w:r/>
-          </w:p>
-        </w:tc>
-        <w:tc>
-          <w:tcPr>
-            <w:tcW w:w="1071" w:type="dxa"/>
+          <w:p/>
+        </w:tc>
+        <w:tc>
+          <w:tcPr>
+            <w:tcW w:w="1129" w:type="dxa"/>
             <w:tcBorders>
               <w:top w:val="single" w:sz="4" w:space="0" w:color="000000"/>
               <w:left w:val="single" w:sz="4" w:space="0" w:color="000000"/>
@@ -6403,20 +6249,18 @@
         </w:tc>
         <w:tc>
           <w:tcPr>
-            <w:tcW w:w="1066" w:type="dxa"/>
-            <w:tcBorders>
-              <w:top w:val="single" w:sz="4" w:space="0" w:color="000000"/>
-              <w:left w:val="single" w:sz="12" w:space="0" w:color="000000"/>
-              <w:right w:val="single" w:sz="4" w:space="0" w:color="000000"/>
-            </w:tcBorders>
-          </w:tcPr>
-          <w:p>
-            <w:r/>
-          </w:p>
-        </w:tc>
-        <w:tc>
-          <w:tcPr>
-            <w:tcW w:w="1071" w:type="dxa"/>
+            <w:tcW w:w="1008" w:type="dxa"/>
+            <w:tcBorders>
+              <w:top w:val="single" w:sz="4" w:space="0" w:color="000000"/>
+              <w:left w:val="single" w:sz="12" w:space="0" w:color="000000"/>
+              <w:right w:val="single" w:sz="4" w:space="0" w:color="000000"/>
+            </w:tcBorders>
+          </w:tcPr>
+          <w:p/>
+        </w:tc>
+        <w:tc>
+          <w:tcPr>
+            <w:tcW w:w="1260" w:type="dxa"/>
             <w:tcBorders>
               <w:top w:val="single" w:sz="4" w:space="0" w:color="000000"/>
               <w:left w:val="single" w:sz="4" w:space="0" w:color="000000"/>
@@ -6431,20 +6275,18 @@
         </w:tc>
         <w:tc>
           <w:tcPr>
-            <w:tcW w:w="1066" w:type="dxa"/>
-            <w:tcBorders>
-              <w:top w:val="single" w:sz="4" w:space="0" w:color="000000"/>
-              <w:left w:val="single" w:sz="12" w:space="0" w:color="000000"/>
-              <w:right w:val="single" w:sz="4" w:space="0" w:color="000000"/>
-            </w:tcBorders>
-          </w:tcPr>
-          <w:p>
-            <w:r/>
-          </w:p>
-        </w:tc>
-        <w:tc>
-          <w:tcPr>
-            <w:tcW w:w="1071" w:type="dxa"/>
+            <w:tcW w:w="877" w:type="dxa"/>
+            <w:tcBorders>
+              <w:top w:val="single" w:sz="4" w:space="0" w:color="000000"/>
+              <w:left w:val="single" w:sz="12" w:space="0" w:color="000000"/>
+              <w:right w:val="single" w:sz="4" w:space="0" w:color="000000"/>
+            </w:tcBorders>
+          </w:tcPr>
+          <w:p/>
+        </w:tc>
+        <w:tc>
+          <w:tcPr>
+            <w:tcW w:w="1249" w:type="dxa"/>
             <w:tcBorders>
               <w:top w:val="single" w:sz="4" w:space="0" w:color="000000"/>
               <w:left w:val="single" w:sz="4" w:space="0" w:color="000000"/>
@@ -6459,20 +6301,18 @@
         </w:tc>
         <w:tc>
           <w:tcPr>
-            <w:tcW w:w="1066" w:type="dxa"/>
-            <w:tcBorders>
-              <w:top w:val="single" w:sz="4" w:space="0" w:color="000000"/>
-              <w:left w:val="single" w:sz="12" w:space="0" w:color="000000"/>
-              <w:right w:val="single" w:sz="4" w:space="0" w:color="000000"/>
-            </w:tcBorders>
-          </w:tcPr>
-          <w:p>
-            <w:r/>
-          </w:p>
-        </w:tc>
-        <w:tc>
-          <w:tcPr>
-            <w:tcW w:w="1071" w:type="dxa"/>
+            <w:tcW w:w="888" w:type="dxa"/>
+            <w:tcBorders>
+              <w:top w:val="single" w:sz="4" w:space="0" w:color="000000"/>
+              <w:left w:val="single" w:sz="12" w:space="0" w:color="000000"/>
+              <w:right w:val="single" w:sz="4" w:space="0" w:color="000000"/>
+            </w:tcBorders>
+          </w:tcPr>
+          <w:p/>
+        </w:tc>
+        <w:tc>
+          <w:tcPr>
+            <w:tcW w:w="1238" w:type="dxa"/>
             <w:tcBorders>
               <w:top w:val="single" w:sz="4" w:space="0" w:color="000000"/>
               <w:left w:val="single" w:sz="4" w:space="0" w:color="000000"/>
@@ -6635,12 +6475,8 @@
       <w:r>
         <w:br w:type="page"/>
       </w:r>
-    </w:p>
-    <w:p>
-      <w:pPr>
-        <w:pStyle w:val="Ttulo1"/>
-      </w:pPr>
       <w:r>
+        <w:lastRenderedPageBreak/>
         <w:t>REGISTRO</w:t>
       </w:r>
       <w:r>
@@ -6719,7 +6555,7 @@
     <w:tbl>
       <w:tblPr>
         <w:tblStyle w:val="TableNormal"/>
-        <w:tblW w:w="0" w:type="auto"/>
+        <w:tblW w:w="10701" w:type="dxa"/>
         <w:tblInd w:w="184" w:type="dxa"/>
         <w:tblBorders>
           <w:top w:val="single" w:sz="24" w:space="0" w:color="000000"/>
@@ -6736,13 +6572,13 @@
         <w:gridCol w:w="779"/>
         <w:gridCol w:w="1134"/>
         <w:gridCol w:w="1139"/>
-        <w:gridCol w:w="1071"/>
-        <w:gridCol w:w="1066"/>
-        <w:gridCol w:w="1071"/>
-        <w:gridCol w:w="1066"/>
-        <w:gridCol w:w="1071"/>
-        <w:gridCol w:w="1066"/>
-        <w:gridCol w:w="1071"/>
+        <w:gridCol w:w="1129"/>
+        <w:gridCol w:w="1008"/>
+        <w:gridCol w:w="1118"/>
+        <w:gridCol w:w="1019"/>
+        <w:gridCol w:w="1249"/>
+        <w:gridCol w:w="888"/>
+        <w:gridCol w:w="1238"/>
       </w:tblGrid>
       <w:tr>
         <w:trPr>
@@ -6903,7 +6739,7 @@
         </w:tc>
         <w:tc>
           <w:tcPr>
-            <w:tcW w:w="2210" w:type="dxa"/>
+            <w:tcW w:w="2268" w:type="dxa"/>
             <w:gridSpan w:val="2"/>
             <w:tcBorders>
               <w:bottom w:val="single" w:sz="4" w:space="0" w:color="000000"/>
@@ -6947,7 +6783,7 @@
         </w:tc>
         <w:tc>
           <w:tcPr>
-            <w:tcW w:w="2137" w:type="dxa"/>
+            <w:tcW w:w="2126" w:type="dxa"/>
             <w:gridSpan w:val="2"/>
             <w:tcBorders>
               <w:left w:val="single" w:sz="12" w:space="0" w:color="000000"/>
@@ -6992,7 +6828,7 @@
         </w:tc>
         <w:tc>
           <w:tcPr>
-            <w:tcW w:w="2137" w:type="dxa"/>
+            <w:tcW w:w="2268" w:type="dxa"/>
             <w:gridSpan w:val="2"/>
             <w:tcBorders>
               <w:left w:val="single" w:sz="12" w:space="0" w:color="000000"/>
@@ -7037,7 +6873,7 @@
         </w:tc>
         <w:tc>
           <w:tcPr>
-            <w:tcW w:w="2137" w:type="dxa"/>
+            <w:tcW w:w="2126" w:type="dxa"/>
             <w:gridSpan w:val="2"/>
             <w:tcBorders>
               <w:left w:val="single" w:sz="12" w:space="0" w:color="000000"/>
@@ -7212,7 +7048,7 @@
         </w:tc>
         <w:tc>
           <w:tcPr>
-            <w:tcW w:w="1071" w:type="dxa"/>
+            <w:tcW w:w="1129" w:type="dxa"/>
             <w:tcBorders>
               <w:top w:val="single" w:sz="4" w:space="0" w:color="000000"/>
               <w:left w:val="single" w:sz="4" w:space="0" w:color="000000"/>
@@ -7297,7 +7133,7 @@
         </w:tc>
         <w:tc>
           <w:tcPr>
-            <w:tcW w:w="1066" w:type="dxa"/>
+            <w:tcW w:w="1008" w:type="dxa"/>
             <w:tcBorders>
               <w:top w:val="single" w:sz="4" w:space="0" w:color="000000"/>
               <w:left w:val="single" w:sz="12" w:space="0" w:color="000000"/>
@@ -7384,7 +7220,7 @@
         </w:tc>
         <w:tc>
           <w:tcPr>
-            <w:tcW w:w="1071" w:type="dxa"/>
+            <w:tcW w:w="1118" w:type="dxa"/>
             <w:tcBorders>
               <w:top w:val="single" w:sz="4" w:space="0" w:color="000000"/>
               <w:left w:val="single" w:sz="4" w:space="0" w:color="000000"/>
@@ -7469,7 +7305,7 @@
         </w:tc>
         <w:tc>
           <w:tcPr>
-            <w:tcW w:w="1066" w:type="dxa"/>
+            <w:tcW w:w="1019" w:type="dxa"/>
             <w:tcBorders>
               <w:top w:val="single" w:sz="4" w:space="0" w:color="000000"/>
               <w:left w:val="single" w:sz="12" w:space="0" w:color="000000"/>
@@ -7556,7 +7392,7 @@
         </w:tc>
         <w:tc>
           <w:tcPr>
-            <w:tcW w:w="1071" w:type="dxa"/>
+            <w:tcW w:w="1249" w:type="dxa"/>
             <w:tcBorders>
               <w:top w:val="single" w:sz="4" w:space="0" w:color="000000"/>
               <w:left w:val="single" w:sz="4" w:space="0" w:color="000000"/>
@@ -7641,7 +7477,7 @@
         </w:tc>
         <w:tc>
           <w:tcPr>
-            <w:tcW w:w="1066" w:type="dxa"/>
+            <w:tcW w:w="888" w:type="dxa"/>
             <w:tcBorders>
               <w:top w:val="single" w:sz="4" w:space="0" w:color="000000"/>
               <w:left w:val="single" w:sz="12" w:space="0" w:color="000000"/>
@@ -7728,7 +7564,7 @@
         </w:tc>
         <w:tc>
           <w:tcPr>
-            <w:tcW w:w="1071" w:type="dxa"/>
+            <w:tcW w:w="1238" w:type="dxa"/>
             <w:tcBorders>
               <w:top w:val="single" w:sz="4" w:space="0" w:color="000000"/>
               <w:left w:val="single" w:sz="4" w:space="0" w:color="000000"/>
@@ -7851,7 +7687,7 @@
         </w:tc>
         <w:tc>
           <w:tcPr>
-            <w:tcW w:w="2210" w:type="dxa"/>
+            <w:tcW w:w="2268" w:type="dxa"/>
             <w:gridSpan w:val="2"/>
             <w:tcBorders>
               <w:top w:val="single" w:sz="12" w:space="0" w:color="000000"/>
@@ -7867,7 +7703,7 @@
         </w:tc>
         <w:tc>
           <w:tcPr>
-            <w:tcW w:w="2137" w:type="dxa"/>
+            <w:tcW w:w="2126" w:type="dxa"/>
             <w:gridSpan w:val="2"/>
             <w:tcBorders>
               <w:top w:val="single" w:sz="12" w:space="0" w:color="000000"/>
@@ -7884,7 +7720,7 @@
         </w:tc>
         <w:tc>
           <w:tcPr>
-            <w:tcW w:w="2137" w:type="dxa"/>
+            <w:tcW w:w="2268" w:type="dxa"/>
             <w:gridSpan w:val="2"/>
             <w:tcBorders>
               <w:top w:val="single" w:sz="12" w:space="0" w:color="000000"/>
@@ -7901,7 +7737,7 @@
         </w:tc>
         <w:tc>
           <w:tcPr>
-            <w:tcW w:w="2137" w:type="dxa"/>
+            <w:tcW w:w="2126" w:type="dxa"/>
             <w:gridSpan w:val="2"/>
             <w:tcBorders>
               <w:top w:val="single" w:sz="12" w:space="0" w:color="000000"/>
@@ -7967,13 +7803,11 @@
               <w:right w:val="single" w:sz="4" w:space="0" w:color="000000"/>
             </w:tcBorders>
           </w:tcPr>
-          <w:p>
-            <w:r/>
-          </w:p>
-        </w:tc>
-        <w:tc>
-          <w:tcPr>
-            <w:tcW w:w="1071" w:type="dxa"/>
+          <w:p/>
+        </w:tc>
+        <w:tc>
+          <w:tcPr>
+            <w:tcW w:w="1129" w:type="dxa"/>
             <w:tcBorders>
               <w:top w:val="single" w:sz="4" w:space="0" w:color="000000"/>
               <w:left w:val="single" w:sz="4" w:space="0" w:color="000000"/>
@@ -7989,21 +7823,19 @@
         </w:tc>
         <w:tc>
           <w:tcPr>
-            <w:tcW w:w="1066" w:type="dxa"/>
-            <w:tcBorders>
-              <w:top w:val="single" w:sz="4" w:space="0" w:color="000000"/>
-              <w:left w:val="single" w:sz="12" w:space="0" w:color="000000"/>
-              <w:bottom w:val="single" w:sz="12" w:space="0" w:color="000000"/>
-              <w:right w:val="single" w:sz="4" w:space="0" w:color="000000"/>
-            </w:tcBorders>
-          </w:tcPr>
-          <w:p>
-            <w:r/>
-          </w:p>
-        </w:tc>
-        <w:tc>
-          <w:tcPr>
-            <w:tcW w:w="1071" w:type="dxa"/>
+            <w:tcW w:w="1008" w:type="dxa"/>
+            <w:tcBorders>
+              <w:top w:val="single" w:sz="4" w:space="0" w:color="000000"/>
+              <w:left w:val="single" w:sz="12" w:space="0" w:color="000000"/>
+              <w:bottom w:val="single" w:sz="12" w:space="0" w:color="000000"/>
+              <w:right w:val="single" w:sz="4" w:space="0" w:color="000000"/>
+            </w:tcBorders>
+          </w:tcPr>
+          <w:p/>
+        </w:tc>
+        <w:tc>
+          <w:tcPr>
+            <w:tcW w:w="1118" w:type="dxa"/>
             <w:tcBorders>
               <w:top w:val="single" w:sz="4" w:space="0" w:color="000000"/>
               <w:left w:val="single" w:sz="4" w:space="0" w:color="000000"/>
@@ -8019,21 +7851,19 @@
         </w:tc>
         <w:tc>
           <w:tcPr>
-            <w:tcW w:w="1066" w:type="dxa"/>
-            <w:tcBorders>
-              <w:top w:val="single" w:sz="4" w:space="0" w:color="000000"/>
-              <w:left w:val="single" w:sz="12" w:space="0" w:color="000000"/>
-              <w:bottom w:val="single" w:sz="12" w:space="0" w:color="000000"/>
-              <w:right w:val="single" w:sz="4" w:space="0" w:color="000000"/>
-            </w:tcBorders>
-          </w:tcPr>
-          <w:p>
-            <w:r/>
-          </w:p>
-        </w:tc>
-        <w:tc>
-          <w:tcPr>
-            <w:tcW w:w="1071" w:type="dxa"/>
+            <w:tcW w:w="1019" w:type="dxa"/>
+            <w:tcBorders>
+              <w:top w:val="single" w:sz="4" w:space="0" w:color="000000"/>
+              <w:left w:val="single" w:sz="12" w:space="0" w:color="000000"/>
+              <w:bottom w:val="single" w:sz="12" w:space="0" w:color="000000"/>
+              <w:right w:val="single" w:sz="4" w:space="0" w:color="000000"/>
+            </w:tcBorders>
+          </w:tcPr>
+          <w:p/>
+        </w:tc>
+        <w:tc>
+          <w:tcPr>
+            <w:tcW w:w="1249" w:type="dxa"/>
             <w:tcBorders>
               <w:top w:val="single" w:sz="4" w:space="0" w:color="000000"/>
               <w:left w:val="single" w:sz="4" w:space="0" w:color="000000"/>
@@ -8049,21 +7879,19 @@
         </w:tc>
         <w:tc>
           <w:tcPr>
-            <w:tcW w:w="1066" w:type="dxa"/>
-            <w:tcBorders>
-              <w:top w:val="single" w:sz="4" w:space="0" w:color="000000"/>
-              <w:left w:val="single" w:sz="12" w:space="0" w:color="000000"/>
-              <w:bottom w:val="single" w:sz="12" w:space="0" w:color="000000"/>
-              <w:right w:val="single" w:sz="4" w:space="0" w:color="000000"/>
-            </w:tcBorders>
-          </w:tcPr>
-          <w:p>
-            <w:r/>
-          </w:p>
-        </w:tc>
-        <w:tc>
-          <w:tcPr>
-            <w:tcW w:w="1071" w:type="dxa"/>
+            <w:tcW w:w="888" w:type="dxa"/>
+            <w:tcBorders>
+              <w:top w:val="single" w:sz="4" w:space="0" w:color="000000"/>
+              <w:left w:val="single" w:sz="12" w:space="0" w:color="000000"/>
+              <w:bottom w:val="single" w:sz="12" w:space="0" w:color="000000"/>
+              <w:right w:val="single" w:sz="4" w:space="0" w:color="000000"/>
+            </w:tcBorders>
+          </w:tcPr>
+          <w:p/>
+        </w:tc>
+        <w:tc>
+          <w:tcPr>
+            <w:tcW w:w="1238" w:type="dxa"/>
             <w:tcBorders>
               <w:top w:val="single" w:sz="4" w:space="0" w:color="000000"/>
               <w:left w:val="single" w:sz="4" w:space="0" w:color="000000"/>
@@ -8117,7 +7945,7 @@
         </w:tc>
         <w:tc>
           <w:tcPr>
-            <w:tcW w:w="2210" w:type="dxa"/>
+            <w:tcW w:w="2268" w:type="dxa"/>
             <w:gridSpan w:val="2"/>
             <w:tcBorders>
               <w:top w:val="single" w:sz="12" w:space="0" w:color="000000"/>
@@ -8133,7 +7961,7 @@
         </w:tc>
         <w:tc>
           <w:tcPr>
-            <w:tcW w:w="2137" w:type="dxa"/>
+            <w:tcW w:w="2126" w:type="dxa"/>
             <w:gridSpan w:val="2"/>
             <w:tcBorders>
               <w:top w:val="single" w:sz="12" w:space="0" w:color="000000"/>
@@ -8150,7 +7978,7 @@
         </w:tc>
         <w:tc>
           <w:tcPr>
-            <w:tcW w:w="2137" w:type="dxa"/>
+            <w:tcW w:w="2268" w:type="dxa"/>
             <w:gridSpan w:val="2"/>
             <w:tcBorders>
               <w:top w:val="single" w:sz="12" w:space="0" w:color="000000"/>
@@ -8167,7 +7995,7 @@
         </w:tc>
         <w:tc>
           <w:tcPr>
-            <w:tcW w:w="2137" w:type="dxa"/>
+            <w:tcW w:w="2126" w:type="dxa"/>
             <w:gridSpan w:val="2"/>
             <w:tcBorders>
               <w:top w:val="single" w:sz="12" w:space="0" w:color="000000"/>
@@ -8233,13 +8061,11 @@
               <w:right w:val="single" w:sz="4" w:space="0" w:color="000000"/>
             </w:tcBorders>
           </w:tcPr>
-          <w:p>
-            <w:r/>
-          </w:p>
-        </w:tc>
-        <w:tc>
-          <w:tcPr>
-            <w:tcW w:w="1071" w:type="dxa"/>
+          <w:p/>
+        </w:tc>
+        <w:tc>
+          <w:tcPr>
+            <w:tcW w:w="1129" w:type="dxa"/>
             <w:tcBorders>
               <w:top w:val="single" w:sz="4" w:space="0" w:color="000000"/>
               <w:left w:val="single" w:sz="4" w:space="0" w:color="000000"/>
@@ -8255,21 +8081,19 @@
         </w:tc>
         <w:tc>
           <w:tcPr>
-            <w:tcW w:w="1066" w:type="dxa"/>
-            <w:tcBorders>
-              <w:top w:val="single" w:sz="4" w:space="0" w:color="000000"/>
-              <w:left w:val="single" w:sz="12" w:space="0" w:color="000000"/>
-              <w:bottom w:val="single" w:sz="12" w:space="0" w:color="000000"/>
-              <w:right w:val="single" w:sz="4" w:space="0" w:color="000000"/>
-            </w:tcBorders>
-          </w:tcPr>
-          <w:p>
-            <w:r/>
-          </w:p>
-        </w:tc>
-        <w:tc>
-          <w:tcPr>
-            <w:tcW w:w="1071" w:type="dxa"/>
+            <w:tcW w:w="1008" w:type="dxa"/>
+            <w:tcBorders>
+              <w:top w:val="single" w:sz="4" w:space="0" w:color="000000"/>
+              <w:left w:val="single" w:sz="12" w:space="0" w:color="000000"/>
+              <w:bottom w:val="single" w:sz="12" w:space="0" w:color="000000"/>
+              <w:right w:val="single" w:sz="4" w:space="0" w:color="000000"/>
+            </w:tcBorders>
+          </w:tcPr>
+          <w:p/>
+        </w:tc>
+        <w:tc>
+          <w:tcPr>
+            <w:tcW w:w="1118" w:type="dxa"/>
             <w:tcBorders>
               <w:top w:val="single" w:sz="4" w:space="0" w:color="000000"/>
               <w:left w:val="single" w:sz="4" w:space="0" w:color="000000"/>
@@ -8285,21 +8109,19 @@
         </w:tc>
         <w:tc>
           <w:tcPr>
-            <w:tcW w:w="1066" w:type="dxa"/>
-            <w:tcBorders>
-              <w:top w:val="single" w:sz="4" w:space="0" w:color="000000"/>
-              <w:left w:val="single" w:sz="12" w:space="0" w:color="000000"/>
-              <w:bottom w:val="single" w:sz="12" w:space="0" w:color="000000"/>
-              <w:right w:val="single" w:sz="4" w:space="0" w:color="000000"/>
-            </w:tcBorders>
-          </w:tcPr>
-          <w:p>
-            <w:r/>
-          </w:p>
-        </w:tc>
-        <w:tc>
-          <w:tcPr>
-            <w:tcW w:w="1071" w:type="dxa"/>
+            <w:tcW w:w="1019" w:type="dxa"/>
+            <w:tcBorders>
+              <w:top w:val="single" w:sz="4" w:space="0" w:color="000000"/>
+              <w:left w:val="single" w:sz="12" w:space="0" w:color="000000"/>
+              <w:bottom w:val="single" w:sz="12" w:space="0" w:color="000000"/>
+              <w:right w:val="single" w:sz="4" w:space="0" w:color="000000"/>
+            </w:tcBorders>
+          </w:tcPr>
+          <w:p/>
+        </w:tc>
+        <w:tc>
+          <w:tcPr>
+            <w:tcW w:w="1249" w:type="dxa"/>
             <w:tcBorders>
               <w:top w:val="single" w:sz="4" w:space="0" w:color="000000"/>
               <w:left w:val="single" w:sz="4" w:space="0" w:color="000000"/>
@@ -8315,21 +8137,19 @@
         </w:tc>
         <w:tc>
           <w:tcPr>
-            <w:tcW w:w="1066" w:type="dxa"/>
-            <w:tcBorders>
-              <w:top w:val="single" w:sz="4" w:space="0" w:color="000000"/>
-              <w:left w:val="single" w:sz="12" w:space="0" w:color="000000"/>
-              <w:bottom w:val="single" w:sz="12" w:space="0" w:color="000000"/>
-              <w:right w:val="single" w:sz="4" w:space="0" w:color="000000"/>
-            </w:tcBorders>
-          </w:tcPr>
-          <w:p>
-            <w:r/>
-          </w:p>
-        </w:tc>
-        <w:tc>
-          <w:tcPr>
-            <w:tcW w:w="1071" w:type="dxa"/>
+            <w:tcW w:w="888" w:type="dxa"/>
+            <w:tcBorders>
+              <w:top w:val="single" w:sz="4" w:space="0" w:color="000000"/>
+              <w:left w:val="single" w:sz="12" w:space="0" w:color="000000"/>
+              <w:bottom w:val="single" w:sz="12" w:space="0" w:color="000000"/>
+              <w:right w:val="single" w:sz="4" w:space="0" w:color="000000"/>
+            </w:tcBorders>
+          </w:tcPr>
+          <w:p/>
+        </w:tc>
+        <w:tc>
+          <w:tcPr>
+            <w:tcW w:w="1238" w:type="dxa"/>
             <w:tcBorders>
               <w:top w:val="single" w:sz="4" w:space="0" w:color="000000"/>
               <w:left w:val="single" w:sz="4" w:space="0" w:color="000000"/>
@@ -8383,7 +8203,7 @@
         </w:tc>
         <w:tc>
           <w:tcPr>
-            <w:tcW w:w="2210" w:type="dxa"/>
+            <w:tcW w:w="2268" w:type="dxa"/>
             <w:gridSpan w:val="2"/>
             <w:tcBorders>
               <w:top w:val="single" w:sz="12" w:space="0" w:color="000000"/>
@@ -8399,7 +8219,7 @@
         </w:tc>
         <w:tc>
           <w:tcPr>
-            <w:tcW w:w="2137" w:type="dxa"/>
+            <w:tcW w:w="2126" w:type="dxa"/>
             <w:gridSpan w:val="2"/>
             <w:tcBorders>
               <w:top w:val="single" w:sz="12" w:space="0" w:color="000000"/>
@@ -8416,7 +8236,7 @@
         </w:tc>
         <w:tc>
           <w:tcPr>
-            <w:tcW w:w="2137" w:type="dxa"/>
+            <w:tcW w:w="2268" w:type="dxa"/>
             <w:gridSpan w:val="2"/>
             <w:tcBorders>
               <w:top w:val="single" w:sz="12" w:space="0" w:color="000000"/>
@@ -8433,7 +8253,7 @@
         </w:tc>
         <w:tc>
           <w:tcPr>
-            <w:tcW w:w="2137" w:type="dxa"/>
+            <w:tcW w:w="2126" w:type="dxa"/>
             <w:gridSpan w:val="2"/>
             <w:tcBorders>
               <w:top w:val="single" w:sz="12" w:space="0" w:color="000000"/>
@@ -8499,13 +8319,11 @@
               <w:right w:val="single" w:sz="4" w:space="0" w:color="000000"/>
             </w:tcBorders>
           </w:tcPr>
-          <w:p>
-            <w:r/>
-          </w:p>
-        </w:tc>
-        <w:tc>
-          <w:tcPr>
-            <w:tcW w:w="1071" w:type="dxa"/>
+          <w:p/>
+        </w:tc>
+        <w:tc>
+          <w:tcPr>
+            <w:tcW w:w="1129" w:type="dxa"/>
             <w:tcBorders>
               <w:top w:val="single" w:sz="4" w:space="0" w:color="000000"/>
               <w:left w:val="single" w:sz="4" w:space="0" w:color="000000"/>
@@ -8521,21 +8339,19 @@
         </w:tc>
         <w:tc>
           <w:tcPr>
-            <w:tcW w:w="1066" w:type="dxa"/>
-            <w:tcBorders>
-              <w:top w:val="single" w:sz="4" w:space="0" w:color="000000"/>
-              <w:left w:val="single" w:sz="12" w:space="0" w:color="000000"/>
-              <w:bottom w:val="single" w:sz="12" w:space="0" w:color="000000"/>
-              <w:right w:val="single" w:sz="4" w:space="0" w:color="000000"/>
-            </w:tcBorders>
-          </w:tcPr>
-          <w:p>
-            <w:r/>
-          </w:p>
-        </w:tc>
-        <w:tc>
-          <w:tcPr>
-            <w:tcW w:w="1071" w:type="dxa"/>
+            <w:tcW w:w="1008" w:type="dxa"/>
+            <w:tcBorders>
+              <w:top w:val="single" w:sz="4" w:space="0" w:color="000000"/>
+              <w:left w:val="single" w:sz="12" w:space="0" w:color="000000"/>
+              <w:bottom w:val="single" w:sz="12" w:space="0" w:color="000000"/>
+              <w:right w:val="single" w:sz="4" w:space="0" w:color="000000"/>
+            </w:tcBorders>
+          </w:tcPr>
+          <w:p/>
+        </w:tc>
+        <w:tc>
+          <w:tcPr>
+            <w:tcW w:w="1118" w:type="dxa"/>
             <w:tcBorders>
               <w:top w:val="single" w:sz="4" w:space="0" w:color="000000"/>
               <w:left w:val="single" w:sz="4" w:space="0" w:color="000000"/>
@@ -8551,21 +8367,19 @@
         </w:tc>
         <w:tc>
           <w:tcPr>
-            <w:tcW w:w="1066" w:type="dxa"/>
-            <w:tcBorders>
-              <w:top w:val="single" w:sz="4" w:space="0" w:color="000000"/>
-              <w:left w:val="single" w:sz="12" w:space="0" w:color="000000"/>
-              <w:bottom w:val="single" w:sz="12" w:space="0" w:color="000000"/>
-              <w:right w:val="single" w:sz="4" w:space="0" w:color="000000"/>
-            </w:tcBorders>
-          </w:tcPr>
-          <w:p>
-            <w:r/>
-          </w:p>
-        </w:tc>
-        <w:tc>
-          <w:tcPr>
-            <w:tcW w:w="1071" w:type="dxa"/>
+            <w:tcW w:w="1019" w:type="dxa"/>
+            <w:tcBorders>
+              <w:top w:val="single" w:sz="4" w:space="0" w:color="000000"/>
+              <w:left w:val="single" w:sz="12" w:space="0" w:color="000000"/>
+              <w:bottom w:val="single" w:sz="12" w:space="0" w:color="000000"/>
+              <w:right w:val="single" w:sz="4" w:space="0" w:color="000000"/>
+            </w:tcBorders>
+          </w:tcPr>
+          <w:p/>
+        </w:tc>
+        <w:tc>
+          <w:tcPr>
+            <w:tcW w:w="1249" w:type="dxa"/>
             <w:tcBorders>
               <w:top w:val="single" w:sz="4" w:space="0" w:color="000000"/>
               <w:left w:val="single" w:sz="4" w:space="0" w:color="000000"/>
@@ -8581,21 +8395,19 @@
         </w:tc>
         <w:tc>
           <w:tcPr>
-            <w:tcW w:w="1066" w:type="dxa"/>
-            <w:tcBorders>
-              <w:top w:val="single" w:sz="4" w:space="0" w:color="000000"/>
-              <w:left w:val="single" w:sz="12" w:space="0" w:color="000000"/>
-              <w:bottom w:val="single" w:sz="12" w:space="0" w:color="000000"/>
-              <w:right w:val="single" w:sz="4" w:space="0" w:color="000000"/>
-            </w:tcBorders>
-          </w:tcPr>
-          <w:p>
-            <w:r/>
-          </w:p>
-        </w:tc>
-        <w:tc>
-          <w:tcPr>
-            <w:tcW w:w="1071" w:type="dxa"/>
+            <w:tcW w:w="888" w:type="dxa"/>
+            <w:tcBorders>
+              <w:top w:val="single" w:sz="4" w:space="0" w:color="000000"/>
+              <w:left w:val="single" w:sz="12" w:space="0" w:color="000000"/>
+              <w:bottom w:val="single" w:sz="12" w:space="0" w:color="000000"/>
+              <w:right w:val="single" w:sz="4" w:space="0" w:color="000000"/>
+            </w:tcBorders>
+          </w:tcPr>
+          <w:p/>
+        </w:tc>
+        <w:tc>
+          <w:tcPr>
+            <w:tcW w:w="1238" w:type="dxa"/>
             <w:tcBorders>
               <w:top w:val="single" w:sz="4" w:space="0" w:color="000000"/>
               <w:left w:val="single" w:sz="4" w:space="0" w:color="000000"/>
@@ -8649,7 +8461,7 @@
         </w:tc>
         <w:tc>
           <w:tcPr>
-            <w:tcW w:w="2210" w:type="dxa"/>
+            <w:tcW w:w="2268" w:type="dxa"/>
             <w:gridSpan w:val="2"/>
             <w:tcBorders>
               <w:top w:val="single" w:sz="12" w:space="0" w:color="000000"/>
@@ -8665,7 +8477,7 @@
         </w:tc>
         <w:tc>
           <w:tcPr>
-            <w:tcW w:w="2137" w:type="dxa"/>
+            <w:tcW w:w="2126" w:type="dxa"/>
             <w:gridSpan w:val="2"/>
             <w:tcBorders>
               <w:top w:val="single" w:sz="12" w:space="0" w:color="000000"/>
@@ -8682,7 +8494,7 @@
         </w:tc>
         <w:tc>
           <w:tcPr>
-            <w:tcW w:w="2137" w:type="dxa"/>
+            <w:tcW w:w="2268" w:type="dxa"/>
             <w:gridSpan w:val="2"/>
             <w:tcBorders>
               <w:top w:val="single" w:sz="12" w:space="0" w:color="000000"/>
@@ -8699,7 +8511,7 @@
         </w:tc>
         <w:tc>
           <w:tcPr>
-            <w:tcW w:w="2137" w:type="dxa"/>
+            <w:tcW w:w="2126" w:type="dxa"/>
             <w:gridSpan w:val="2"/>
             <w:tcBorders>
               <w:top w:val="single" w:sz="12" w:space="0" w:color="000000"/>
@@ -8765,13 +8577,11 @@
               <w:right w:val="single" w:sz="4" w:space="0" w:color="000000"/>
             </w:tcBorders>
           </w:tcPr>
-          <w:p>
-            <w:r/>
-          </w:p>
-        </w:tc>
-        <w:tc>
-          <w:tcPr>
-            <w:tcW w:w="1071" w:type="dxa"/>
+          <w:p/>
+        </w:tc>
+        <w:tc>
+          <w:tcPr>
+            <w:tcW w:w="1129" w:type="dxa"/>
             <w:tcBorders>
               <w:top w:val="single" w:sz="4" w:space="0" w:color="000000"/>
               <w:left w:val="single" w:sz="4" w:space="0" w:color="000000"/>
@@ -8787,21 +8597,19 @@
         </w:tc>
         <w:tc>
           <w:tcPr>
-            <w:tcW w:w="1066" w:type="dxa"/>
-            <w:tcBorders>
-              <w:top w:val="single" w:sz="4" w:space="0" w:color="000000"/>
-              <w:left w:val="single" w:sz="12" w:space="0" w:color="000000"/>
-              <w:bottom w:val="single" w:sz="12" w:space="0" w:color="000000"/>
-              <w:right w:val="single" w:sz="4" w:space="0" w:color="000000"/>
-            </w:tcBorders>
-          </w:tcPr>
-          <w:p>
-            <w:r/>
-          </w:p>
-        </w:tc>
-        <w:tc>
-          <w:tcPr>
-            <w:tcW w:w="1071" w:type="dxa"/>
+            <w:tcW w:w="1008" w:type="dxa"/>
+            <w:tcBorders>
+              <w:top w:val="single" w:sz="4" w:space="0" w:color="000000"/>
+              <w:left w:val="single" w:sz="12" w:space="0" w:color="000000"/>
+              <w:bottom w:val="single" w:sz="12" w:space="0" w:color="000000"/>
+              <w:right w:val="single" w:sz="4" w:space="0" w:color="000000"/>
+            </w:tcBorders>
+          </w:tcPr>
+          <w:p/>
+        </w:tc>
+        <w:tc>
+          <w:tcPr>
+            <w:tcW w:w="1118" w:type="dxa"/>
             <w:tcBorders>
               <w:top w:val="single" w:sz="4" w:space="0" w:color="000000"/>
               <w:left w:val="single" w:sz="4" w:space="0" w:color="000000"/>
@@ -8817,21 +8625,19 @@
         </w:tc>
         <w:tc>
           <w:tcPr>
-            <w:tcW w:w="1066" w:type="dxa"/>
-            <w:tcBorders>
-              <w:top w:val="single" w:sz="4" w:space="0" w:color="000000"/>
-              <w:left w:val="single" w:sz="12" w:space="0" w:color="000000"/>
-              <w:bottom w:val="single" w:sz="12" w:space="0" w:color="000000"/>
-              <w:right w:val="single" w:sz="4" w:space="0" w:color="000000"/>
-            </w:tcBorders>
-          </w:tcPr>
-          <w:p>
-            <w:r/>
-          </w:p>
-        </w:tc>
-        <w:tc>
-          <w:tcPr>
-            <w:tcW w:w="1071" w:type="dxa"/>
+            <w:tcW w:w="1019" w:type="dxa"/>
+            <w:tcBorders>
+              <w:top w:val="single" w:sz="4" w:space="0" w:color="000000"/>
+              <w:left w:val="single" w:sz="12" w:space="0" w:color="000000"/>
+              <w:bottom w:val="single" w:sz="12" w:space="0" w:color="000000"/>
+              <w:right w:val="single" w:sz="4" w:space="0" w:color="000000"/>
+            </w:tcBorders>
+          </w:tcPr>
+          <w:p/>
+        </w:tc>
+        <w:tc>
+          <w:tcPr>
+            <w:tcW w:w="1249" w:type="dxa"/>
             <w:tcBorders>
               <w:top w:val="single" w:sz="4" w:space="0" w:color="000000"/>
               <w:left w:val="single" w:sz="4" w:space="0" w:color="000000"/>
@@ -8847,21 +8653,19 @@
         </w:tc>
         <w:tc>
           <w:tcPr>
-            <w:tcW w:w="1066" w:type="dxa"/>
-            <w:tcBorders>
-              <w:top w:val="single" w:sz="4" w:space="0" w:color="000000"/>
-              <w:left w:val="single" w:sz="12" w:space="0" w:color="000000"/>
-              <w:bottom w:val="single" w:sz="12" w:space="0" w:color="000000"/>
-              <w:right w:val="single" w:sz="4" w:space="0" w:color="000000"/>
-            </w:tcBorders>
-          </w:tcPr>
-          <w:p>
-            <w:r/>
-          </w:p>
-        </w:tc>
-        <w:tc>
-          <w:tcPr>
-            <w:tcW w:w="1071" w:type="dxa"/>
+            <w:tcW w:w="888" w:type="dxa"/>
+            <w:tcBorders>
+              <w:top w:val="single" w:sz="4" w:space="0" w:color="000000"/>
+              <w:left w:val="single" w:sz="12" w:space="0" w:color="000000"/>
+              <w:bottom w:val="single" w:sz="12" w:space="0" w:color="000000"/>
+              <w:right w:val="single" w:sz="4" w:space="0" w:color="000000"/>
+            </w:tcBorders>
+          </w:tcPr>
+          <w:p/>
+        </w:tc>
+        <w:tc>
+          <w:tcPr>
+            <w:tcW w:w="1238" w:type="dxa"/>
             <w:tcBorders>
               <w:top w:val="single" w:sz="4" w:space="0" w:color="000000"/>
               <w:left w:val="single" w:sz="4" w:space="0" w:color="000000"/>
@@ -8915,7 +8719,7 @@
         </w:tc>
         <w:tc>
           <w:tcPr>
-            <w:tcW w:w="2210" w:type="dxa"/>
+            <w:tcW w:w="2268" w:type="dxa"/>
             <w:gridSpan w:val="2"/>
             <w:tcBorders>
               <w:top w:val="single" w:sz="12" w:space="0" w:color="000000"/>
@@ -8931,7 +8735,7 @@
         </w:tc>
         <w:tc>
           <w:tcPr>
-            <w:tcW w:w="2137" w:type="dxa"/>
+            <w:tcW w:w="2126" w:type="dxa"/>
             <w:gridSpan w:val="2"/>
             <w:tcBorders>
               <w:top w:val="single" w:sz="12" w:space="0" w:color="000000"/>
@@ -8948,7 +8752,7 @@
         </w:tc>
         <w:tc>
           <w:tcPr>
-            <w:tcW w:w="2137" w:type="dxa"/>
+            <w:tcW w:w="2268" w:type="dxa"/>
             <w:gridSpan w:val="2"/>
             <w:tcBorders>
               <w:top w:val="single" w:sz="12" w:space="0" w:color="000000"/>
@@ -8965,7 +8769,7 @@
         </w:tc>
         <w:tc>
           <w:tcPr>
-            <w:tcW w:w="2137" w:type="dxa"/>
+            <w:tcW w:w="2126" w:type="dxa"/>
             <w:gridSpan w:val="2"/>
             <w:tcBorders>
               <w:top w:val="single" w:sz="12" w:space="0" w:color="000000"/>
@@ -9031,13 +8835,11 @@
               <w:right w:val="single" w:sz="4" w:space="0" w:color="000000"/>
             </w:tcBorders>
           </w:tcPr>
-          <w:p>
-            <w:r/>
-          </w:p>
-        </w:tc>
-        <w:tc>
-          <w:tcPr>
-            <w:tcW w:w="1071" w:type="dxa"/>
+          <w:p/>
+        </w:tc>
+        <w:tc>
+          <w:tcPr>
+            <w:tcW w:w="1129" w:type="dxa"/>
             <w:tcBorders>
               <w:top w:val="single" w:sz="4" w:space="0" w:color="000000"/>
               <w:left w:val="single" w:sz="4" w:space="0" w:color="000000"/>
@@ -9053,21 +8855,19 @@
         </w:tc>
         <w:tc>
           <w:tcPr>
-            <w:tcW w:w="1066" w:type="dxa"/>
-            <w:tcBorders>
-              <w:top w:val="single" w:sz="4" w:space="0" w:color="000000"/>
-              <w:left w:val="single" w:sz="12" w:space="0" w:color="000000"/>
-              <w:bottom w:val="single" w:sz="12" w:space="0" w:color="000000"/>
-              <w:right w:val="single" w:sz="4" w:space="0" w:color="000000"/>
-            </w:tcBorders>
-          </w:tcPr>
-          <w:p>
-            <w:r/>
-          </w:p>
-        </w:tc>
-        <w:tc>
-          <w:tcPr>
-            <w:tcW w:w="1071" w:type="dxa"/>
+            <w:tcW w:w="1008" w:type="dxa"/>
+            <w:tcBorders>
+              <w:top w:val="single" w:sz="4" w:space="0" w:color="000000"/>
+              <w:left w:val="single" w:sz="12" w:space="0" w:color="000000"/>
+              <w:bottom w:val="single" w:sz="12" w:space="0" w:color="000000"/>
+              <w:right w:val="single" w:sz="4" w:space="0" w:color="000000"/>
+            </w:tcBorders>
+          </w:tcPr>
+          <w:p/>
+        </w:tc>
+        <w:tc>
+          <w:tcPr>
+            <w:tcW w:w="1118" w:type="dxa"/>
             <w:tcBorders>
               <w:top w:val="single" w:sz="4" w:space="0" w:color="000000"/>
               <w:left w:val="single" w:sz="4" w:space="0" w:color="000000"/>
@@ -9083,21 +8883,19 @@
         </w:tc>
         <w:tc>
           <w:tcPr>
-            <w:tcW w:w="1066" w:type="dxa"/>
-            <w:tcBorders>
-              <w:top w:val="single" w:sz="4" w:space="0" w:color="000000"/>
-              <w:left w:val="single" w:sz="12" w:space="0" w:color="000000"/>
-              <w:bottom w:val="single" w:sz="12" w:space="0" w:color="000000"/>
-              <w:right w:val="single" w:sz="4" w:space="0" w:color="000000"/>
-            </w:tcBorders>
-          </w:tcPr>
-          <w:p>
-            <w:r/>
-          </w:p>
-        </w:tc>
-        <w:tc>
-          <w:tcPr>
-            <w:tcW w:w="1071" w:type="dxa"/>
+            <w:tcW w:w="1019" w:type="dxa"/>
+            <w:tcBorders>
+              <w:top w:val="single" w:sz="4" w:space="0" w:color="000000"/>
+              <w:left w:val="single" w:sz="12" w:space="0" w:color="000000"/>
+              <w:bottom w:val="single" w:sz="12" w:space="0" w:color="000000"/>
+              <w:right w:val="single" w:sz="4" w:space="0" w:color="000000"/>
+            </w:tcBorders>
+          </w:tcPr>
+          <w:p/>
+        </w:tc>
+        <w:tc>
+          <w:tcPr>
+            <w:tcW w:w="1249" w:type="dxa"/>
             <w:tcBorders>
               <w:top w:val="single" w:sz="4" w:space="0" w:color="000000"/>
               <w:left w:val="single" w:sz="4" w:space="0" w:color="000000"/>
@@ -9113,21 +8911,19 @@
         </w:tc>
         <w:tc>
           <w:tcPr>
-            <w:tcW w:w="1066" w:type="dxa"/>
-            <w:tcBorders>
-              <w:top w:val="single" w:sz="4" w:space="0" w:color="000000"/>
-              <w:left w:val="single" w:sz="12" w:space="0" w:color="000000"/>
-              <w:bottom w:val="single" w:sz="12" w:space="0" w:color="000000"/>
-              <w:right w:val="single" w:sz="4" w:space="0" w:color="000000"/>
-            </w:tcBorders>
-          </w:tcPr>
-          <w:p>
-            <w:r/>
-          </w:p>
-        </w:tc>
-        <w:tc>
-          <w:tcPr>
-            <w:tcW w:w="1071" w:type="dxa"/>
+            <w:tcW w:w="888" w:type="dxa"/>
+            <w:tcBorders>
+              <w:top w:val="single" w:sz="4" w:space="0" w:color="000000"/>
+              <w:left w:val="single" w:sz="12" w:space="0" w:color="000000"/>
+              <w:bottom w:val="single" w:sz="12" w:space="0" w:color="000000"/>
+              <w:right w:val="single" w:sz="4" w:space="0" w:color="000000"/>
+            </w:tcBorders>
+          </w:tcPr>
+          <w:p/>
+        </w:tc>
+        <w:tc>
+          <w:tcPr>
+            <w:tcW w:w="1238" w:type="dxa"/>
             <w:tcBorders>
               <w:top w:val="single" w:sz="4" w:space="0" w:color="000000"/>
               <w:left w:val="single" w:sz="4" w:space="0" w:color="000000"/>
@@ -9181,7 +8977,7 @@
         </w:tc>
         <w:tc>
           <w:tcPr>
-            <w:tcW w:w="2210" w:type="dxa"/>
+            <w:tcW w:w="2268" w:type="dxa"/>
             <w:gridSpan w:val="2"/>
             <w:tcBorders>
               <w:top w:val="single" w:sz="12" w:space="0" w:color="000000"/>
@@ -9197,7 +8993,7 @@
         </w:tc>
         <w:tc>
           <w:tcPr>
-            <w:tcW w:w="2137" w:type="dxa"/>
+            <w:tcW w:w="2126" w:type="dxa"/>
             <w:gridSpan w:val="2"/>
             <w:tcBorders>
               <w:top w:val="single" w:sz="12" w:space="0" w:color="000000"/>
@@ -9214,7 +9010,7 @@
         </w:tc>
         <w:tc>
           <w:tcPr>
-            <w:tcW w:w="2137" w:type="dxa"/>
+            <w:tcW w:w="2268" w:type="dxa"/>
             <w:gridSpan w:val="2"/>
             <w:tcBorders>
               <w:top w:val="single" w:sz="12" w:space="0" w:color="000000"/>
@@ -9231,7 +9027,7 @@
         </w:tc>
         <w:tc>
           <w:tcPr>
-            <w:tcW w:w="2137" w:type="dxa"/>
+            <w:tcW w:w="2126" w:type="dxa"/>
             <w:gridSpan w:val="2"/>
             <w:tcBorders>
               <w:top w:val="single" w:sz="12" w:space="0" w:color="000000"/>
@@ -9297,13 +9093,11 @@
               <w:right w:val="single" w:sz="4" w:space="0" w:color="000000"/>
             </w:tcBorders>
           </w:tcPr>
-          <w:p>
-            <w:r/>
-          </w:p>
-        </w:tc>
-        <w:tc>
-          <w:tcPr>
-            <w:tcW w:w="1071" w:type="dxa"/>
+          <w:p/>
+        </w:tc>
+        <w:tc>
+          <w:tcPr>
+            <w:tcW w:w="1129" w:type="dxa"/>
             <w:tcBorders>
               <w:top w:val="single" w:sz="4" w:space="0" w:color="000000"/>
               <w:left w:val="single" w:sz="4" w:space="0" w:color="000000"/>
@@ -9319,21 +9113,19 @@
         </w:tc>
         <w:tc>
           <w:tcPr>
-            <w:tcW w:w="1066" w:type="dxa"/>
-            <w:tcBorders>
-              <w:top w:val="single" w:sz="4" w:space="0" w:color="000000"/>
-              <w:left w:val="single" w:sz="12" w:space="0" w:color="000000"/>
-              <w:bottom w:val="single" w:sz="12" w:space="0" w:color="000000"/>
-              <w:right w:val="single" w:sz="4" w:space="0" w:color="000000"/>
-            </w:tcBorders>
-          </w:tcPr>
-          <w:p>
-            <w:r/>
-          </w:p>
-        </w:tc>
-        <w:tc>
-          <w:tcPr>
-            <w:tcW w:w="1071" w:type="dxa"/>
+            <w:tcW w:w="1008" w:type="dxa"/>
+            <w:tcBorders>
+              <w:top w:val="single" w:sz="4" w:space="0" w:color="000000"/>
+              <w:left w:val="single" w:sz="12" w:space="0" w:color="000000"/>
+              <w:bottom w:val="single" w:sz="12" w:space="0" w:color="000000"/>
+              <w:right w:val="single" w:sz="4" w:space="0" w:color="000000"/>
+            </w:tcBorders>
+          </w:tcPr>
+          <w:p/>
+        </w:tc>
+        <w:tc>
+          <w:tcPr>
+            <w:tcW w:w="1118" w:type="dxa"/>
             <w:tcBorders>
               <w:top w:val="single" w:sz="4" w:space="0" w:color="000000"/>
               <w:left w:val="single" w:sz="4" w:space="0" w:color="000000"/>
@@ -9349,21 +9141,19 @@
         </w:tc>
         <w:tc>
           <w:tcPr>
-            <w:tcW w:w="1066" w:type="dxa"/>
-            <w:tcBorders>
-              <w:top w:val="single" w:sz="4" w:space="0" w:color="000000"/>
-              <w:left w:val="single" w:sz="12" w:space="0" w:color="000000"/>
-              <w:bottom w:val="single" w:sz="12" w:space="0" w:color="000000"/>
-              <w:right w:val="single" w:sz="4" w:space="0" w:color="000000"/>
-            </w:tcBorders>
-          </w:tcPr>
-          <w:p>
-            <w:r/>
-          </w:p>
-        </w:tc>
-        <w:tc>
-          <w:tcPr>
-            <w:tcW w:w="1071" w:type="dxa"/>
+            <w:tcW w:w="1019" w:type="dxa"/>
+            <w:tcBorders>
+              <w:top w:val="single" w:sz="4" w:space="0" w:color="000000"/>
+              <w:left w:val="single" w:sz="12" w:space="0" w:color="000000"/>
+              <w:bottom w:val="single" w:sz="12" w:space="0" w:color="000000"/>
+              <w:right w:val="single" w:sz="4" w:space="0" w:color="000000"/>
+            </w:tcBorders>
+          </w:tcPr>
+          <w:p/>
+        </w:tc>
+        <w:tc>
+          <w:tcPr>
+            <w:tcW w:w="1249" w:type="dxa"/>
             <w:tcBorders>
               <w:top w:val="single" w:sz="4" w:space="0" w:color="000000"/>
               <w:left w:val="single" w:sz="4" w:space="0" w:color="000000"/>
@@ -9379,21 +9169,19 @@
         </w:tc>
         <w:tc>
           <w:tcPr>
-            <w:tcW w:w="1066" w:type="dxa"/>
-            <w:tcBorders>
-              <w:top w:val="single" w:sz="4" w:space="0" w:color="000000"/>
-              <w:left w:val="single" w:sz="12" w:space="0" w:color="000000"/>
-              <w:bottom w:val="single" w:sz="12" w:space="0" w:color="000000"/>
-              <w:right w:val="single" w:sz="4" w:space="0" w:color="000000"/>
-            </w:tcBorders>
-          </w:tcPr>
-          <w:p>
-            <w:r/>
-          </w:p>
-        </w:tc>
-        <w:tc>
-          <w:tcPr>
-            <w:tcW w:w="1071" w:type="dxa"/>
+            <w:tcW w:w="888" w:type="dxa"/>
+            <w:tcBorders>
+              <w:top w:val="single" w:sz="4" w:space="0" w:color="000000"/>
+              <w:left w:val="single" w:sz="12" w:space="0" w:color="000000"/>
+              <w:bottom w:val="single" w:sz="12" w:space="0" w:color="000000"/>
+              <w:right w:val="single" w:sz="4" w:space="0" w:color="000000"/>
+            </w:tcBorders>
+          </w:tcPr>
+          <w:p/>
+        </w:tc>
+        <w:tc>
+          <w:tcPr>
+            <w:tcW w:w="1238" w:type="dxa"/>
             <w:tcBorders>
               <w:top w:val="single" w:sz="4" w:space="0" w:color="000000"/>
               <w:left w:val="single" w:sz="4" w:space="0" w:color="000000"/>
@@ -9447,7 +9235,7 @@
         </w:tc>
         <w:tc>
           <w:tcPr>
-            <w:tcW w:w="2210" w:type="dxa"/>
+            <w:tcW w:w="2268" w:type="dxa"/>
             <w:gridSpan w:val="2"/>
             <w:tcBorders>
               <w:top w:val="single" w:sz="12" w:space="0" w:color="000000"/>
@@ -9463,7 +9251,7 @@
         </w:tc>
         <w:tc>
           <w:tcPr>
-            <w:tcW w:w="2137" w:type="dxa"/>
+            <w:tcW w:w="2126" w:type="dxa"/>
             <w:gridSpan w:val="2"/>
             <w:tcBorders>
               <w:top w:val="single" w:sz="12" w:space="0" w:color="000000"/>
@@ -9480,7 +9268,7 @@
         </w:tc>
         <w:tc>
           <w:tcPr>
-            <w:tcW w:w="2137" w:type="dxa"/>
+            <w:tcW w:w="2268" w:type="dxa"/>
             <w:gridSpan w:val="2"/>
             <w:tcBorders>
               <w:top w:val="single" w:sz="12" w:space="0" w:color="000000"/>
@@ -9497,7 +9285,7 @@
         </w:tc>
         <w:tc>
           <w:tcPr>
-            <w:tcW w:w="2137" w:type="dxa"/>
+            <w:tcW w:w="2126" w:type="dxa"/>
             <w:gridSpan w:val="2"/>
             <w:tcBorders>
               <w:top w:val="single" w:sz="12" w:space="0" w:color="000000"/>
@@ -9563,13 +9351,11 @@
               <w:right w:val="single" w:sz="4" w:space="0" w:color="000000"/>
             </w:tcBorders>
           </w:tcPr>
-          <w:p>
-            <w:r/>
-          </w:p>
-        </w:tc>
-        <w:tc>
-          <w:tcPr>
-            <w:tcW w:w="1071" w:type="dxa"/>
+          <w:p/>
+        </w:tc>
+        <w:tc>
+          <w:tcPr>
+            <w:tcW w:w="1129" w:type="dxa"/>
             <w:tcBorders>
               <w:top w:val="single" w:sz="4" w:space="0" w:color="000000"/>
               <w:left w:val="single" w:sz="4" w:space="0" w:color="000000"/>
@@ -9585,21 +9371,19 @@
         </w:tc>
         <w:tc>
           <w:tcPr>
-            <w:tcW w:w="1066" w:type="dxa"/>
-            <w:tcBorders>
-              <w:top w:val="single" w:sz="4" w:space="0" w:color="000000"/>
-              <w:left w:val="single" w:sz="12" w:space="0" w:color="000000"/>
-              <w:bottom w:val="single" w:sz="12" w:space="0" w:color="000000"/>
-              <w:right w:val="single" w:sz="4" w:space="0" w:color="000000"/>
-            </w:tcBorders>
-          </w:tcPr>
-          <w:p>
-            <w:r/>
-          </w:p>
-        </w:tc>
-        <w:tc>
-          <w:tcPr>
-            <w:tcW w:w="1071" w:type="dxa"/>
+            <w:tcW w:w="1008" w:type="dxa"/>
+            <w:tcBorders>
+              <w:top w:val="single" w:sz="4" w:space="0" w:color="000000"/>
+              <w:left w:val="single" w:sz="12" w:space="0" w:color="000000"/>
+              <w:bottom w:val="single" w:sz="12" w:space="0" w:color="000000"/>
+              <w:right w:val="single" w:sz="4" w:space="0" w:color="000000"/>
+            </w:tcBorders>
+          </w:tcPr>
+          <w:p/>
+        </w:tc>
+        <w:tc>
+          <w:tcPr>
+            <w:tcW w:w="1118" w:type="dxa"/>
             <w:tcBorders>
               <w:top w:val="single" w:sz="4" w:space="0" w:color="000000"/>
               <w:left w:val="single" w:sz="4" w:space="0" w:color="000000"/>
@@ -9615,21 +9399,19 @@
         </w:tc>
         <w:tc>
           <w:tcPr>
-            <w:tcW w:w="1066" w:type="dxa"/>
-            <w:tcBorders>
-              <w:top w:val="single" w:sz="4" w:space="0" w:color="000000"/>
-              <w:left w:val="single" w:sz="12" w:space="0" w:color="000000"/>
-              <w:bottom w:val="single" w:sz="12" w:space="0" w:color="000000"/>
-              <w:right w:val="single" w:sz="4" w:space="0" w:color="000000"/>
-            </w:tcBorders>
-          </w:tcPr>
-          <w:p>
-            <w:r/>
-          </w:p>
-        </w:tc>
-        <w:tc>
-          <w:tcPr>
-            <w:tcW w:w="1071" w:type="dxa"/>
+            <w:tcW w:w="1019" w:type="dxa"/>
+            <w:tcBorders>
+              <w:top w:val="single" w:sz="4" w:space="0" w:color="000000"/>
+              <w:left w:val="single" w:sz="12" w:space="0" w:color="000000"/>
+              <w:bottom w:val="single" w:sz="12" w:space="0" w:color="000000"/>
+              <w:right w:val="single" w:sz="4" w:space="0" w:color="000000"/>
+            </w:tcBorders>
+          </w:tcPr>
+          <w:p/>
+        </w:tc>
+        <w:tc>
+          <w:tcPr>
+            <w:tcW w:w="1249" w:type="dxa"/>
             <w:tcBorders>
               <w:top w:val="single" w:sz="4" w:space="0" w:color="000000"/>
               <w:left w:val="single" w:sz="4" w:space="0" w:color="000000"/>
@@ -9645,21 +9427,19 @@
         </w:tc>
         <w:tc>
           <w:tcPr>
-            <w:tcW w:w="1066" w:type="dxa"/>
-            <w:tcBorders>
-              <w:top w:val="single" w:sz="4" w:space="0" w:color="000000"/>
-              <w:left w:val="single" w:sz="12" w:space="0" w:color="000000"/>
-              <w:bottom w:val="single" w:sz="12" w:space="0" w:color="000000"/>
-              <w:right w:val="single" w:sz="4" w:space="0" w:color="000000"/>
-            </w:tcBorders>
-          </w:tcPr>
-          <w:p>
-            <w:r/>
-          </w:p>
-        </w:tc>
-        <w:tc>
-          <w:tcPr>
-            <w:tcW w:w="1071" w:type="dxa"/>
+            <w:tcW w:w="888" w:type="dxa"/>
+            <w:tcBorders>
+              <w:top w:val="single" w:sz="4" w:space="0" w:color="000000"/>
+              <w:left w:val="single" w:sz="12" w:space="0" w:color="000000"/>
+              <w:bottom w:val="single" w:sz="12" w:space="0" w:color="000000"/>
+              <w:right w:val="single" w:sz="4" w:space="0" w:color="000000"/>
+            </w:tcBorders>
+          </w:tcPr>
+          <w:p/>
+        </w:tc>
+        <w:tc>
+          <w:tcPr>
+            <w:tcW w:w="1238" w:type="dxa"/>
             <w:tcBorders>
               <w:top w:val="single" w:sz="4" w:space="0" w:color="000000"/>
               <w:left w:val="single" w:sz="4" w:space="0" w:color="000000"/>
@@ -9713,7 +9493,7 @@
         </w:tc>
         <w:tc>
           <w:tcPr>
-            <w:tcW w:w="2210" w:type="dxa"/>
+            <w:tcW w:w="2268" w:type="dxa"/>
             <w:gridSpan w:val="2"/>
             <w:tcBorders>
               <w:top w:val="single" w:sz="12" w:space="0" w:color="000000"/>
@@ -9729,7 +9509,7 @@
         </w:tc>
         <w:tc>
           <w:tcPr>
-            <w:tcW w:w="2137" w:type="dxa"/>
+            <w:tcW w:w="2126" w:type="dxa"/>
             <w:gridSpan w:val="2"/>
             <w:tcBorders>
               <w:top w:val="single" w:sz="12" w:space="0" w:color="000000"/>
@@ -9746,7 +9526,7 @@
         </w:tc>
         <w:tc>
           <w:tcPr>
-            <w:tcW w:w="2137" w:type="dxa"/>
+            <w:tcW w:w="2268" w:type="dxa"/>
             <w:gridSpan w:val="2"/>
             <w:tcBorders>
               <w:top w:val="single" w:sz="12" w:space="0" w:color="000000"/>
@@ -9763,7 +9543,7 @@
         </w:tc>
         <w:tc>
           <w:tcPr>
-            <w:tcW w:w="2137" w:type="dxa"/>
+            <w:tcW w:w="2126" w:type="dxa"/>
             <w:gridSpan w:val="2"/>
             <w:tcBorders>
               <w:top w:val="single" w:sz="12" w:space="0" w:color="000000"/>
@@ -9829,13 +9609,11 @@
               <w:right w:val="single" w:sz="4" w:space="0" w:color="000000"/>
             </w:tcBorders>
           </w:tcPr>
-          <w:p>
-            <w:r/>
-          </w:p>
-        </w:tc>
-        <w:tc>
-          <w:tcPr>
-            <w:tcW w:w="1071" w:type="dxa"/>
+          <w:p/>
+        </w:tc>
+        <w:tc>
+          <w:tcPr>
+            <w:tcW w:w="1129" w:type="dxa"/>
             <w:tcBorders>
               <w:top w:val="single" w:sz="4" w:space="0" w:color="000000"/>
               <w:left w:val="single" w:sz="4" w:space="0" w:color="000000"/>
@@ -9851,21 +9629,19 @@
         </w:tc>
         <w:tc>
           <w:tcPr>
-            <w:tcW w:w="1066" w:type="dxa"/>
-            <w:tcBorders>
-              <w:top w:val="single" w:sz="4" w:space="0" w:color="000000"/>
-              <w:left w:val="single" w:sz="12" w:space="0" w:color="000000"/>
-              <w:bottom w:val="single" w:sz="12" w:space="0" w:color="000000"/>
-              <w:right w:val="single" w:sz="4" w:space="0" w:color="000000"/>
-            </w:tcBorders>
-          </w:tcPr>
-          <w:p>
-            <w:r/>
-          </w:p>
-        </w:tc>
-        <w:tc>
-          <w:tcPr>
-            <w:tcW w:w="1071" w:type="dxa"/>
+            <w:tcW w:w="1008" w:type="dxa"/>
+            <w:tcBorders>
+              <w:top w:val="single" w:sz="4" w:space="0" w:color="000000"/>
+              <w:left w:val="single" w:sz="12" w:space="0" w:color="000000"/>
+              <w:bottom w:val="single" w:sz="12" w:space="0" w:color="000000"/>
+              <w:right w:val="single" w:sz="4" w:space="0" w:color="000000"/>
+            </w:tcBorders>
+          </w:tcPr>
+          <w:p/>
+        </w:tc>
+        <w:tc>
+          <w:tcPr>
+            <w:tcW w:w="1118" w:type="dxa"/>
             <w:tcBorders>
               <w:top w:val="single" w:sz="4" w:space="0" w:color="000000"/>
               <w:left w:val="single" w:sz="4" w:space="0" w:color="000000"/>
@@ -9881,21 +9657,19 @@
         </w:tc>
         <w:tc>
           <w:tcPr>
-            <w:tcW w:w="1066" w:type="dxa"/>
-            <w:tcBorders>
-              <w:top w:val="single" w:sz="4" w:space="0" w:color="000000"/>
-              <w:left w:val="single" w:sz="12" w:space="0" w:color="000000"/>
-              <w:bottom w:val="single" w:sz="12" w:space="0" w:color="000000"/>
-              <w:right w:val="single" w:sz="4" w:space="0" w:color="000000"/>
-            </w:tcBorders>
-          </w:tcPr>
-          <w:p>
-            <w:r/>
-          </w:p>
-        </w:tc>
-        <w:tc>
-          <w:tcPr>
-            <w:tcW w:w="1071" w:type="dxa"/>
+            <w:tcW w:w="1019" w:type="dxa"/>
+            <w:tcBorders>
+              <w:top w:val="single" w:sz="4" w:space="0" w:color="000000"/>
+              <w:left w:val="single" w:sz="12" w:space="0" w:color="000000"/>
+              <w:bottom w:val="single" w:sz="12" w:space="0" w:color="000000"/>
+              <w:right w:val="single" w:sz="4" w:space="0" w:color="000000"/>
+            </w:tcBorders>
+          </w:tcPr>
+          <w:p/>
+        </w:tc>
+        <w:tc>
+          <w:tcPr>
+            <w:tcW w:w="1249" w:type="dxa"/>
             <w:tcBorders>
               <w:top w:val="single" w:sz="4" w:space="0" w:color="000000"/>
               <w:left w:val="single" w:sz="4" w:space="0" w:color="000000"/>
@@ -9911,21 +9685,19 @@
         </w:tc>
         <w:tc>
           <w:tcPr>
-            <w:tcW w:w="1066" w:type="dxa"/>
-            <w:tcBorders>
-              <w:top w:val="single" w:sz="4" w:space="0" w:color="000000"/>
-              <w:left w:val="single" w:sz="12" w:space="0" w:color="000000"/>
-              <w:bottom w:val="single" w:sz="12" w:space="0" w:color="000000"/>
-              <w:right w:val="single" w:sz="4" w:space="0" w:color="000000"/>
-            </w:tcBorders>
-          </w:tcPr>
-          <w:p>
-            <w:r/>
-          </w:p>
-        </w:tc>
-        <w:tc>
-          <w:tcPr>
-            <w:tcW w:w="1071" w:type="dxa"/>
+            <w:tcW w:w="888" w:type="dxa"/>
+            <w:tcBorders>
+              <w:top w:val="single" w:sz="4" w:space="0" w:color="000000"/>
+              <w:left w:val="single" w:sz="12" w:space="0" w:color="000000"/>
+              <w:bottom w:val="single" w:sz="12" w:space="0" w:color="000000"/>
+              <w:right w:val="single" w:sz="4" w:space="0" w:color="000000"/>
+            </w:tcBorders>
+          </w:tcPr>
+          <w:p/>
+        </w:tc>
+        <w:tc>
+          <w:tcPr>
+            <w:tcW w:w="1238" w:type="dxa"/>
             <w:tcBorders>
               <w:top w:val="single" w:sz="4" w:space="0" w:color="000000"/>
               <w:left w:val="single" w:sz="4" w:space="0" w:color="000000"/>
@@ -9979,7 +9751,7 @@
         </w:tc>
         <w:tc>
           <w:tcPr>
-            <w:tcW w:w="2210" w:type="dxa"/>
+            <w:tcW w:w="2268" w:type="dxa"/>
             <w:gridSpan w:val="2"/>
             <w:tcBorders>
               <w:top w:val="single" w:sz="12" w:space="0" w:color="000000"/>
@@ -9995,7 +9767,7 @@
         </w:tc>
         <w:tc>
           <w:tcPr>
-            <w:tcW w:w="2137" w:type="dxa"/>
+            <w:tcW w:w="2126" w:type="dxa"/>
             <w:gridSpan w:val="2"/>
             <w:tcBorders>
               <w:top w:val="single" w:sz="12" w:space="0" w:color="000000"/>
@@ -10012,7 +9784,7 @@
         </w:tc>
         <w:tc>
           <w:tcPr>
-            <w:tcW w:w="2137" w:type="dxa"/>
+            <w:tcW w:w="2268" w:type="dxa"/>
             <w:gridSpan w:val="2"/>
             <w:tcBorders>
               <w:top w:val="single" w:sz="12" w:space="0" w:color="000000"/>
@@ -10029,7 +9801,7 @@
         </w:tc>
         <w:tc>
           <w:tcPr>
-            <w:tcW w:w="2137" w:type="dxa"/>
+            <w:tcW w:w="2126" w:type="dxa"/>
             <w:gridSpan w:val="2"/>
             <w:tcBorders>
               <w:top w:val="single" w:sz="12" w:space="0" w:color="000000"/>
@@ -10095,13 +9867,11 @@
               <w:right w:val="single" w:sz="4" w:space="0" w:color="000000"/>
             </w:tcBorders>
           </w:tcPr>
-          <w:p>
-            <w:r/>
-          </w:p>
-        </w:tc>
-        <w:tc>
-          <w:tcPr>
-            <w:tcW w:w="1071" w:type="dxa"/>
+          <w:p/>
+        </w:tc>
+        <w:tc>
+          <w:tcPr>
+            <w:tcW w:w="1129" w:type="dxa"/>
             <w:tcBorders>
               <w:top w:val="single" w:sz="4" w:space="0" w:color="000000"/>
               <w:left w:val="single" w:sz="4" w:space="0" w:color="000000"/>
@@ -10117,21 +9887,19 @@
         </w:tc>
         <w:tc>
           <w:tcPr>
-            <w:tcW w:w="1066" w:type="dxa"/>
-            <w:tcBorders>
-              <w:top w:val="single" w:sz="4" w:space="0" w:color="000000"/>
-              <w:left w:val="single" w:sz="12" w:space="0" w:color="000000"/>
-              <w:bottom w:val="single" w:sz="12" w:space="0" w:color="000000"/>
-              <w:right w:val="single" w:sz="4" w:space="0" w:color="000000"/>
-            </w:tcBorders>
-          </w:tcPr>
-          <w:p>
-            <w:r/>
-          </w:p>
-        </w:tc>
-        <w:tc>
-          <w:tcPr>
-            <w:tcW w:w="1071" w:type="dxa"/>
+            <w:tcW w:w="1008" w:type="dxa"/>
+            <w:tcBorders>
+              <w:top w:val="single" w:sz="4" w:space="0" w:color="000000"/>
+              <w:left w:val="single" w:sz="12" w:space="0" w:color="000000"/>
+              <w:bottom w:val="single" w:sz="12" w:space="0" w:color="000000"/>
+              <w:right w:val="single" w:sz="4" w:space="0" w:color="000000"/>
+            </w:tcBorders>
+          </w:tcPr>
+          <w:p/>
+        </w:tc>
+        <w:tc>
+          <w:tcPr>
+            <w:tcW w:w="1118" w:type="dxa"/>
             <w:tcBorders>
               <w:top w:val="single" w:sz="4" w:space="0" w:color="000000"/>
               <w:left w:val="single" w:sz="4" w:space="0" w:color="000000"/>
@@ -10147,21 +9915,19 @@
         </w:tc>
         <w:tc>
           <w:tcPr>
-            <w:tcW w:w="1066" w:type="dxa"/>
-            <w:tcBorders>
-              <w:top w:val="single" w:sz="4" w:space="0" w:color="000000"/>
-              <w:left w:val="single" w:sz="12" w:space="0" w:color="000000"/>
-              <w:bottom w:val="single" w:sz="12" w:space="0" w:color="000000"/>
-              <w:right w:val="single" w:sz="4" w:space="0" w:color="000000"/>
-            </w:tcBorders>
-          </w:tcPr>
-          <w:p>
-            <w:r/>
-          </w:p>
-        </w:tc>
-        <w:tc>
-          <w:tcPr>
-            <w:tcW w:w="1071" w:type="dxa"/>
+            <w:tcW w:w="1019" w:type="dxa"/>
+            <w:tcBorders>
+              <w:top w:val="single" w:sz="4" w:space="0" w:color="000000"/>
+              <w:left w:val="single" w:sz="12" w:space="0" w:color="000000"/>
+              <w:bottom w:val="single" w:sz="12" w:space="0" w:color="000000"/>
+              <w:right w:val="single" w:sz="4" w:space="0" w:color="000000"/>
+            </w:tcBorders>
+          </w:tcPr>
+          <w:p/>
+        </w:tc>
+        <w:tc>
+          <w:tcPr>
+            <w:tcW w:w="1249" w:type="dxa"/>
             <w:tcBorders>
               <w:top w:val="single" w:sz="4" w:space="0" w:color="000000"/>
               <w:left w:val="single" w:sz="4" w:space="0" w:color="000000"/>
@@ -10177,21 +9943,19 @@
         </w:tc>
         <w:tc>
           <w:tcPr>
-            <w:tcW w:w="1066" w:type="dxa"/>
-            <w:tcBorders>
-              <w:top w:val="single" w:sz="4" w:space="0" w:color="000000"/>
-              <w:left w:val="single" w:sz="12" w:space="0" w:color="000000"/>
-              <w:bottom w:val="single" w:sz="12" w:space="0" w:color="000000"/>
-              <w:right w:val="single" w:sz="4" w:space="0" w:color="000000"/>
-            </w:tcBorders>
-          </w:tcPr>
-          <w:p>
-            <w:r/>
-          </w:p>
-        </w:tc>
-        <w:tc>
-          <w:tcPr>
-            <w:tcW w:w="1071" w:type="dxa"/>
+            <w:tcW w:w="888" w:type="dxa"/>
+            <w:tcBorders>
+              <w:top w:val="single" w:sz="4" w:space="0" w:color="000000"/>
+              <w:left w:val="single" w:sz="12" w:space="0" w:color="000000"/>
+              <w:bottom w:val="single" w:sz="12" w:space="0" w:color="000000"/>
+              <w:right w:val="single" w:sz="4" w:space="0" w:color="000000"/>
+            </w:tcBorders>
+          </w:tcPr>
+          <w:p/>
+        </w:tc>
+        <w:tc>
+          <w:tcPr>
+            <w:tcW w:w="1238" w:type="dxa"/>
             <w:tcBorders>
               <w:top w:val="single" w:sz="4" w:space="0" w:color="000000"/>
               <w:left w:val="single" w:sz="4" w:space="0" w:color="000000"/>
@@ -10245,7 +10009,7 @@
         </w:tc>
         <w:tc>
           <w:tcPr>
-            <w:tcW w:w="2210" w:type="dxa"/>
+            <w:tcW w:w="2268" w:type="dxa"/>
             <w:gridSpan w:val="2"/>
             <w:tcBorders>
               <w:top w:val="single" w:sz="12" w:space="0" w:color="000000"/>
@@ -10261,7 +10025,7 @@
         </w:tc>
         <w:tc>
           <w:tcPr>
-            <w:tcW w:w="2137" w:type="dxa"/>
+            <w:tcW w:w="2126" w:type="dxa"/>
             <w:gridSpan w:val="2"/>
             <w:tcBorders>
               <w:top w:val="single" w:sz="12" w:space="0" w:color="000000"/>
@@ -10278,7 +10042,7 @@
         </w:tc>
         <w:tc>
           <w:tcPr>
-            <w:tcW w:w="2137" w:type="dxa"/>
+            <w:tcW w:w="2268" w:type="dxa"/>
             <w:gridSpan w:val="2"/>
             <w:tcBorders>
               <w:top w:val="single" w:sz="12" w:space="0" w:color="000000"/>
@@ -10295,7 +10059,7 @@
         </w:tc>
         <w:tc>
           <w:tcPr>
-            <w:tcW w:w="2137" w:type="dxa"/>
+            <w:tcW w:w="2126" w:type="dxa"/>
             <w:gridSpan w:val="2"/>
             <w:tcBorders>
               <w:top w:val="single" w:sz="12" w:space="0" w:color="000000"/>
@@ -10361,13 +10125,11 @@
               <w:right w:val="single" w:sz="4" w:space="0" w:color="000000"/>
             </w:tcBorders>
           </w:tcPr>
-          <w:p>
-            <w:r/>
-          </w:p>
-        </w:tc>
-        <w:tc>
-          <w:tcPr>
-            <w:tcW w:w="1071" w:type="dxa"/>
+          <w:p/>
+        </w:tc>
+        <w:tc>
+          <w:tcPr>
+            <w:tcW w:w="1129" w:type="dxa"/>
             <w:tcBorders>
               <w:top w:val="single" w:sz="4" w:space="0" w:color="000000"/>
               <w:left w:val="single" w:sz="4" w:space="0" w:color="000000"/>
@@ -10383,21 +10145,19 @@
         </w:tc>
         <w:tc>
           <w:tcPr>
-            <w:tcW w:w="1066" w:type="dxa"/>
-            <w:tcBorders>
-              <w:top w:val="single" w:sz="4" w:space="0" w:color="000000"/>
-              <w:left w:val="single" w:sz="12" w:space="0" w:color="000000"/>
-              <w:bottom w:val="single" w:sz="12" w:space="0" w:color="000000"/>
-              <w:right w:val="single" w:sz="4" w:space="0" w:color="000000"/>
-            </w:tcBorders>
-          </w:tcPr>
-          <w:p>
-            <w:r/>
-          </w:p>
-        </w:tc>
-        <w:tc>
-          <w:tcPr>
-            <w:tcW w:w="1071" w:type="dxa"/>
+            <w:tcW w:w="1008" w:type="dxa"/>
+            <w:tcBorders>
+              <w:top w:val="single" w:sz="4" w:space="0" w:color="000000"/>
+              <w:left w:val="single" w:sz="12" w:space="0" w:color="000000"/>
+              <w:bottom w:val="single" w:sz="12" w:space="0" w:color="000000"/>
+              <w:right w:val="single" w:sz="4" w:space="0" w:color="000000"/>
+            </w:tcBorders>
+          </w:tcPr>
+          <w:p/>
+        </w:tc>
+        <w:tc>
+          <w:tcPr>
+            <w:tcW w:w="1118" w:type="dxa"/>
             <w:tcBorders>
               <w:top w:val="single" w:sz="4" w:space="0" w:color="000000"/>
               <w:left w:val="single" w:sz="4" w:space="0" w:color="000000"/>
@@ -10413,21 +10173,19 @@
         </w:tc>
         <w:tc>
           <w:tcPr>
-            <w:tcW w:w="1066" w:type="dxa"/>
-            <w:tcBorders>
-              <w:top w:val="single" w:sz="4" w:space="0" w:color="000000"/>
-              <w:left w:val="single" w:sz="12" w:space="0" w:color="000000"/>
-              <w:bottom w:val="single" w:sz="12" w:space="0" w:color="000000"/>
-              <w:right w:val="single" w:sz="4" w:space="0" w:color="000000"/>
-            </w:tcBorders>
-          </w:tcPr>
-          <w:p>
-            <w:r/>
-          </w:p>
-        </w:tc>
-        <w:tc>
-          <w:tcPr>
-            <w:tcW w:w="1071" w:type="dxa"/>
+            <w:tcW w:w="1019" w:type="dxa"/>
+            <w:tcBorders>
+              <w:top w:val="single" w:sz="4" w:space="0" w:color="000000"/>
+              <w:left w:val="single" w:sz="12" w:space="0" w:color="000000"/>
+              <w:bottom w:val="single" w:sz="12" w:space="0" w:color="000000"/>
+              <w:right w:val="single" w:sz="4" w:space="0" w:color="000000"/>
+            </w:tcBorders>
+          </w:tcPr>
+          <w:p/>
+        </w:tc>
+        <w:tc>
+          <w:tcPr>
+            <w:tcW w:w="1249" w:type="dxa"/>
             <w:tcBorders>
               <w:top w:val="single" w:sz="4" w:space="0" w:color="000000"/>
               <w:left w:val="single" w:sz="4" w:space="0" w:color="000000"/>
@@ -10443,21 +10201,19 @@
         </w:tc>
         <w:tc>
           <w:tcPr>
-            <w:tcW w:w="1066" w:type="dxa"/>
-            <w:tcBorders>
-              <w:top w:val="single" w:sz="4" w:space="0" w:color="000000"/>
-              <w:left w:val="single" w:sz="12" w:space="0" w:color="000000"/>
-              <w:bottom w:val="single" w:sz="12" w:space="0" w:color="000000"/>
-              <w:right w:val="single" w:sz="4" w:space="0" w:color="000000"/>
-            </w:tcBorders>
-          </w:tcPr>
-          <w:p>
-            <w:r/>
-          </w:p>
-        </w:tc>
-        <w:tc>
-          <w:tcPr>
-            <w:tcW w:w="1071" w:type="dxa"/>
+            <w:tcW w:w="888" w:type="dxa"/>
+            <w:tcBorders>
+              <w:top w:val="single" w:sz="4" w:space="0" w:color="000000"/>
+              <w:left w:val="single" w:sz="12" w:space="0" w:color="000000"/>
+              <w:bottom w:val="single" w:sz="12" w:space="0" w:color="000000"/>
+              <w:right w:val="single" w:sz="4" w:space="0" w:color="000000"/>
+            </w:tcBorders>
+          </w:tcPr>
+          <w:p/>
+        </w:tc>
+        <w:tc>
+          <w:tcPr>
+            <w:tcW w:w="1238" w:type="dxa"/>
             <w:tcBorders>
               <w:top w:val="single" w:sz="4" w:space="0" w:color="000000"/>
               <w:left w:val="single" w:sz="4" w:space="0" w:color="000000"/>
@@ -10511,7 +10267,7 @@
         </w:tc>
         <w:tc>
           <w:tcPr>
-            <w:tcW w:w="2210" w:type="dxa"/>
+            <w:tcW w:w="2268" w:type="dxa"/>
             <w:gridSpan w:val="2"/>
             <w:tcBorders>
               <w:top w:val="single" w:sz="12" w:space="0" w:color="000000"/>
@@ -10527,7 +10283,7 @@
         </w:tc>
         <w:tc>
           <w:tcPr>
-            <w:tcW w:w="2137" w:type="dxa"/>
+            <w:tcW w:w="2126" w:type="dxa"/>
             <w:gridSpan w:val="2"/>
             <w:tcBorders>
               <w:top w:val="single" w:sz="12" w:space="0" w:color="000000"/>
@@ -10544,7 +10300,7 @@
         </w:tc>
         <w:tc>
           <w:tcPr>
-            <w:tcW w:w="2137" w:type="dxa"/>
+            <w:tcW w:w="2268" w:type="dxa"/>
             <w:gridSpan w:val="2"/>
             <w:tcBorders>
               <w:top w:val="single" w:sz="12" w:space="0" w:color="000000"/>
@@ -10561,7 +10317,7 @@
         </w:tc>
         <w:tc>
           <w:tcPr>
-            <w:tcW w:w="2137" w:type="dxa"/>
+            <w:tcW w:w="2126" w:type="dxa"/>
             <w:gridSpan w:val="2"/>
             <w:tcBorders>
               <w:top w:val="single" w:sz="12" w:space="0" w:color="000000"/>
@@ -10627,13 +10383,11 @@
               <w:right w:val="single" w:sz="4" w:space="0" w:color="000000"/>
             </w:tcBorders>
           </w:tcPr>
-          <w:p>
-            <w:r/>
-          </w:p>
-        </w:tc>
-        <w:tc>
-          <w:tcPr>
-            <w:tcW w:w="1071" w:type="dxa"/>
+          <w:p/>
+        </w:tc>
+        <w:tc>
+          <w:tcPr>
+            <w:tcW w:w="1129" w:type="dxa"/>
             <w:tcBorders>
               <w:top w:val="single" w:sz="4" w:space="0" w:color="000000"/>
               <w:left w:val="single" w:sz="4" w:space="0" w:color="000000"/>
@@ -10649,21 +10403,19 @@
         </w:tc>
         <w:tc>
           <w:tcPr>
-            <w:tcW w:w="1066" w:type="dxa"/>
-            <w:tcBorders>
-              <w:top w:val="single" w:sz="4" w:space="0" w:color="000000"/>
-              <w:left w:val="single" w:sz="12" w:space="0" w:color="000000"/>
-              <w:bottom w:val="single" w:sz="12" w:space="0" w:color="000000"/>
-              <w:right w:val="single" w:sz="4" w:space="0" w:color="000000"/>
-            </w:tcBorders>
-          </w:tcPr>
-          <w:p>
-            <w:r/>
-          </w:p>
-        </w:tc>
-        <w:tc>
-          <w:tcPr>
-            <w:tcW w:w="1071" w:type="dxa"/>
+            <w:tcW w:w="1008" w:type="dxa"/>
+            <w:tcBorders>
+              <w:top w:val="single" w:sz="4" w:space="0" w:color="000000"/>
+              <w:left w:val="single" w:sz="12" w:space="0" w:color="000000"/>
+              <w:bottom w:val="single" w:sz="12" w:space="0" w:color="000000"/>
+              <w:right w:val="single" w:sz="4" w:space="0" w:color="000000"/>
+            </w:tcBorders>
+          </w:tcPr>
+          <w:p/>
+        </w:tc>
+        <w:tc>
+          <w:tcPr>
+            <w:tcW w:w="1118" w:type="dxa"/>
             <w:tcBorders>
               <w:top w:val="single" w:sz="4" w:space="0" w:color="000000"/>
               <w:left w:val="single" w:sz="4" w:space="0" w:color="000000"/>
@@ -10679,21 +10431,19 @@
         </w:tc>
         <w:tc>
           <w:tcPr>
-            <w:tcW w:w="1066" w:type="dxa"/>
-            <w:tcBorders>
-              <w:top w:val="single" w:sz="4" w:space="0" w:color="000000"/>
-              <w:left w:val="single" w:sz="12" w:space="0" w:color="000000"/>
-              <w:bottom w:val="single" w:sz="12" w:space="0" w:color="000000"/>
-              <w:right w:val="single" w:sz="4" w:space="0" w:color="000000"/>
-            </w:tcBorders>
-          </w:tcPr>
-          <w:p>
-            <w:r/>
-          </w:p>
-        </w:tc>
-        <w:tc>
-          <w:tcPr>
-            <w:tcW w:w="1071" w:type="dxa"/>
+            <w:tcW w:w="1019" w:type="dxa"/>
+            <w:tcBorders>
+              <w:top w:val="single" w:sz="4" w:space="0" w:color="000000"/>
+              <w:left w:val="single" w:sz="12" w:space="0" w:color="000000"/>
+              <w:bottom w:val="single" w:sz="12" w:space="0" w:color="000000"/>
+              <w:right w:val="single" w:sz="4" w:space="0" w:color="000000"/>
+            </w:tcBorders>
+          </w:tcPr>
+          <w:p/>
+        </w:tc>
+        <w:tc>
+          <w:tcPr>
+            <w:tcW w:w="1249" w:type="dxa"/>
             <w:tcBorders>
               <w:top w:val="single" w:sz="4" w:space="0" w:color="000000"/>
               <w:left w:val="single" w:sz="4" w:space="0" w:color="000000"/>
@@ -10709,21 +10459,19 @@
         </w:tc>
         <w:tc>
           <w:tcPr>
-            <w:tcW w:w="1066" w:type="dxa"/>
-            <w:tcBorders>
-              <w:top w:val="single" w:sz="4" w:space="0" w:color="000000"/>
-              <w:left w:val="single" w:sz="12" w:space="0" w:color="000000"/>
-              <w:bottom w:val="single" w:sz="12" w:space="0" w:color="000000"/>
-              <w:right w:val="single" w:sz="4" w:space="0" w:color="000000"/>
-            </w:tcBorders>
-          </w:tcPr>
-          <w:p>
-            <w:r/>
-          </w:p>
-        </w:tc>
-        <w:tc>
-          <w:tcPr>
-            <w:tcW w:w="1071" w:type="dxa"/>
+            <w:tcW w:w="888" w:type="dxa"/>
+            <w:tcBorders>
+              <w:top w:val="single" w:sz="4" w:space="0" w:color="000000"/>
+              <w:left w:val="single" w:sz="12" w:space="0" w:color="000000"/>
+              <w:bottom w:val="single" w:sz="12" w:space="0" w:color="000000"/>
+              <w:right w:val="single" w:sz="4" w:space="0" w:color="000000"/>
+            </w:tcBorders>
+          </w:tcPr>
+          <w:p/>
+        </w:tc>
+        <w:tc>
+          <w:tcPr>
+            <w:tcW w:w="1238" w:type="dxa"/>
             <w:tcBorders>
               <w:top w:val="single" w:sz="4" w:space="0" w:color="000000"/>
               <w:left w:val="single" w:sz="4" w:space="0" w:color="000000"/>
@@ -10777,7 +10525,7 @@
         </w:tc>
         <w:tc>
           <w:tcPr>
-            <w:tcW w:w="2210" w:type="dxa"/>
+            <w:tcW w:w="2268" w:type="dxa"/>
             <w:gridSpan w:val="2"/>
             <w:tcBorders>
               <w:top w:val="single" w:sz="12" w:space="0" w:color="000000"/>
@@ -10793,7 +10541,7 @@
         </w:tc>
         <w:tc>
           <w:tcPr>
-            <w:tcW w:w="2137" w:type="dxa"/>
+            <w:tcW w:w="2126" w:type="dxa"/>
             <w:gridSpan w:val="2"/>
             <w:tcBorders>
               <w:top w:val="single" w:sz="12" w:space="0" w:color="000000"/>
@@ -10810,7 +10558,7 @@
         </w:tc>
         <w:tc>
           <w:tcPr>
-            <w:tcW w:w="2137" w:type="dxa"/>
+            <w:tcW w:w="2268" w:type="dxa"/>
             <w:gridSpan w:val="2"/>
             <w:tcBorders>
               <w:top w:val="single" w:sz="12" w:space="0" w:color="000000"/>
@@ -10827,7 +10575,7 @@
         </w:tc>
         <w:tc>
           <w:tcPr>
-            <w:tcW w:w="2137" w:type="dxa"/>
+            <w:tcW w:w="2126" w:type="dxa"/>
             <w:gridSpan w:val="2"/>
             <w:tcBorders>
               <w:top w:val="single" w:sz="12" w:space="0" w:color="000000"/>
@@ -10893,13 +10641,11 @@
               <w:right w:val="single" w:sz="4" w:space="0" w:color="000000"/>
             </w:tcBorders>
           </w:tcPr>
-          <w:p>
-            <w:r/>
-          </w:p>
-        </w:tc>
-        <w:tc>
-          <w:tcPr>
-            <w:tcW w:w="1071" w:type="dxa"/>
+          <w:p/>
+        </w:tc>
+        <w:tc>
+          <w:tcPr>
+            <w:tcW w:w="1129" w:type="dxa"/>
             <w:tcBorders>
               <w:top w:val="single" w:sz="4" w:space="0" w:color="000000"/>
               <w:left w:val="single" w:sz="4" w:space="0" w:color="000000"/>
@@ -10915,21 +10661,19 @@
         </w:tc>
         <w:tc>
           <w:tcPr>
-            <w:tcW w:w="1066" w:type="dxa"/>
-            <w:tcBorders>
-              <w:top w:val="single" w:sz="4" w:space="0" w:color="000000"/>
-              <w:left w:val="single" w:sz="12" w:space="0" w:color="000000"/>
-              <w:bottom w:val="single" w:sz="12" w:space="0" w:color="000000"/>
-              <w:right w:val="single" w:sz="4" w:space="0" w:color="000000"/>
-            </w:tcBorders>
-          </w:tcPr>
-          <w:p>
-            <w:r/>
-          </w:p>
-        </w:tc>
-        <w:tc>
-          <w:tcPr>
-            <w:tcW w:w="1071" w:type="dxa"/>
+            <w:tcW w:w="1008" w:type="dxa"/>
+            <w:tcBorders>
+              <w:top w:val="single" w:sz="4" w:space="0" w:color="000000"/>
+              <w:left w:val="single" w:sz="12" w:space="0" w:color="000000"/>
+              <w:bottom w:val="single" w:sz="12" w:space="0" w:color="000000"/>
+              <w:right w:val="single" w:sz="4" w:space="0" w:color="000000"/>
+            </w:tcBorders>
+          </w:tcPr>
+          <w:p/>
+        </w:tc>
+        <w:tc>
+          <w:tcPr>
+            <w:tcW w:w="1118" w:type="dxa"/>
             <w:tcBorders>
               <w:top w:val="single" w:sz="4" w:space="0" w:color="000000"/>
               <w:left w:val="single" w:sz="4" w:space="0" w:color="000000"/>
@@ -10945,21 +10689,19 @@
         </w:tc>
         <w:tc>
           <w:tcPr>
-            <w:tcW w:w="1066" w:type="dxa"/>
-            <w:tcBorders>
-              <w:top w:val="single" w:sz="4" w:space="0" w:color="000000"/>
-              <w:left w:val="single" w:sz="12" w:space="0" w:color="000000"/>
-              <w:bottom w:val="single" w:sz="12" w:space="0" w:color="000000"/>
-              <w:right w:val="single" w:sz="4" w:space="0" w:color="000000"/>
-            </w:tcBorders>
-          </w:tcPr>
-          <w:p>
-            <w:r/>
-          </w:p>
-        </w:tc>
-        <w:tc>
-          <w:tcPr>
-            <w:tcW w:w="1071" w:type="dxa"/>
+            <w:tcW w:w="1019" w:type="dxa"/>
+            <w:tcBorders>
+              <w:top w:val="single" w:sz="4" w:space="0" w:color="000000"/>
+              <w:left w:val="single" w:sz="12" w:space="0" w:color="000000"/>
+              <w:bottom w:val="single" w:sz="12" w:space="0" w:color="000000"/>
+              <w:right w:val="single" w:sz="4" w:space="0" w:color="000000"/>
+            </w:tcBorders>
+          </w:tcPr>
+          <w:p/>
+        </w:tc>
+        <w:tc>
+          <w:tcPr>
+            <w:tcW w:w="1249" w:type="dxa"/>
             <w:tcBorders>
               <w:top w:val="single" w:sz="4" w:space="0" w:color="000000"/>
               <w:left w:val="single" w:sz="4" w:space="0" w:color="000000"/>
@@ -10975,21 +10717,19 @@
         </w:tc>
         <w:tc>
           <w:tcPr>
-            <w:tcW w:w="1066" w:type="dxa"/>
-            <w:tcBorders>
-              <w:top w:val="single" w:sz="4" w:space="0" w:color="000000"/>
-              <w:left w:val="single" w:sz="12" w:space="0" w:color="000000"/>
-              <w:bottom w:val="single" w:sz="12" w:space="0" w:color="000000"/>
-              <w:right w:val="single" w:sz="4" w:space="0" w:color="000000"/>
-            </w:tcBorders>
-          </w:tcPr>
-          <w:p>
-            <w:r/>
-          </w:p>
-        </w:tc>
-        <w:tc>
-          <w:tcPr>
-            <w:tcW w:w="1071" w:type="dxa"/>
+            <w:tcW w:w="888" w:type="dxa"/>
+            <w:tcBorders>
+              <w:top w:val="single" w:sz="4" w:space="0" w:color="000000"/>
+              <w:left w:val="single" w:sz="12" w:space="0" w:color="000000"/>
+              <w:bottom w:val="single" w:sz="12" w:space="0" w:color="000000"/>
+              <w:right w:val="single" w:sz="4" w:space="0" w:color="000000"/>
+            </w:tcBorders>
+          </w:tcPr>
+          <w:p/>
+        </w:tc>
+        <w:tc>
+          <w:tcPr>
+            <w:tcW w:w="1238" w:type="dxa"/>
             <w:tcBorders>
               <w:top w:val="single" w:sz="4" w:space="0" w:color="000000"/>
               <w:left w:val="single" w:sz="4" w:space="0" w:color="000000"/>
@@ -11043,7 +10783,7 @@
         </w:tc>
         <w:tc>
           <w:tcPr>
-            <w:tcW w:w="2210" w:type="dxa"/>
+            <w:tcW w:w="2268" w:type="dxa"/>
             <w:gridSpan w:val="2"/>
             <w:tcBorders>
               <w:top w:val="single" w:sz="12" w:space="0" w:color="000000"/>
@@ -11059,7 +10799,7 @@
         </w:tc>
         <w:tc>
           <w:tcPr>
-            <w:tcW w:w="2137" w:type="dxa"/>
+            <w:tcW w:w="2126" w:type="dxa"/>
             <w:gridSpan w:val="2"/>
             <w:tcBorders>
               <w:top w:val="single" w:sz="12" w:space="0" w:color="000000"/>
@@ -11076,7 +10816,7 @@
         </w:tc>
         <w:tc>
           <w:tcPr>
-            <w:tcW w:w="2137" w:type="dxa"/>
+            <w:tcW w:w="2268" w:type="dxa"/>
             <w:gridSpan w:val="2"/>
             <w:tcBorders>
               <w:top w:val="single" w:sz="12" w:space="0" w:color="000000"/>
@@ -11093,7 +10833,7 @@
         </w:tc>
         <w:tc>
           <w:tcPr>
-            <w:tcW w:w="2137" w:type="dxa"/>
+            <w:tcW w:w="2126" w:type="dxa"/>
             <w:gridSpan w:val="2"/>
             <w:tcBorders>
               <w:top w:val="single" w:sz="12" w:space="0" w:color="000000"/>
@@ -11159,13 +10899,11 @@
               <w:right w:val="single" w:sz="4" w:space="0" w:color="000000"/>
             </w:tcBorders>
           </w:tcPr>
-          <w:p>
-            <w:r/>
-          </w:p>
-        </w:tc>
-        <w:tc>
-          <w:tcPr>
-            <w:tcW w:w="1071" w:type="dxa"/>
+          <w:p/>
+        </w:tc>
+        <w:tc>
+          <w:tcPr>
+            <w:tcW w:w="1129" w:type="dxa"/>
             <w:tcBorders>
               <w:top w:val="single" w:sz="4" w:space="0" w:color="000000"/>
               <w:left w:val="single" w:sz="4" w:space="0" w:color="000000"/>
@@ -11181,21 +10919,19 @@
         </w:tc>
         <w:tc>
           <w:tcPr>
-            <w:tcW w:w="1066" w:type="dxa"/>
-            <w:tcBorders>
-              <w:top w:val="single" w:sz="4" w:space="0" w:color="000000"/>
-              <w:left w:val="single" w:sz="12" w:space="0" w:color="000000"/>
-              <w:bottom w:val="single" w:sz="12" w:space="0" w:color="000000"/>
-              <w:right w:val="single" w:sz="4" w:space="0" w:color="000000"/>
-            </w:tcBorders>
-          </w:tcPr>
-          <w:p>
-            <w:r/>
-          </w:p>
-        </w:tc>
-        <w:tc>
-          <w:tcPr>
-            <w:tcW w:w="1071" w:type="dxa"/>
+            <w:tcW w:w="1008" w:type="dxa"/>
+            <w:tcBorders>
+              <w:top w:val="single" w:sz="4" w:space="0" w:color="000000"/>
+              <w:left w:val="single" w:sz="12" w:space="0" w:color="000000"/>
+              <w:bottom w:val="single" w:sz="12" w:space="0" w:color="000000"/>
+              <w:right w:val="single" w:sz="4" w:space="0" w:color="000000"/>
+            </w:tcBorders>
+          </w:tcPr>
+          <w:p/>
+        </w:tc>
+        <w:tc>
+          <w:tcPr>
+            <w:tcW w:w="1118" w:type="dxa"/>
             <w:tcBorders>
               <w:top w:val="single" w:sz="4" w:space="0" w:color="000000"/>
               <w:left w:val="single" w:sz="4" w:space="0" w:color="000000"/>
@@ -11211,21 +10947,19 @@
         </w:tc>
         <w:tc>
           <w:tcPr>
-            <w:tcW w:w="1066" w:type="dxa"/>
-            <w:tcBorders>
-              <w:top w:val="single" w:sz="4" w:space="0" w:color="000000"/>
-              <w:left w:val="single" w:sz="12" w:space="0" w:color="000000"/>
-              <w:bottom w:val="single" w:sz="12" w:space="0" w:color="000000"/>
-              <w:right w:val="single" w:sz="4" w:space="0" w:color="000000"/>
-            </w:tcBorders>
-          </w:tcPr>
-          <w:p>
-            <w:r/>
-          </w:p>
-        </w:tc>
-        <w:tc>
-          <w:tcPr>
-            <w:tcW w:w="1071" w:type="dxa"/>
+            <w:tcW w:w="1019" w:type="dxa"/>
+            <w:tcBorders>
+              <w:top w:val="single" w:sz="4" w:space="0" w:color="000000"/>
+              <w:left w:val="single" w:sz="12" w:space="0" w:color="000000"/>
+              <w:bottom w:val="single" w:sz="12" w:space="0" w:color="000000"/>
+              <w:right w:val="single" w:sz="4" w:space="0" w:color="000000"/>
+            </w:tcBorders>
+          </w:tcPr>
+          <w:p/>
+        </w:tc>
+        <w:tc>
+          <w:tcPr>
+            <w:tcW w:w="1249" w:type="dxa"/>
             <w:tcBorders>
               <w:top w:val="single" w:sz="4" w:space="0" w:color="000000"/>
               <w:left w:val="single" w:sz="4" w:space="0" w:color="000000"/>
@@ -11241,21 +10975,19 @@
         </w:tc>
         <w:tc>
           <w:tcPr>
-            <w:tcW w:w="1066" w:type="dxa"/>
-            <w:tcBorders>
-              <w:top w:val="single" w:sz="4" w:space="0" w:color="000000"/>
-              <w:left w:val="single" w:sz="12" w:space="0" w:color="000000"/>
-              <w:bottom w:val="single" w:sz="12" w:space="0" w:color="000000"/>
-              <w:right w:val="single" w:sz="4" w:space="0" w:color="000000"/>
-            </w:tcBorders>
-          </w:tcPr>
-          <w:p>
-            <w:r/>
-          </w:p>
-        </w:tc>
-        <w:tc>
-          <w:tcPr>
-            <w:tcW w:w="1071" w:type="dxa"/>
+            <w:tcW w:w="888" w:type="dxa"/>
+            <w:tcBorders>
+              <w:top w:val="single" w:sz="4" w:space="0" w:color="000000"/>
+              <w:left w:val="single" w:sz="12" w:space="0" w:color="000000"/>
+              <w:bottom w:val="single" w:sz="12" w:space="0" w:color="000000"/>
+              <w:right w:val="single" w:sz="4" w:space="0" w:color="000000"/>
+            </w:tcBorders>
+          </w:tcPr>
+          <w:p/>
+        </w:tc>
+        <w:tc>
+          <w:tcPr>
+            <w:tcW w:w="1238" w:type="dxa"/>
             <w:tcBorders>
               <w:top w:val="single" w:sz="4" w:space="0" w:color="000000"/>
               <w:left w:val="single" w:sz="4" w:space="0" w:color="000000"/>
@@ -11309,7 +11041,7 @@
         </w:tc>
         <w:tc>
           <w:tcPr>
-            <w:tcW w:w="2210" w:type="dxa"/>
+            <w:tcW w:w="2268" w:type="dxa"/>
             <w:gridSpan w:val="2"/>
             <w:tcBorders>
               <w:top w:val="single" w:sz="12" w:space="0" w:color="000000"/>
@@ -11325,7 +11057,7 @@
         </w:tc>
         <w:tc>
           <w:tcPr>
-            <w:tcW w:w="2137" w:type="dxa"/>
+            <w:tcW w:w="2126" w:type="dxa"/>
             <w:gridSpan w:val="2"/>
             <w:tcBorders>
               <w:top w:val="single" w:sz="12" w:space="0" w:color="000000"/>
@@ -11342,7 +11074,7 @@
         </w:tc>
         <w:tc>
           <w:tcPr>
-            <w:tcW w:w="2137" w:type="dxa"/>
+            <w:tcW w:w="2268" w:type="dxa"/>
             <w:gridSpan w:val="2"/>
             <w:tcBorders>
               <w:top w:val="single" w:sz="12" w:space="0" w:color="000000"/>
@@ -11359,7 +11091,7 @@
         </w:tc>
         <w:tc>
           <w:tcPr>
-            <w:tcW w:w="2137" w:type="dxa"/>
+            <w:tcW w:w="2126" w:type="dxa"/>
             <w:gridSpan w:val="2"/>
             <w:tcBorders>
               <w:top w:val="single" w:sz="12" w:space="0" w:color="000000"/>
@@ -11425,13 +11157,11 @@
               <w:right w:val="single" w:sz="4" w:space="0" w:color="000000"/>
             </w:tcBorders>
           </w:tcPr>
-          <w:p>
-            <w:r/>
-          </w:p>
-        </w:tc>
-        <w:tc>
-          <w:tcPr>
-            <w:tcW w:w="1071" w:type="dxa"/>
+          <w:p/>
+        </w:tc>
+        <w:tc>
+          <w:tcPr>
+            <w:tcW w:w="1129" w:type="dxa"/>
             <w:tcBorders>
               <w:top w:val="single" w:sz="4" w:space="0" w:color="000000"/>
               <w:left w:val="single" w:sz="4" w:space="0" w:color="000000"/>
@@ -11447,21 +11177,19 @@
         </w:tc>
         <w:tc>
           <w:tcPr>
-            <w:tcW w:w="1066" w:type="dxa"/>
-            <w:tcBorders>
-              <w:top w:val="single" w:sz="4" w:space="0" w:color="000000"/>
-              <w:left w:val="single" w:sz="12" w:space="0" w:color="000000"/>
-              <w:bottom w:val="single" w:sz="12" w:space="0" w:color="000000"/>
-              <w:right w:val="single" w:sz="4" w:space="0" w:color="000000"/>
-            </w:tcBorders>
-          </w:tcPr>
-          <w:p>
-            <w:r/>
-          </w:p>
-        </w:tc>
-        <w:tc>
-          <w:tcPr>
-            <w:tcW w:w="1071" w:type="dxa"/>
+            <w:tcW w:w="1008" w:type="dxa"/>
+            <w:tcBorders>
+              <w:top w:val="single" w:sz="4" w:space="0" w:color="000000"/>
+              <w:left w:val="single" w:sz="12" w:space="0" w:color="000000"/>
+              <w:bottom w:val="single" w:sz="12" w:space="0" w:color="000000"/>
+              <w:right w:val="single" w:sz="4" w:space="0" w:color="000000"/>
+            </w:tcBorders>
+          </w:tcPr>
+          <w:p/>
+        </w:tc>
+        <w:tc>
+          <w:tcPr>
+            <w:tcW w:w="1118" w:type="dxa"/>
             <w:tcBorders>
               <w:top w:val="single" w:sz="4" w:space="0" w:color="000000"/>
               <w:left w:val="single" w:sz="4" w:space="0" w:color="000000"/>
@@ -11477,21 +11205,19 @@
         </w:tc>
         <w:tc>
           <w:tcPr>
-            <w:tcW w:w="1066" w:type="dxa"/>
-            <w:tcBorders>
-              <w:top w:val="single" w:sz="4" w:space="0" w:color="000000"/>
-              <w:left w:val="single" w:sz="12" w:space="0" w:color="000000"/>
-              <w:bottom w:val="single" w:sz="12" w:space="0" w:color="000000"/>
-              <w:right w:val="single" w:sz="4" w:space="0" w:color="000000"/>
-            </w:tcBorders>
-          </w:tcPr>
-          <w:p>
-            <w:r/>
-          </w:p>
-        </w:tc>
-        <w:tc>
-          <w:tcPr>
-            <w:tcW w:w="1071" w:type="dxa"/>
+            <w:tcW w:w="1019" w:type="dxa"/>
+            <w:tcBorders>
+              <w:top w:val="single" w:sz="4" w:space="0" w:color="000000"/>
+              <w:left w:val="single" w:sz="12" w:space="0" w:color="000000"/>
+              <w:bottom w:val="single" w:sz="12" w:space="0" w:color="000000"/>
+              <w:right w:val="single" w:sz="4" w:space="0" w:color="000000"/>
+            </w:tcBorders>
+          </w:tcPr>
+          <w:p/>
+        </w:tc>
+        <w:tc>
+          <w:tcPr>
+            <w:tcW w:w="1249" w:type="dxa"/>
             <w:tcBorders>
               <w:top w:val="single" w:sz="4" w:space="0" w:color="000000"/>
               <w:left w:val="single" w:sz="4" w:space="0" w:color="000000"/>
@@ -11507,21 +11233,19 @@
         </w:tc>
         <w:tc>
           <w:tcPr>
-            <w:tcW w:w="1066" w:type="dxa"/>
-            <w:tcBorders>
-              <w:top w:val="single" w:sz="4" w:space="0" w:color="000000"/>
-              <w:left w:val="single" w:sz="12" w:space="0" w:color="000000"/>
-              <w:bottom w:val="single" w:sz="12" w:space="0" w:color="000000"/>
-              <w:right w:val="single" w:sz="4" w:space="0" w:color="000000"/>
-            </w:tcBorders>
-          </w:tcPr>
-          <w:p>
-            <w:r/>
-          </w:p>
-        </w:tc>
-        <w:tc>
-          <w:tcPr>
-            <w:tcW w:w="1071" w:type="dxa"/>
+            <w:tcW w:w="888" w:type="dxa"/>
+            <w:tcBorders>
+              <w:top w:val="single" w:sz="4" w:space="0" w:color="000000"/>
+              <w:left w:val="single" w:sz="12" w:space="0" w:color="000000"/>
+              <w:bottom w:val="single" w:sz="12" w:space="0" w:color="000000"/>
+              <w:right w:val="single" w:sz="4" w:space="0" w:color="000000"/>
+            </w:tcBorders>
+          </w:tcPr>
+          <w:p/>
+        </w:tc>
+        <w:tc>
+          <w:tcPr>
+            <w:tcW w:w="1238" w:type="dxa"/>
             <w:tcBorders>
               <w:top w:val="single" w:sz="4" w:space="0" w:color="000000"/>
               <w:left w:val="single" w:sz="4" w:space="0" w:color="000000"/>
@@ -11575,7 +11299,7 @@
         </w:tc>
         <w:tc>
           <w:tcPr>
-            <w:tcW w:w="2210" w:type="dxa"/>
+            <w:tcW w:w="2268" w:type="dxa"/>
             <w:gridSpan w:val="2"/>
             <w:tcBorders>
               <w:top w:val="single" w:sz="12" w:space="0" w:color="000000"/>
@@ -11591,7 +11315,7 @@
         </w:tc>
         <w:tc>
           <w:tcPr>
-            <w:tcW w:w="2137" w:type="dxa"/>
+            <w:tcW w:w="2126" w:type="dxa"/>
             <w:gridSpan w:val="2"/>
             <w:tcBorders>
               <w:top w:val="single" w:sz="12" w:space="0" w:color="000000"/>
@@ -11608,7 +11332,7 @@
         </w:tc>
         <w:tc>
           <w:tcPr>
-            <w:tcW w:w="2137" w:type="dxa"/>
+            <w:tcW w:w="2268" w:type="dxa"/>
             <w:gridSpan w:val="2"/>
             <w:tcBorders>
               <w:top w:val="single" w:sz="12" w:space="0" w:color="000000"/>
@@ -11625,7 +11349,7 @@
         </w:tc>
         <w:tc>
           <w:tcPr>
-            <w:tcW w:w="2137" w:type="dxa"/>
+            <w:tcW w:w="2126" w:type="dxa"/>
             <w:gridSpan w:val="2"/>
             <w:tcBorders>
               <w:top w:val="single" w:sz="12" w:space="0" w:color="000000"/>
@@ -11691,13 +11415,11 @@
               <w:right w:val="single" w:sz="4" w:space="0" w:color="000000"/>
             </w:tcBorders>
           </w:tcPr>
-          <w:p>
-            <w:r/>
-          </w:p>
-        </w:tc>
-        <w:tc>
-          <w:tcPr>
-            <w:tcW w:w="1071" w:type="dxa"/>
+          <w:p/>
+        </w:tc>
+        <w:tc>
+          <w:tcPr>
+            <w:tcW w:w="1129" w:type="dxa"/>
             <w:tcBorders>
               <w:top w:val="single" w:sz="4" w:space="0" w:color="000000"/>
               <w:left w:val="single" w:sz="4" w:space="0" w:color="000000"/>
@@ -11713,21 +11435,19 @@
         </w:tc>
         <w:tc>
           <w:tcPr>
-            <w:tcW w:w="1066" w:type="dxa"/>
-            <w:tcBorders>
-              <w:top w:val="single" w:sz="4" w:space="0" w:color="000000"/>
-              <w:left w:val="single" w:sz="12" w:space="0" w:color="000000"/>
-              <w:bottom w:val="single" w:sz="12" w:space="0" w:color="000000"/>
-              <w:right w:val="single" w:sz="4" w:space="0" w:color="000000"/>
-            </w:tcBorders>
-          </w:tcPr>
-          <w:p>
-            <w:r/>
-          </w:p>
-        </w:tc>
-        <w:tc>
-          <w:tcPr>
-            <w:tcW w:w="1071" w:type="dxa"/>
+            <w:tcW w:w="1008" w:type="dxa"/>
+            <w:tcBorders>
+              <w:top w:val="single" w:sz="4" w:space="0" w:color="000000"/>
+              <w:left w:val="single" w:sz="12" w:space="0" w:color="000000"/>
+              <w:bottom w:val="single" w:sz="12" w:space="0" w:color="000000"/>
+              <w:right w:val="single" w:sz="4" w:space="0" w:color="000000"/>
+            </w:tcBorders>
+          </w:tcPr>
+          <w:p/>
+        </w:tc>
+        <w:tc>
+          <w:tcPr>
+            <w:tcW w:w="1118" w:type="dxa"/>
             <w:tcBorders>
               <w:top w:val="single" w:sz="4" w:space="0" w:color="000000"/>
               <w:left w:val="single" w:sz="4" w:space="0" w:color="000000"/>
@@ -11743,21 +11463,19 @@
         </w:tc>
         <w:tc>
           <w:tcPr>
-            <w:tcW w:w="1066" w:type="dxa"/>
-            <w:tcBorders>
-              <w:top w:val="single" w:sz="4" w:space="0" w:color="000000"/>
-              <w:left w:val="single" w:sz="12" w:space="0" w:color="000000"/>
-              <w:bottom w:val="single" w:sz="12" w:space="0" w:color="000000"/>
-              <w:right w:val="single" w:sz="4" w:space="0" w:color="000000"/>
-            </w:tcBorders>
-          </w:tcPr>
-          <w:p>
-            <w:r/>
-          </w:p>
-        </w:tc>
-        <w:tc>
-          <w:tcPr>
-            <w:tcW w:w="1071" w:type="dxa"/>
+            <w:tcW w:w="1019" w:type="dxa"/>
+            <w:tcBorders>
+              <w:top w:val="single" w:sz="4" w:space="0" w:color="000000"/>
+              <w:left w:val="single" w:sz="12" w:space="0" w:color="000000"/>
+              <w:bottom w:val="single" w:sz="12" w:space="0" w:color="000000"/>
+              <w:right w:val="single" w:sz="4" w:space="0" w:color="000000"/>
+            </w:tcBorders>
+          </w:tcPr>
+          <w:p/>
+        </w:tc>
+        <w:tc>
+          <w:tcPr>
+            <w:tcW w:w="1249" w:type="dxa"/>
             <w:tcBorders>
               <w:top w:val="single" w:sz="4" w:space="0" w:color="000000"/>
               <w:left w:val="single" w:sz="4" w:space="0" w:color="000000"/>
@@ -11773,21 +11491,19 @@
         </w:tc>
         <w:tc>
           <w:tcPr>
-            <w:tcW w:w="1066" w:type="dxa"/>
-            <w:tcBorders>
-              <w:top w:val="single" w:sz="4" w:space="0" w:color="000000"/>
-              <w:left w:val="single" w:sz="12" w:space="0" w:color="000000"/>
-              <w:bottom w:val="single" w:sz="12" w:space="0" w:color="000000"/>
-              <w:right w:val="single" w:sz="4" w:space="0" w:color="000000"/>
-            </w:tcBorders>
-          </w:tcPr>
-          <w:p>
-            <w:r/>
-          </w:p>
-        </w:tc>
-        <w:tc>
-          <w:tcPr>
-            <w:tcW w:w="1071" w:type="dxa"/>
+            <w:tcW w:w="888" w:type="dxa"/>
+            <w:tcBorders>
+              <w:top w:val="single" w:sz="4" w:space="0" w:color="000000"/>
+              <w:left w:val="single" w:sz="12" w:space="0" w:color="000000"/>
+              <w:bottom w:val="single" w:sz="12" w:space="0" w:color="000000"/>
+              <w:right w:val="single" w:sz="4" w:space="0" w:color="000000"/>
+            </w:tcBorders>
+          </w:tcPr>
+          <w:p/>
+        </w:tc>
+        <w:tc>
+          <w:tcPr>
+            <w:tcW w:w="1238" w:type="dxa"/>
             <w:tcBorders>
               <w:top w:val="single" w:sz="4" w:space="0" w:color="000000"/>
               <w:left w:val="single" w:sz="4" w:space="0" w:color="000000"/>
@@ -11841,7 +11557,7 @@
         </w:tc>
         <w:tc>
           <w:tcPr>
-            <w:tcW w:w="2210" w:type="dxa"/>
+            <w:tcW w:w="2268" w:type="dxa"/>
             <w:gridSpan w:val="2"/>
             <w:tcBorders>
               <w:top w:val="single" w:sz="12" w:space="0" w:color="000000"/>
@@ -11857,7 +11573,7 @@
         </w:tc>
         <w:tc>
           <w:tcPr>
-            <w:tcW w:w="2137" w:type="dxa"/>
+            <w:tcW w:w="2126" w:type="dxa"/>
             <w:gridSpan w:val="2"/>
             <w:tcBorders>
               <w:top w:val="single" w:sz="12" w:space="0" w:color="000000"/>
@@ -11874,7 +11590,7 @@
         </w:tc>
         <w:tc>
           <w:tcPr>
-            <w:tcW w:w="2137" w:type="dxa"/>
+            <w:tcW w:w="2268" w:type="dxa"/>
             <w:gridSpan w:val="2"/>
             <w:tcBorders>
               <w:top w:val="single" w:sz="12" w:space="0" w:color="000000"/>
@@ -11891,7 +11607,7 @@
         </w:tc>
         <w:tc>
           <w:tcPr>
-            <w:tcW w:w="2137" w:type="dxa"/>
+            <w:tcW w:w="2126" w:type="dxa"/>
             <w:gridSpan w:val="2"/>
             <w:tcBorders>
               <w:top w:val="single" w:sz="12" w:space="0" w:color="000000"/>
@@ -11957,13 +11673,11 @@
               <w:right w:val="single" w:sz="4" w:space="0" w:color="000000"/>
             </w:tcBorders>
           </w:tcPr>
-          <w:p>
-            <w:r/>
-          </w:p>
-        </w:tc>
-        <w:tc>
-          <w:tcPr>
-            <w:tcW w:w="1071" w:type="dxa"/>
+          <w:p/>
+        </w:tc>
+        <w:tc>
+          <w:tcPr>
+            <w:tcW w:w="1129" w:type="dxa"/>
             <w:tcBorders>
               <w:top w:val="single" w:sz="4" w:space="0" w:color="000000"/>
               <w:left w:val="single" w:sz="4" w:space="0" w:color="000000"/>
@@ -11979,21 +11693,19 @@
         </w:tc>
         <w:tc>
           <w:tcPr>
-            <w:tcW w:w="1066" w:type="dxa"/>
-            <w:tcBorders>
-              <w:top w:val="single" w:sz="4" w:space="0" w:color="000000"/>
-              <w:left w:val="single" w:sz="12" w:space="0" w:color="000000"/>
-              <w:bottom w:val="single" w:sz="12" w:space="0" w:color="000000"/>
-              <w:right w:val="single" w:sz="4" w:space="0" w:color="000000"/>
-            </w:tcBorders>
-          </w:tcPr>
-          <w:p>
-            <w:r/>
-          </w:p>
-        </w:tc>
-        <w:tc>
-          <w:tcPr>
-            <w:tcW w:w="1071" w:type="dxa"/>
+            <w:tcW w:w="1008" w:type="dxa"/>
+            <w:tcBorders>
+              <w:top w:val="single" w:sz="4" w:space="0" w:color="000000"/>
+              <w:left w:val="single" w:sz="12" w:space="0" w:color="000000"/>
+              <w:bottom w:val="single" w:sz="12" w:space="0" w:color="000000"/>
+              <w:right w:val="single" w:sz="4" w:space="0" w:color="000000"/>
+            </w:tcBorders>
+          </w:tcPr>
+          <w:p/>
+        </w:tc>
+        <w:tc>
+          <w:tcPr>
+            <w:tcW w:w="1118" w:type="dxa"/>
             <w:tcBorders>
               <w:top w:val="single" w:sz="4" w:space="0" w:color="000000"/>
               <w:left w:val="single" w:sz="4" w:space="0" w:color="000000"/>
@@ -12009,21 +11721,19 @@
         </w:tc>
         <w:tc>
           <w:tcPr>
-            <w:tcW w:w="1066" w:type="dxa"/>
-            <w:tcBorders>
-              <w:top w:val="single" w:sz="4" w:space="0" w:color="000000"/>
-              <w:left w:val="single" w:sz="12" w:space="0" w:color="000000"/>
-              <w:bottom w:val="single" w:sz="12" w:space="0" w:color="000000"/>
-              <w:right w:val="single" w:sz="4" w:space="0" w:color="000000"/>
-            </w:tcBorders>
-          </w:tcPr>
-          <w:p>
-            <w:r/>
-          </w:p>
-        </w:tc>
-        <w:tc>
-          <w:tcPr>
-            <w:tcW w:w="1071" w:type="dxa"/>
+            <w:tcW w:w="1019" w:type="dxa"/>
+            <w:tcBorders>
+              <w:top w:val="single" w:sz="4" w:space="0" w:color="000000"/>
+              <w:left w:val="single" w:sz="12" w:space="0" w:color="000000"/>
+              <w:bottom w:val="single" w:sz="12" w:space="0" w:color="000000"/>
+              <w:right w:val="single" w:sz="4" w:space="0" w:color="000000"/>
+            </w:tcBorders>
+          </w:tcPr>
+          <w:p/>
+        </w:tc>
+        <w:tc>
+          <w:tcPr>
+            <w:tcW w:w="1249" w:type="dxa"/>
             <w:tcBorders>
               <w:top w:val="single" w:sz="4" w:space="0" w:color="000000"/>
               <w:left w:val="single" w:sz="4" w:space="0" w:color="000000"/>
@@ -12039,21 +11749,19 @@
         </w:tc>
         <w:tc>
           <w:tcPr>
-            <w:tcW w:w="1066" w:type="dxa"/>
-            <w:tcBorders>
-              <w:top w:val="single" w:sz="4" w:space="0" w:color="000000"/>
-              <w:left w:val="single" w:sz="12" w:space="0" w:color="000000"/>
-              <w:bottom w:val="single" w:sz="12" w:space="0" w:color="000000"/>
-              <w:right w:val="single" w:sz="4" w:space="0" w:color="000000"/>
-            </w:tcBorders>
-          </w:tcPr>
-          <w:p>
-            <w:r/>
-          </w:p>
-        </w:tc>
-        <w:tc>
-          <w:tcPr>
-            <w:tcW w:w="1071" w:type="dxa"/>
+            <w:tcW w:w="888" w:type="dxa"/>
+            <w:tcBorders>
+              <w:top w:val="single" w:sz="4" w:space="0" w:color="000000"/>
+              <w:left w:val="single" w:sz="12" w:space="0" w:color="000000"/>
+              <w:bottom w:val="single" w:sz="12" w:space="0" w:color="000000"/>
+              <w:right w:val="single" w:sz="4" w:space="0" w:color="000000"/>
+            </w:tcBorders>
+          </w:tcPr>
+          <w:p/>
+        </w:tc>
+        <w:tc>
+          <w:tcPr>
+            <w:tcW w:w="1238" w:type="dxa"/>
             <w:tcBorders>
               <w:top w:val="single" w:sz="4" w:space="0" w:color="000000"/>
               <w:left w:val="single" w:sz="4" w:space="0" w:color="000000"/>
@@ -12107,7 +11815,7 @@
         </w:tc>
         <w:tc>
           <w:tcPr>
-            <w:tcW w:w="2210" w:type="dxa"/>
+            <w:tcW w:w="2268" w:type="dxa"/>
             <w:gridSpan w:val="2"/>
             <w:tcBorders>
               <w:top w:val="single" w:sz="12" w:space="0" w:color="000000"/>
@@ -12123,7 +11831,7 @@
         </w:tc>
         <w:tc>
           <w:tcPr>
-            <w:tcW w:w="2137" w:type="dxa"/>
+            <w:tcW w:w="2126" w:type="dxa"/>
             <w:gridSpan w:val="2"/>
             <w:tcBorders>
               <w:top w:val="single" w:sz="12" w:space="0" w:color="000000"/>
@@ -12140,7 +11848,7 @@
         </w:tc>
         <w:tc>
           <w:tcPr>
-            <w:tcW w:w="2137" w:type="dxa"/>
+            <w:tcW w:w="2268" w:type="dxa"/>
             <w:gridSpan w:val="2"/>
             <w:tcBorders>
               <w:top w:val="single" w:sz="12" w:space="0" w:color="000000"/>
@@ -12157,7 +11865,7 @@
         </w:tc>
         <w:tc>
           <w:tcPr>
-            <w:tcW w:w="2137" w:type="dxa"/>
+            <w:tcW w:w="2126" w:type="dxa"/>
             <w:gridSpan w:val="2"/>
             <w:tcBorders>
               <w:top w:val="single" w:sz="12" w:space="0" w:color="000000"/>
@@ -12223,13 +11931,11 @@
               <w:right w:val="single" w:sz="4" w:space="0" w:color="000000"/>
             </w:tcBorders>
           </w:tcPr>
-          <w:p>
-            <w:r/>
-          </w:p>
-        </w:tc>
-        <w:tc>
-          <w:tcPr>
-            <w:tcW w:w="1071" w:type="dxa"/>
+          <w:p/>
+        </w:tc>
+        <w:tc>
+          <w:tcPr>
+            <w:tcW w:w="1129" w:type="dxa"/>
             <w:tcBorders>
               <w:top w:val="single" w:sz="4" w:space="0" w:color="000000"/>
               <w:left w:val="single" w:sz="4" w:space="0" w:color="000000"/>
@@ -12245,21 +11951,19 @@
         </w:tc>
         <w:tc>
           <w:tcPr>
-            <w:tcW w:w="1066" w:type="dxa"/>
-            <w:tcBorders>
-              <w:top w:val="single" w:sz="4" w:space="0" w:color="000000"/>
-              <w:left w:val="single" w:sz="12" w:space="0" w:color="000000"/>
-              <w:bottom w:val="single" w:sz="12" w:space="0" w:color="000000"/>
-              <w:right w:val="single" w:sz="4" w:space="0" w:color="000000"/>
-            </w:tcBorders>
-          </w:tcPr>
-          <w:p>
-            <w:r/>
-          </w:p>
-        </w:tc>
-        <w:tc>
-          <w:tcPr>
-            <w:tcW w:w="1071" w:type="dxa"/>
+            <w:tcW w:w="1008" w:type="dxa"/>
+            <w:tcBorders>
+              <w:top w:val="single" w:sz="4" w:space="0" w:color="000000"/>
+              <w:left w:val="single" w:sz="12" w:space="0" w:color="000000"/>
+              <w:bottom w:val="single" w:sz="12" w:space="0" w:color="000000"/>
+              <w:right w:val="single" w:sz="4" w:space="0" w:color="000000"/>
+            </w:tcBorders>
+          </w:tcPr>
+          <w:p/>
+        </w:tc>
+        <w:tc>
+          <w:tcPr>
+            <w:tcW w:w="1118" w:type="dxa"/>
             <w:tcBorders>
               <w:top w:val="single" w:sz="4" w:space="0" w:color="000000"/>
               <w:left w:val="single" w:sz="4" w:space="0" w:color="000000"/>
@@ -12275,21 +11979,19 @@
         </w:tc>
         <w:tc>
           <w:tcPr>
-            <w:tcW w:w="1066" w:type="dxa"/>
-            <w:tcBorders>
-              <w:top w:val="single" w:sz="4" w:space="0" w:color="000000"/>
-              <w:left w:val="single" w:sz="12" w:space="0" w:color="000000"/>
-              <w:bottom w:val="single" w:sz="12" w:space="0" w:color="000000"/>
-              <w:right w:val="single" w:sz="4" w:space="0" w:color="000000"/>
-            </w:tcBorders>
-          </w:tcPr>
-          <w:p>
-            <w:r/>
-          </w:p>
-        </w:tc>
-        <w:tc>
-          <w:tcPr>
-            <w:tcW w:w="1071" w:type="dxa"/>
+            <w:tcW w:w="1019" w:type="dxa"/>
+            <w:tcBorders>
+              <w:top w:val="single" w:sz="4" w:space="0" w:color="000000"/>
+              <w:left w:val="single" w:sz="12" w:space="0" w:color="000000"/>
+              <w:bottom w:val="single" w:sz="12" w:space="0" w:color="000000"/>
+              <w:right w:val="single" w:sz="4" w:space="0" w:color="000000"/>
+            </w:tcBorders>
+          </w:tcPr>
+          <w:p/>
+        </w:tc>
+        <w:tc>
+          <w:tcPr>
+            <w:tcW w:w="1249" w:type="dxa"/>
             <w:tcBorders>
               <w:top w:val="single" w:sz="4" w:space="0" w:color="000000"/>
               <w:left w:val="single" w:sz="4" w:space="0" w:color="000000"/>
@@ -12305,21 +12007,19 @@
         </w:tc>
         <w:tc>
           <w:tcPr>
-            <w:tcW w:w="1066" w:type="dxa"/>
-            <w:tcBorders>
-              <w:top w:val="single" w:sz="4" w:space="0" w:color="000000"/>
-              <w:left w:val="single" w:sz="12" w:space="0" w:color="000000"/>
-              <w:bottom w:val="single" w:sz="12" w:space="0" w:color="000000"/>
-              <w:right w:val="single" w:sz="4" w:space="0" w:color="000000"/>
-            </w:tcBorders>
-          </w:tcPr>
-          <w:p>
-            <w:r/>
-          </w:p>
-        </w:tc>
-        <w:tc>
-          <w:tcPr>
-            <w:tcW w:w="1071" w:type="dxa"/>
+            <w:tcW w:w="888" w:type="dxa"/>
+            <w:tcBorders>
+              <w:top w:val="single" w:sz="4" w:space="0" w:color="000000"/>
+              <w:left w:val="single" w:sz="12" w:space="0" w:color="000000"/>
+              <w:bottom w:val="single" w:sz="12" w:space="0" w:color="000000"/>
+              <w:right w:val="single" w:sz="4" w:space="0" w:color="000000"/>
+            </w:tcBorders>
+          </w:tcPr>
+          <w:p/>
+        </w:tc>
+        <w:tc>
+          <w:tcPr>
+            <w:tcW w:w="1238" w:type="dxa"/>
             <w:tcBorders>
               <w:top w:val="single" w:sz="4" w:space="0" w:color="000000"/>
               <w:left w:val="single" w:sz="4" w:space="0" w:color="000000"/>
@@ -12373,7 +12073,7 @@
         </w:tc>
         <w:tc>
           <w:tcPr>
-            <w:tcW w:w="2210" w:type="dxa"/>
+            <w:tcW w:w="2268" w:type="dxa"/>
             <w:gridSpan w:val="2"/>
             <w:tcBorders>
               <w:top w:val="single" w:sz="12" w:space="0" w:color="000000"/>
@@ -12389,7 +12089,7 @@
         </w:tc>
         <w:tc>
           <w:tcPr>
-            <w:tcW w:w="2137" w:type="dxa"/>
+            <w:tcW w:w="2126" w:type="dxa"/>
             <w:gridSpan w:val="2"/>
             <w:tcBorders>
               <w:top w:val="single" w:sz="12" w:space="0" w:color="000000"/>
@@ -12406,7 +12106,7 @@
         </w:tc>
         <w:tc>
           <w:tcPr>
-            <w:tcW w:w="2137" w:type="dxa"/>
+            <w:tcW w:w="2268" w:type="dxa"/>
             <w:gridSpan w:val="2"/>
             <w:tcBorders>
               <w:top w:val="single" w:sz="12" w:space="0" w:color="000000"/>
@@ -12423,7 +12123,7 @@
         </w:tc>
         <w:tc>
           <w:tcPr>
-            <w:tcW w:w="2137" w:type="dxa"/>
+            <w:tcW w:w="2126" w:type="dxa"/>
             <w:gridSpan w:val="2"/>
             <w:tcBorders>
               <w:top w:val="single" w:sz="12" w:space="0" w:color="000000"/>
@@ -12489,13 +12189,11 @@
               <w:right w:val="single" w:sz="4" w:space="0" w:color="000000"/>
             </w:tcBorders>
           </w:tcPr>
-          <w:p>
-            <w:r/>
-          </w:p>
-        </w:tc>
-        <w:tc>
-          <w:tcPr>
-            <w:tcW w:w="1071" w:type="dxa"/>
+          <w:p/>
+        </w:tc>
+        <w:tc>
+          <w:tcPr>
+            <w:tcW w:w="1129" w:type="dxa"/>
             <w:tcBorders>
               <w:top w:val="single" w:sz="4" w:space="0" w:color="000000"/>
               <w:left w:val="single" w:sz="4" w:space="0" w:color="000000"/>
@@ -12511,21 +12209,19 @@
         </w:tc>
         <w:tc>
           <w:tcPr>
-            <w:tcW w:w="1066" w:type="dxa"/>
-            <w:tcBorders>
-              <w:top w:val="single" w:sz="4" w:space="0" w:color="000000"/>
-              <w:left w:val="single" w:sz="12" w:space="0" w:color="000000"/>
-              <w:bottom w:val="single" w:sz="12" w:space="0" w:color="000000"/>
-              <w:right w:val="single" w:sz="4" w:space="0" w:color="000000"/>
-            </w:tcBorders>
-          </w:tcPr>
-          <w:p>
-            <w:r/>
-          </w:p>
-        </w:tc>
-        <w:tc>
-          <w:tcPr>
-            <w:tcW w:w="1071" w:type="dxa"/>
+            <w:tcW w:w="1008" w:type="dxa"/>
+            <w:tcBorders>
+              <w:top w:val="single" w:sz="4" w:space="0" w:color="000000"/>
+              <w:left w:val="single" w:sz="12" w:space="0" w:color="000000"/>
+              <w:bottom w:val="single" w:sz="12" w:space="0" w:color="000000"/>
+              <w:right w:val="single" w:sz="4" w:space="0" w:color="000000"/>
+            </w:tcBorders>
+          </w:tcPr>
+          <w:p/>
+        </w:tc>
+        <w:tc>
+          <w:tcPr>
+            <w:tcW w:w="1118" w:type="dxa"/>
             <w:tcBorders>
               <w:top w:val="single" w:sz="4" w:space="0" w:color="000000"/>
               <w:left w:val="single" w:sz="4" w:space="0" w:color="000000"/>
@@ -12541,21 +12237,19 @@
         </w:tc>
         <w:tc>
           <w:tcPr>
-            <w:tcW w:w="1066" w:type="dxa"/>
-            <w:tcBorders>
-              <w:top w:val="single" w:sz="4" w:space="0" w:color="000000"/>
-              <w:left w:val="single" w:sz="12" w:space="0" w:color="000000"/>
-              <w:bottom w:val="single" w:sz="12" w:space="0" w:color="000000"/>
-              <w:right w:val="single" w:sz="4" w:space="0" w:color="000000"/>
-            </w:tcBorders>
-          </w:tcPr>
-          <w:p>
-            <w:r/>
-          </w:p>
-        </w:tc>
-        <w:tc>
-          <w:tcPr>
-            <w:tcW w:w="1071" w:type="dxa"/>
+            <w:tcW w:w="1019" w:type="dxa"/>
+            <w:tcBorders>
+              <w:top w:val="single" w:sz="4" w:space="0" w:color="000000"/>
+              <w:left w:val="single" w:sz="12" w:space="0" w:color="000000"/>
+              <w:bottom w:val="single" w:sz="12" w:space="0" w:color="000000"/>
+              <w:right w:val="single" w:sz="4" w:space="0" w:color="000000"/>
+            </w:tcBorders>
+          </w:tcPr>
+          <w:p/>
+        </w:tc>
+        <w:tc>
+          <w:tcPr>
+            <w:tcW w:w="1249" w:type="dxa"/>
             <w:tcBorders>
               <w:top w:val="single" w:sz="4" w:space="0" w:color="000000"/>
               <w:left w:val="single" w:sz="4" w:space="0" w:color="000000"/>
@@ -12571,21 +12265,19 @@
         </w:tc>
         <w:tc>
           <w:tcPr>
-            <w:tcW w:w="1066" w:type="dxa"/>
-            <w:tcBorders>
-              <w:top w:val="single" w:sz="4" w:space="0" w:color="000000"/>
-              <w:left w:val="single" w:sz="12" w:space="0" w:color="000000"/>
-              <w:bottom w:val="single" w:sz="12" w:space="0" w:color="000000"/>
-              <w:right w:val="single" w:sz="4" w:space="0" w:color="000000"/>
-            </w:tcBorders>
-          </w:tcPr>
-          <w:p>
-            <w:r/>
-          </w:p>
-        </w:tc>
-        <w:tc>
-          <w:tcPr>
-            <w:tcW w:w="1071" w:type="dxa"/>
+            <w:tcW w:w="888" w:type="dxa"/>
+            <w:tcBorders>
+              <w:top w:val="single" w:sz="4" w:space="0" w:color="000000"/>
+              <w:left w:val="single" w:sz="12" w:space="0" w:color="000000"/>
+              <w:bottom w:val="single" w:sz="12" w:space="0" w:color="000000"/>
+              <w:right w:val="single" w:sz="4" w:space="0" w:color="000000"/>
+            </w:tcBorders>
+          </w:tcPr>
+          <w:p/>
+        </w:tc>
+        <w:tc>
+          <w:tcPr>
+            <w:tcW w:w="1238" w:type="dxa"/>
             <w:tcBorders>
               <w:top w:val="single" w:sz="4" w:space="0" w:color="000000"/>
               <w:left w:val="single" w:sz="4" w:space="0" w:color="000000"/>
@@ -12639,7 +12331,7 @@
         </w:tc>
         <w:tc>
           <w:tcPr>
-            <w:tcW w:w="2210" w:type="dxa"/>
+            <w:tcW w:w="2268" w:type="dxa"/>
             <w:gridSpan w:val="2"/>
             <w:tcBorders>
               <w:top w:val="single" w:sz="12" w:space="0" w:color="000000"/>
@@ -12655,7 +12347,7 @@
         </w:tc>
         <w:tc>
           <w:tcPr>
-            <w:tcW w:w="2137" w:type="dxa"/>
+            <w:tcW w:w="2126" w:type="dxa"/>
             <w:gridSpan w:val="2"/>
             <w:tcBorders>
               <w:top w:val="single" w:sz="12" w:space="0" w:color="000000"/>
@@ -12672,7 +12364,7 @@
         </w:tc>
         <w:tc>
           <w:tcPr>
-            <w:tcW w:w="2137" w:type="dxa"/>
+            <w:tcW w:w="2268" w:type="dxa"/>
             <w:gridSpan w:val="2"/>
             <w:tcBorders>
               <w:top w:val="single" w:sz="12" w:space="0" w:color="000000"/>
@@ -12689,7 +12381,7 @@
         </w:tc>
         <w:tc>
           <w:tcPr>
-            <w:tcW w:w="2137" w:type="dxa"/>
+            <w:tcW w:w="2126" w:type="dxa"/>
             <w:gridSpan w:val="2"/>
             <w:tcBorders>
               <w:top w:val="single" w:sz="12" w:space="0" w:color="000000"/>
@@ -12755,13 +12447,11 @@
               <w:right w:val="single" w:sz="4" w:space="0" w:color="000000"/>
             </w:tcBorders>
           </w:tcPr>
-          <w:p>
-            <w:r/>
-          </w:p>
-        </w:tc>
-        <w:tc>
-          <w:tcPr>
-            <w:tcW w:w="1071" w:type="dxa"/>
+          <w:p/>
+        </w:tc>
+        <w:tc>
+          <w:tcPr>
+            <w:tcW w:w="1129" w:type="dxa"/>
             <w:tcBorders>
               <w:top w:val="single" w:sz="4" w:space="0" w:color="000000"/>
               <w:left w:val="single" w:sz="4" w:space="0" w:color="000000"/>
@@ -12777,21 +12467,19 @@
         </w:tc>
         <w:tc>
           <w:tcPr>
-            <w:tcW w:w="1066" w:type="dxa"/>
-            <w:tcBorders>
-              <w:top w:val="single" w:sz="4" w:space="0" w:color="000000"/>
-              <w:left w:val="single" w:sz="12" w:space="0" w:color="000000"/>
-              <w:bottom w:val="single" w:sz="12" w:space="0" w:color="000000"/>
-              <w:right w:val="single" w:sz="4" w:space="0" w:color="000000"/>
-            </w:tcBorders>
-          </w:tcPr>
-          <w:p>
-            <w:r/>
-          </w:p>
-        </w:tc>
-        <w:tc>
-          <w:tcPr>
-            <w:tcW w:w="1071" w:type="dxa"/>
+            <w:tcW w:w="1008" w:type="dxa"/>
+            <w:tcBorders>
+              <w:top w:val="single" w:sz="4" w:space="0" w:color="000000"/>
+              <w:left w:val="single" w:sz="12" w:space="0" w:color="000000"/>
+              <w:bottom w:val="single" w:sz="12" w:space="0" w:color="000000"/>
+              <w:right w:val="single" w:sz="4" w:space="0" w:color="000000"/>
+            </w:tcBorders>
+          </w:tcPr>
+          <w:p/>
+        </w:tc>
+        <w:tc>
+          <w:tcPr>
+            <w:tcW w:w="1118" w:type="dxa"/>
             <w:tcBorders>
               <w:top w:val="single" w:sz="4" w:space="0" w:color="000000"/>
               <w:left w:val="single" w:sz="4" w:space="0" w:color="000000"/>
@@ -12807,21 +12495,19 @@
         </w:tc>
         <w:tc>
           <w:tcPr>
-            <w:tcW w:w="1066" w:type="dxa"/>
-            <w:tcBorders>
-              <w:top w:val="single" w:sz="4" w:space="0" w:color="000000"/>
-              <w:left w:val="single" w:sz="12" w:space="0" w:color="000000"/>
-              <w:bottom w:val="single" w:sz="12" w:space="0" w:color="000000"/>
-              <w:right w:val="single" w:sz="4" w:space="0" w:color="000000"/>
-            </w:tcBorders>
-          </w:tcPr>
-          <w:p>
-            <w:r/>
-          </w:p>
-        </w:tc>
-        <w:tc>
-          <w:tcPr>
-            <w:tcW w:w="1071" w:type="dxa"/>
+            <w:tcW w:w="1019" w:type="dxa"/>
+            <w:tcBorders>
+              <w:top w:val="single" w:sz="4" w:space="0" w:color="000000"/>
+              <w:left w:val="single" w:sz="12" w:space="0" w:color="000000"/>
+              <w:bottom w:val="single" w:sz="12" w:space="0" w:color="000000"/>
+              <w:right w:val="single" w:sz="4" w:space="0" w:color="000000"/>
+            </w:tcBorders>
+          </w:tcPr>
+          <w:p/>
+        </w:tc>
+        <w:tc>
+          <w:tcPr>
+            <w:tcW w:w="1249" w:type="dxa"/>
             <w:tcBorders>
               <w:top w:val="single" w:sz="4" w:space="0" w:color="000000"/>
               <w:left w:val="single" w:sz="4" w:space="0" w:color="000000"/>
@@ -12837,21 +12523,19 @@
         </w:tc>
         <w:tc>
           <w:tcPr>
-            <w:tcW w:w="1066" w:type="dxa"/>
-            <w:tcBorders>
-              <w:top w:val="single" w:sz="4" w:space="0" w:color="000000"/>
-              <w:left w:val="single" w:sz="12" w:space="0" w:color="000000"/>
-              <w:bottom w:val="single" w:sz="12" w:space="0" w:color="000000"/>
-              <w:right w:val="single" w:sz="4" w:space="0" w:color="000000"/>
-            </w:tcBorders>
-          </w:tcPr>
-          <w:p>
-            <w:r/>
-          </w:p>
-        </w:tc>
-        <w:tc>
-          <w:tcPr>
-            <w:tcW w:w="1071" w:type="dxa"/>
+            <w:tcW w:w="888" w:type="dxa"/>
+            <w:tcBorders>
+              <w:top w:val="single" w:sz="4" w:space="0" w:color="000000"/>
+              <w:left w:val="single" w:sz="12" w:space="0" w:color="000000"/>
+              <w:bottom w:val="single" w:sz="12" w:space="0" w:color="000000"/>
+              <w:right w:val="single" w:sz="4" w:space="0" w:color="000000"/>
+            </w:tcBorders>
+          </w:tcPr>
+          <w:p/>
+        </w:tc>
+        <w:tc>
+          <w:tcPr>
+            <w:tcW w:w="1238" w:type="dxa"/>
             <w:tcBorders>
               <w:top w:val="single" w:sz="4" w:space="0" w:color="000000"/>
               <w:left w:val="single" w:sz="4" w:space="0" w:color="000000"/>
@@ -12903,7 +12587,7 @@
         </w:tc>
         <w:tc>
           <w:tcPr>
-            <w:tcW w:w="2210" w:type="dxa"/>
+            <w:tcW w:w="2268" w:type="dxa"/>
             <w:gridSpan w:val="2"/>
             <w:tcBorders>
               <w:top w:val="single" w:sz="12" w:space="0" w:color="000000"/>
@@ -12919,7 +12603,7 @@
         </w:tc>
         <w:tc>
           <w:tcPr>
-            <w:tcW w:w="2137" w:type="dxa"/>
+            <w:tcW w:w="2126" w:type="dxa"/>
             <w:gridSpan w:val="2"/>
             <w:tcBorders>
               <w:top w:val="single" w:sz="12" w:space="0" w:color="000000"/>
@@ -12936,7 +12620,7 @@
         </w:tc>
         <w:tc>
           <w:tcPr>
-            <w:tcW w:w="2137" w:type="dxa"/>
+            <w:tcW w:w="2268" w:type="dxa"/>
             <w:gridSpan w:val="2"/>
             <w:tcBorders>
               <w:top w:val="single" w:sz="12" w:space="0" w:color="000000"/>
@@ -12953,7 +12637,7 @@
         </w:tc>
         <w:tc>
           <w:tcPr>
-            <w:tcW w:w="2137" w:type="dxa"/>
+            <w:tcW w:w="2126" w:type="dxa"/>
             <w:gridSpan w:val="2"/>
             <w:tcBorders>
               <w:top w:val="single" w:sz="12" w:space="0" w:color="000000"/>
@@ -13016,13 +12700,11 @@
               <w:right w:val="single" w:sz="4" w:space="0" w:color="000000"/>
             </w:tcBorders>
           </w:tcPr>
-          <w:p>
-            <w:r/>
-          </w:p>
-        </w:tc>
-        <w:tc>
-          <w:tcPr>
-            <w:tcW w:w="1071" w:type="dxa"/>
+          <w:p/>
+        </w:tc>
+        <w:tc>
+          <w:tcPr>
+            <w:tcW w:w="1129" w:type="dxa"/>
             <w:tcBorders>
               <w:top w:val="single" w:sz="4" w:space="0" w:color="000000"/>
               <w:left w:val="single" w:sz="4" w:space="0" w:color="000000"/>
@@ -13037,20 +12719,18 @@
         </w:tc>
         <w:tc>
           <w:tcPr>
-            <w:tcW w:w="1066" w:type="dxa"/>
-            <w:tcBorders>
-              <w:top w:val="single" w:sz="4" w:space="0" w:color="000000"/>
-              <w:left w:val="single" w:sz="12" w:space="0" w:color="000000"/>
-              <w:right w:val="single" w:sz="4" w:space="0" w:color="000000"/>
-            </w:tcBorders>
-          </w:tcPr>
-          <w:p>
-            <w:r/>
-          </w:p>
-        </w:tc>
-        <w:tc>
-          <w:tcPr>
-            <w:tcW w:w="1071" w:type="dxa"/>
+            <w:tcW w:w="1008" w:type="dxa"/>
+            <w:tcBorders>
+              <w:top w:val="single" w:sz="4" w:space="0" w:color="000000"/>
+              <w:left w:val="single" w:sz="12" w:space="0" w:color="000000"/>
+              <w:right w:val="single" w:sz="4" w:space="0" w:color="000000"/>
+            </w:tcBorders>
+          </w:tcPr>
+          <w:p/>
+        </w:tc>
+        <w:tc>
+          <w:tcPr>
+            <w:tcW w:w="1118" w:type="dxa"/>
             <w:tcBorders>
               <w:top w:val="single" w:sz="4" w:space="0" w:color="000000"/>
               <w:left w:val="single" w:sz="4" w:space="0" w:color="000000"/>
@@ -13065,20 +12745,18 @@
         </w:tc>
         <w:tc>
           <w:tcPr>
-            <w:tcW w:w="1066" w:type="dxa"/>
-            <w:tcBorders>
-              <w:top w:val="single" w:sz="4" w:space="0" w:color="000000"/>
-              <w:left w:val="single" w:sz="12" w:space="0" w:color="000000"/>
-              <w:right w:val="single" w:sz="4" w:space="0" w:color="000000"/>
-            </w:tcBorders>
-          </w:tcPr>
-          <w:p>
-            <w:r/>
-          </w:p>
-        </w:tc>
-        <w:tc>
-          <w:tcPr>
-            <w:tcW w:w="1071" w:type="dxa"/>
+            <w:tcW w:w="1019" w:type="dxa"/>
+            <w:tcBorders>
+              <w:top w:val="single" w:sz="4" w:space="0" w:color="000000"/>
+              <w:left w:val="single" w:sz="12" w:space="0" w:color="000000"/>
+              <w:right w:val="single" w:sz="4" w:space="0" w:color="000000"/>
+            </w:tcBorders>
+          </w:tcPr>
+          <w:p/>
+        </w:tc>
+        <w:tc>
+          <w:tcPr>
+            <w:tcW w:w="1249" w:type="dxa"/>
             <w:tcBorders>
               <w:top w:val="single" w:sz="4" w:space="0" w:color="000000"/>
               <w:left w:val="single" w:sz="4" w:space="0" w:color="000000"/>
@@ -13093,20 +12771,18 @@
         </w:tc>
         <w:tc>
           <w:tcPr>
-            <w:tcW w:w="1066" w:type="dxa"/>
-            <w:tcBorders>
-              <w:top w:val="single" w:sz="4" w:space="0" w:color="000000"/>
-              <w:left w:val="single" w:sz="12" w:space="0" w:color="000000"/>
-              <w:right w:val="single" w:sz="4" w:space="0" w:color="000000"/>
-            </w:tcBorders>
-          </w:tcPr>
-          <w:p>
-            <w:r/>
-          </w:p>
-        </w:tc>
-        <w:tc>
-          <w:tcPr>
-            <w:tcW w:w="1071" w:type="dxa"/>
+            <w:tcW w:w="888" w:type="dxa"/>
+            <w:tcBorders>
+              <w:top w:val="single" w:sz="4" w:space="0" w:color="000000"/>
+              <w:left w:val="single" w:sz="12" w:space="0" w:color="000000"/>
+              <w:right w:val="single" w:sz="4" w:space="0" w:color="000000"/>
+            </w:tcBorders>
+          </w:tcPr>
+          <w:p/>
+        </w:tc>
+        <w:tc>
+          <w:tcPr>
+            <w:tcW w:w="1238" w:type="dxa"/>
             <w:tcBorders>
               <w:top w:val="single" w:sz="4" w:space="0" w:color="000000"/>
               <w:left w:val="single" w:sz="4" w:space="0" w:color="000000"/>
